--- a/download/XXXXX Develop ICT Solution Assessment 1.docx
+++ b/download/XXXXX Develop ICT Solution Assessment 1.docx
@@ -3975,7 +3975,6 @@
                                     <w:alias w:val="Company"/>
                                     <w:tag w:val=""/>
                                     <w:id w:val="1558814826"/>
-                                    <w:showingPlcHdr/>
                                     <w:dataBinding w:prefixMappings="xmlns:ns0='http://schemas.openxmlformats.org/officeDocument/2006/extended-properties' " w:xpath="/ns0:Properties[1]/ns0:Company[1]" w:storeItemID="{6668398D-A668-4E3E-A5EB-62B293D839F1}"/>
                                     <w:text/>
                                   </w:sdtPr>
@@ -3986,7 +3985,7 @@
                                         <w:caps/>
                                         <w:color w:val="595959" w:themeColor="text1" w:themeTint="A6"/>
                                       </w:rPr>
-                                      <w:t>[company name]</w:t>
+                                      <w:t>John 12345</w:t>
                                     </w:r>
                                   </w:sdtContent>
                                 </w:sdt>
@@ -4061,7 +4060,6 @@
                               <w:alias w:val="Company"/>
                               <w:tag w:val=""/>
                               <w:id w:val="1558814826"/>
-                              <w:showingPlcHdr/>
                               <w:dataBinding w:prefixMappings="xmlns:ns0='http://schemas.openxmlformats.org/officeDocument/2006/extended-properties' " w:xpath="/ns0:Properties[1]/ns0:Company[1]" w:storeItemID="{6668398D-A668-4E3E-A5EB-62B293D839F1}"/>
                               <w:text/>
                             </w:sdtPr>
@@ -4072,7 +4070,7 @@
                                   <w:caps/>
                                   <w:color w:val="595959" w:themeColor="text1" w:themeTint="A6"/>
                                 </w:rPr>
-                                <w:t>[company name]</w:t>
+                                <w:t>John 12345</w:t>
                               </w:r>
                             </w:sdtContent>
                           </w:sdt>
@@ -6978,6 +6976,25 @@
         <w:t xml:space="preserve"> </w:t>
       </w:r>
     </w:p>
+    <w:p/>
+    <w:p>
+      <w:r>
+        <w:t>You could use Google Slides to create your presentation.</w:t>
+      </w:r>
+    </w:p>
+    <w:p>
+      <w:r>
+        <w:t xml:space="preserve">Refer: </w:t>
+      </w:r>
+      <w:hyperlink r:id="rId17" w:history="1">
+        <w:r>
+          <w:rPr>
+            <w:rStyle w:val="Hyperlink"/>
+          </w:rPr>
+          <w:t>https://www.youtube.com/watch?v=o7wvajrAxUQ</w:t>
+        </w:r>
+      </w:hyperlink>
+    </w:p>
     <w:p>
       <w:pPr>
         <w:spacing w:after="121" w:line="259" w:lineRule="auto"/>
@@ -7005,7 +7022,7 @@
                     <pic:cNvPicPr/>
                   </pic:nvPicPr>
                   <pic:blipFill>
-                    <a:blip r:embed="rId17"/>
+                    <a:blip r:embed="rId18"/>
                     <a:stretch>
                       <a:fillRect/>
                     </a:stretch>
@@ -7051,7 +7068,7 @@
                     <pic:cNvPicPr/>
                   </pic:nvPicPr>
                   <pic:blipFill>
-                    <a:blip r:embed="rId18"/>
+                    <a:blip r:embed="rId19"/>
                     <a:stretch>
                       <a:fillRect/>
                     </a:stretch>
@@ -7154,12 +7171,12 @@
           <w:noProof/>
         </w:rPr>
         <w:sectPr>
-          <w:headerReference w:type="even" r:id="rId19"/>
-          <w:headerReference w:type="default" r:id="rId20"/>
-          <w:footerReference w:type="even" r:id="rId21"/>
-          <w:footerReference w:type="default" r:id="rId22"/>
-          <w:headerReference w:type="first" r:id="rId23"/>
-          <w:footerReference w:type="first" r:id="rId24"/>
+          <w:headerReference w:type="even" r:id="rId20"/>
+          <w:headerReference w:type="default" r:id="rId21"/>
+          <w:footerReference w:type="even" r:id="rId22"/>
+          <w:footerReference w:type="default" r:id="rId23"/>
+          <w:headerReference w:type="first" r:id="rId24"/>
+          <w:footerReference w:type="first" r:id="rId25"/>
           <w:pgSz w:w="11906" w:h="16838"/>
           <w:pgMar w:top="2421" w:right="1421" w:bottom="1271" w:left="1440" w:header="569" w:footer="442" w:gutter="0"/>
           <w:pgNumType w:start="0"/>
@@ -7532,7 +7549,7 @@
       <w:r>
         <w:t xml:space="preserve">Please visit my site: </w:t>
       </w:r>
-      <w:hyperlink r:id="rId25" w:history="1">
+      <w:hyperlink r:id="rId26" w:history="1">
         <w:r>
           <w:rPr>
             <w:rStyle w:val="Hyperlink"/>
@@ -7562,7 +7579,7 @@
                     <pic:cNvPicPr/>
                   </pic:nvPicPr>
                   <pic:blipFill>
-                    <a:blip r:embed="rId26"/>
+                    <a:blip r:embed="rId27"/>
                     <a:stretch>
                       <a:fillRect/>
                     </a:stretch>
@@ -15848,6 +15865,18 @@
       <w:shd w:val="clear" w:color="auto" w:fill="E1DFDD"/>
     </w:rPr>
   </w:style>
+  <w:style w:type="character" w:styleId="FollowedHyperlink">
+    <w:name w:val="FollowedHyperlink"/>
+    <w:basedOn w:val="DefaultParagraphFont"/>
+    <w:uiPriority w:val="99"/>
+    <w:semiHidden/>
+    <w:unhideWhenUsed/>
+    <w:rsid w:val="004E554E"/>
+    <w:rPr>
+      <w:color w:val="954F72" w:themeColor="followedHyperlink"/>
+      <w:u w:val="single"/>
+    </w:rPr>
+  </w:style>
 </w:styles>
 </file>
 

--- a/download/XXXXX Develop ICT Solution Assessment 1.docx
+++ b/download/XXXXX Develop ICT Solution Assessment 1.docx
@@ -1,6 +1,6 @@
 
 <file path=word/document.xml><?xml version="1.0" encoding="utf-8"?>
-<w:document xmlns:wpc="http://schemas.microsoft.com/office/word/2010/wordprocessingCanvas" xmlns:cx="http://schemas.microsoft.com/office/drawing/2014/chartex" xmlns:cx1="http://schemas.microsoft.com/office/drawing/2015/9/8/chartex" xmlns:cx2="http://schemas.microsoft.com/office/drawing/2015/10/21/chartex" xmlns:cx3="http://schemas.microsoft.com/office/drawing/2016/5/9/chartex" xmlns:cx4="http://schemas.microsoft.com/office/drawing/2016/5/10/chartex" xmlns:cx5="http://schemas.microsoft.com/office/drawing/2016/5/11/chartex" xmlns:cx6="http://schemas.microsoft.com/office/drawing/2016/5/12/chartex" xmlns:cx7="http://schemas.microsoft.com/office/drawing/2016/5/13/chartex" xmlns:cx8="http://schemas.microsoft.com/office/drawing/2016/5/14/chartex" xmlns:mc="http://schemas.openxmlformats.org/markup-compatibility/2006" xmlns:aink="http://schemas.microsoft.com/office/drawing/2016/ink" xmlns:am3d="http://schemas.microsoft.com/office/drawing/2017/model3d" xmlns:o="urn:schemas-microsoft-com:office:office" xmlns:oel="http://schemas.microsoft.com/office/2019/extlst" xmlns:r="http://schemas.openxmlformats.org/officeDocument/2006/relationships" xmlns:m="http://schemas.openxmlformats.org/officeDocument/2006/math" xmlns:v="urn:schemas-microsoft-com:vml" xmlns:wp14="http://schemas.microsoft.com/office/word/2010/wordprocessingDrawing" xmlns:wp="http://schemas.openxmlformats.org/drawingml/2006/wordprocessingDrawing" xmlns:w10="urn:schemas-microsoft-com:office:word" xmlns:w="http://schemas.openxmlformats.org/wordprocessingml/2006/main" xmlns:w14="http://schemas.microsoft.com/office/word/2010/wordml" xmlns:w15="http://schemas.microsoft.com/office/word/2012/wordml" xmlns:w16cex="http://schemas.microsoft.com/office/word/2018/wordml/cex" xmlns:w16cid="http://schemas.microsoft.com/office/word/2016/wordml/cid" xmlns:w16="http://schemas.microsoft.com/office/word/2018/wordml" xmlns:w16sdtdh="http://schemas.microsoft.com/office/word/2020/wordml/sdtdatahash" xmlns:w16se="http://schemas.microsoft.com/office/word/2015/wordml/symex" xmlns:wpg="http://schemas.microsoft.com/office/word/2010/wordprocessingGroup" xmlns:wpi="http://schemas.microsoft.com/office/word/2010/wordprocessingInk" xmlns:wne="http://schemas.microsoft.com/office/word/2006/wordml" xmlns:wps="http://schemas.microsoft.com/office/word/2010/wordprocessingShape" mc:Ignorable="w14 w15 w16se w16cid w16 w16cex w16sdtdh wp14">
+<w:document xmlns:wpc="http://schemas.microsoft.com/office/word/2010/wordprocessingCanvas" xmlns:cx="http://schemas.microsoft.com/office/drawing/2014/chartex" xmlns:cx1="http://schemas.microsoft.com/office/drawing/2015/9/8/chartex" xmlns:cx2="http://schemas.microsoft.com/office/drawing/2015/10/21/chartex" xmlns:cx3="http://schemas.microsoft.com/office/drawing/2016/5/9/chartex" xmlns:cx4="http://schemas.microsoft.com/office/drawing/2016/5/10/chartex" xmlns:cx5="http://schemas.microsoft.com/office/drawing/2016/5/11/chartex" xmlns:cx6="http://schemas.microsoft.com/office/drawing/2016/5/12/chartex" xmlns:cx7="http://schemas.microsoft.com/office/drawing/2016/5/13/chartex" xmlns:cx8="http://schemas.microsoft.com/office/drawing/2016/5/14/chartex" xmlns:mc="http://schemas.openxmlformats.org/markup-compatibility/2006" xmlns:aink="http://schemas.microsoft.com/office/drawing/2016/ink" xmlns:am3d="http://schemas.microsoft.com/office/drawing/2017/model3d" xmlns:o="urn:schemas-microsoft-com:office:office" xmlns:oel="http://schemas.microsoft.com/office/2019/extlst" xmlns:r="http://schemas.openxmlformats.org/officeDocument/2006/relationships" xmlns:m="http://schemas.openxmlformats.org/officeDocument/2006/math" xmlns:v="urn:schemas-microsoft-com:vml" xmlns:wp14="http://schemas.microsoft.com/office/word/2010/wordprocessingDrawing" xmlns:wp="http://schemas.openxmlformats.org/drawingml/2006/wordprocessingDrawing" xmlns:w10="urn:schemas-microsoft-com:office:word" xmlns:w="http://schemas.openxmlformats.org/wordprocessingml/2006/main" xmlns:w14="http://schemas.microsoft.com/office/word/2010/wordml" xmlns:w15="http://schemas.microsoft.com/office/word/2012/wordml" xmlns:w16cex="http://schemas.microsoft.com/office/word/2018/wordml/cex" xmlns:w16cid="http://schemas.microsoft.com/office/word/2016/wordml/cid" xmlns:w16="http://schemas.microsoft.com/office/word/2018/wordml" xmlns:w16du="http://schemas.microsoft.com/office/word/2023/wordml/word16du" xmlns:w16sdtdh="http://schemas.microsoft.com/office/word/2020/wordml/sdtdatahash" xmlns:w16se="http://schemas.microsoft.com/office/word/2015/wordml/symex" xmlns:wpg="http://schemas.microsoft.com/office/word/2010/wordprocessingGroup" xmlns:wpi="http://schemas.microsoft.com/office/word/2010/wordprocessingInk" xmlns:wne="http://schemas.microsoft.com/office/word/2006/wordml" xmlns:wps="http://schemas.microsoft.com/office/word/2010/wordprocessingShape" mc:Ignorable="w14 w15 w16se w16cid w16 w16cex w16sdtdh w16du wp14">
   <w:body>
     <w:sdt>
       <w:sdtPr>
@@ -10,7 +10,6 @@
           <w:docPartUnique/>
         </w:docPartObj>
       </w:sdtPr>
-      <w:sdtEndPr/>
       <w:sdtContent>
         <w:p>
           <w:pPr>
@@ -141,7 +140,6 @@
                                       <w:calendar w:val="gregorian"/>
                                     </w:date>
                                   </w:sdtPr>
-                                  <w:sdtEndPr/>
                                   <w:sdtContent>
                                     <w:p>
                                       <w:pPr>
@@ -3455,7 +3453,6 @@
                                 <w:calendar w:val="gregorian"/>
                               </w:date>
                             </w:sdtPr>
-                            <w:sdtEndPr/>
                             <w:sdtContent>
                               <w:p>
                                 <w:pPr>
@@ -3681,7 +3678,6 @@
                                     <w:dataBinding w:prefixMappings="xmlns:ns0='http://purl.org/dc/elements/1.1/' xmlns:ns1='http://schemas.openxmlformats.org/package/2006/metadata/core-properties' " w:xpath="/ns1:coreProperties[1]/ns0:title[1]" w:storeItemID="{6C3C8BC8-F283-45AE-878A-BAB7291924A1}"/>
                                     <w:text/>
                                   </w:sdtPr>
-                                  <w:sdtEndPr/>
                                   <w:sdtContent>
                                     <w:r>
                                       <w:rPr>
@@ -3726,7 +3722,6 @@
                                     <w:dataBinding w:prefixMappings="xmlns:ns0='http://purl.org/dc/elements/1.1/' xmlns:ns1='http://schemas.openxmlformats.org/package/2006/metadata/core-properties' " w:xpath="/ns1:coreProperties[1]/ns0:subject[1]" w:storeItemID="{6C3C8BC8-F283-45AE-878A-BAB7291924A1}"/>
                                     <w:text/>
                                   </w:sdtPr>
-                                  <w:sdtEndPr/>
                                   <w:sdtContent>
                                     <w:r>
                                       <w:rPr>
@@ -3791,7 +3786,6 @@
                               <w:dataBinding w:prefixMappings="xmlns:ns0='http://purl.org/dc/elements/1.1/' xmlns:ns1='http://schemas.openxmlformats.org/package/2006/metadata/core-properties' " w:xpath="/ns1:coreProperties[1]/ns0:title[1]" w:storeItemID="{6C3C8BC8-F283-45AE-878A-BAB7291924A1}"/>
                               <w:text/>
                             </w:sdtPr>
-                            <w:sdtEndPr/>
                             <w:sdtContent>
                               <w:r>
                                 <w:rPr>
@@ -3836,7 +3830,6 @@
                               <w:dataBinding w:prefixMappings="xmlns:ns0='http://purl.org/dc/elements/1.1/' xmlns:ns1='http://schemas.openxmlformats.org/package/2006/metadata/core-properties' " w:xpath="/ns1:coreProperties[1]/ns0:subject[1]" w:storeItemID="{6C3C8BC8-F283-45AE-878A-BAB7291924A1}"/>
                               <w:text/>
                             </w:sdtPr>
-                            <w:sdtEndPr/>
                             <w:sdtContent>
                               <w:r>
                                 <w:rPr>
@@ -3946,7 +3939,6 @@
                                     <w:dataBinding w:prefixMappings="xmlns:ns0='http://purl.org/dc/elements/1.1/' xmlns:ns1='http://schemas.openxmlformats.org/package/2006/metadata/core-properties' " w:xpath="/ns1:coreProperties[1]/ns0:creator[1]" w:storeItemID="{6C3C8BC8-F283-45AE-878A-BAB7291924A1}"/>
                                     <w:text/>
                                   </w:sdtPr>
-                                  <w:sdtEndPr/>
                                   <w:sdtContent>
                                     <w:r>
                                       <w:rPr>
@@ -3978,7 +3970,6 @@
                                     <w:dataBinding w:prefixMappings="xmlns:ns0='http://schemas.openxmlformats.org/officeDocument/2006/extended-properties' " w:xpath="/ns0:Properties[1]/ns0:Company[1]" w:storeItemID="{6668398D-A668-4E3E-A5EB-62B293D839F1}"/>
                                     <w:text/>
                                   </w:sdtPr>
-                                  <w:sdtEndPr/>
                                   <w:sdtContent>
                                     <w:r>
                                       <w:rPr>
@@ -4031,7 +4022,6 @@
                               <w:dataBinding w:prefixMappings="xmlns:ns0='http://purl.org/dc/elements/1.1/' xmlns:ns1='http://schemas.openxmlformats.org/package/2006/metadata/core-properties' " w:xpath="/ns1:coreProperties[1]/ns0:creator[1]" w:storeItemID="{6C3C8BC8-F283-45AE-878A-BAB7291924A1}"/>
                               <w:text/>
                             </w:sdtPr>
-                            <w:sdtEndPr/>
                             <w:sdtContent>
                               <w:r>
                                 <w:rPr>
@@ -4063,7 +4053,6 @@
                               <w:dataBinding w:prefixMappings="xmlns:ns0='http://schemas.openxmlformats.org/officeDocument/2006/extended-properties' " w:xpath="/ns0:Properties[1]/ns0:Company[1]" w:storeItemID="{6668398D-A668-4E3E-A5EB-62B293D839F1}"/>
                               <w:text/>
                             </w:sdtPr>
-                            <w:sdtEndPr/>
                             <w:sdtContent>
                               <w:r>
                                 <w:rPr>
@@ -4824,14 +4813,59 @@
     <w:p>
       <w:pPr>
         <w:spacing w:after="102" w:line="259" w:lineRule="auto"/>
-      </w:pPr>
-      <w:r>
         <w:rPr>
           <w:highlight w:val="yellow"/>
         </w:rPr>
-        <w:t xml:space="preserve">All my assessments and working, could be found: </w:t>
-      </w:r>
+      </w:pPr>
+    </w:p>
+    <w:p>
+      <w:pPr>
+        <w:spacing w:after="102" w:line="259" w:lineRule="auto"/>
+      </w:pPr>
+      <w:r>
+        <w:rPr>
+          <w:highlight w:val="yellow"/>
+        </w:rPr>
+        <w:t>All my assessments and working, could be found:</w:t>
+      </w:r>
+      <w:r>
+        <w:rPr>
+          <w:highlight w:val="yellow"/>
+        </w:rPr>
+        <w:t xml:space="preserve"> </w:t>
+      </w:r>
+    </w:p>
+    <w:p>
+      <w:pPr>
+        <w:spacing w:after="102" w:line="259" w:lineRule="auto"/>
+      </w:pPr>
       <w:hyperlink r:id="rId8" w:history="1">
+        <w:r>
+          <w:rPr>
+            <w:rStyle w:val="Hyperlink"/>
+            <w:highlight w:val="yellow"/>
+          </w:rPr>
+          <w:t>https://johnye.site/</w:t>
+        </w:r>
+      </w:hyperlink>
+      <w:r>
+        <w:rPr>
+          <w:highlight w:val="yellow"/>
+        </w:rPr>
+        <w:t xml:space="preserve"> </w:t>
+      </w:r>
+      <w:r>
+        <w:t xml:space="preserve"> OR:</w:t>
+      </w:r>
+    </w:p>
+    <w:p>
+      <w:pPr>
+        <w:spacing w:after="102" w:line="259" w:lineRule="auto"/>
+        <w:rPr>
+          <w:rStyle w:val="Hyperlink"/>
+        </w:rPr>
+      </w:pPr>
+      <w:hyperlink r:id="rId9" w:history="1">
         <w:r>
           <w:rPr>
             <w:rStyle w:val="Hyperlink"/>
@@ -4843,6 +4877,70 @@
     </w:p>
     <w:p>
       <w:pPr>
+        <w:spacing w:after="110"/>
+        <w:ind w:left="-5" w:right="44"/>
+      </w:pPr>
+      <w:r>
+        <w:t xml:space="preserve">Project Source: </w:t>
+      </w:r>
+      <w:hyperlink r:id="rId10" w:history="1">
+        <w:r>
+          <w:rPr>
+            <w:rStyle w:val="Hyperlink"/>
+            <w:highlight w:val="yellow"/>
+          </w:rPr>
+          <w:t>https://github.com/wellsjohn220/ictsolution</w:t>
+        </w:r>
+      </w:hyperlink>
+    </w:p>
+    <w:p>
+      <w:pPr>
+        <w:spacing w:after="110"/>
+        <w:ind w:left="-5" w:right="44"/>
+      </w:pPr>
+      <w:r>
+        <w:rPr>
+          <w:noProof/>
+        </w:rPr>
+        <w:drawing>
+          <wp:inline distT="0" distB="0" distL="0" distR="0" wp14:anchorId="30316B4F" wp14:editId="11A390BE">
+            <wp:extent cx="5743575" cy="2955290"/>
+            <wp:effectExtent l="0" t="0" r="9525" b="0"/>
+            <wp:docPr id="745434077" name="Picture 1" descr="A screenshot of a computer&#10;&#10;Description automatically generated"/>
+            <wp:cNvGraphicFramePr>
+              <a:graphicFrameLocks xmlns:a="http://schemas.openxmlformats.org/drawingml/2006/main" noChangeAspect="1"/>
+            </wp:cNvGraphicFramePr>
+            <a:graphic xmlns:a="http://schemas.openxmlformats.org/drawingml/2006/main">
+              <a:graphicData uri="http://schemas.openxmlformats.org/drawingml/2006/picture">
+                <pic:pic xmlns:pic="http://schemas.openxmlformats.org/drawingml/2006/picture">
+                  <pic:nvPicPr>
+                    <pic:cNvPr id="745434077" name="Picture 1" descr="A screenshot of a computer&#10;&#10;Description automatically generated"/>
+                    <pic:cNvPicPr/>
+                  </pic:nvPicPr>
+                  <pic:blipFill>
+                    <a:blip r:embed="rId11"/>
+                    <a:stretch>
+                      <a:fillRect/>
+                    </a:stretch>
+                  </pic:blipFill>
+                  <pic:spPr>
+                    <a:xfrm>
+                      <a:off x="0" y="0"/>
+                      <a:ext cx="5743575" cy="2955290"/>
+                    </a:xfrm>
+                    <a:prstGeom prst="rect">
+                      <a:avLst/>
+                    </a:prstGeom>
+                  </pic:spPr>
+                </pic:pic>
+              </a:graphicData>
+            </a:graphic>
+          </wp:inline>
+        </w:drawing>
+      </w:r>
+    </w:p>
+    <w:p>
+      <w:pPr>
         <w:spacing w:after="102" w:line="259" w:lineRule="auto"/>
       </w:pPr>
       <w:r>
@@ -4854,6 +4952,7 @@
         <w:spacing w:after="100" w:line="259" w:lineRule="auto"/>
       </w:pPr>
       <w:r>
+        <w:lastRenderedPageBreak/>
         <w:t xml:space="preserve"> </w:t>
       </w:r>
       <w:r>
@@ -5249,7 +5348,6 @@
         <w:spacing w:after="167" w:line="259" w:lineRule="auto"/>
       </w:pPr>
       <w:r>
-        <w:lastRenderedPageBreak/>
         <w:t xml:space="preserve"> </w:t>
       </w:r>
     </w:p>
@@ -5316,6 +5414,7 @@
         <w:rPr>
           <w:noProof/>
         </w:rPr>
+        <w:lastRenderedPageBreak/>
         <w:drawing>
           <wp:inline distT="0" distB="0" distL="0" distR="0" wp14:anchorId="0E6C734F" wp14:editId="719060FB">
             <wp:extent cx="3784092" cy="2667000"/>
@@ -5330,7 +5429,7 @@
                     <pic:cNvPicPr/>
                   </pic:nvPicPr>
                   <pic:blipFill>
-                    <a:blip r:embed="rId9"/>
+                    <a:blip r:embed="rId12"/>
                     <a:stretch>
                       <a:fillRect/>
                     </a:stretch>
@@ -5405,7 +5504,6 @@
         <w:ind w:left="-5" w:right="44"/>
       </w:pPr>
       <w:r>
-        <w:lastRenderedPageBreak/>
         <w:t>You are work as an IT project manager assigned by Potter to handle this problem in the company. The company decide to use the system to detect a Spear</w:t>
       </w:r>
       <w:r>
@@ -5456,6 +5554,7 @@
         <w:rPr>
           <w:noProof/>
         </w:rPr>
+        <w:lastRenderedPageBreak/>
         <w:drawing>
           <wp:inline distT="0" distB="0" distL="0" distR="0" wp14:anchorId="4AE581BB" wp14:editId="61AEC935">
             <wp:extent cx="5714999" cy="2374392"/>
@@ -5470,7 +5569,7 @@
                     <pic:cNvPicPr/>
                   </pic:nvPicPr>
                   <pic:blipFill>
-                    <a:blip r:embed="rId10"/>
+                    <a:blip r:embed="rId13"/>
                     <a:stretch>
                       <a:fillRect/>
                     </a:stretch>
@@ -6029,6 +6128,7 @@
           <w:bCs/>
           <w:highlight w:val="yellow"/>
         </w:rPr>
+        <w:lastRenderedPageBreak/>
         <w:t>More ICT security issue attached in the end of this assessments</w:t>
       </w:r>
       <w:r>
@@ -6070,7 +6170,7 @@
           <w:noProof/>
         </w:rPr>
         <w:drawing>
-          <wp:inline distT="0" distB="0" distL="0" distR="0" wp14:anchorId="1B634177" wp14:editId="128AF7D8">
+          <wp:inline distT="0" distB="0" distL="0" distR="0" wp14:anchorId="1B634177" wp14:editId="0264E820">
             <wp:extent cx="5343650" cy="3784348"/>
             <wp:effectExtent l="0" t="0" r="0" b="6985"/>
             <wp:docPr id="1" name="Picture 1" descr="What is phishing? How to recognize and avoid phishing scams | NortonLifeLock"/>
@@ -6087,7 +6187,7 @@
                     </pic:cNvPicPr>
                   </pic:nvPicPr>
                   <pic:blipFill>
-                    <a:blip r:embed="rId11" cstate="print">
+                    <a:blip r:embed="rId14" cstate="print">
                       <a:extLst>
                         <a:ext uri="{28A0092B-C50C-407E-A947-70E740481C1C}">
                           <a14:useLocalDpi xmlns:a14="http://schemas.microsoft.com/office/drawing/2010/main" val="0"/>
@@ -6151,7 +6251,6 @@
         <w:ind w:right="44" w:hanging="360"/>
       </w:pPr>
       <w:r>
-        <w:lastRenderedPageBreak/>
         <w:t xml:space="preserve">commercial potential </w:t>
       </w:r>
     </w:p>
@@ -6192,7 +6291,7 @@
       <w:r>
         <w:t xml:space="preserve">Refer: </w:t>
       </w:r>
-      <w:hyperlink r:id="rId12" w:history="1">
+      <w:hyperlink r:id="rId15" w:history="1">
         <w:r>
           <w:rPr>
             <w:rStyle w:val="Hyperlink"/>
@@ -6299,6 +6398,7 @@
           <w:sz w:val="28"/>
           <w:szCs w:val="28"/>
         </w:rPr>
+        <w:lastRenderedPageBreak/>
         <w:t>Protect yourself from phishing attempts</w:t>
       </w:r>
       <w:bookmarkEnd w:id="3"/>
@@ -6556,7 +6656,7 @@
         </w:rPr>
         <w:t>Use safe behaviour online. Learn how to </w:t>
       </w:r>
-      <w:hyperlink r:id="rId13" w:history="1">
+      <w:hyperlink r:id="rId16" w:history="1">
         <w:r>
           <w:rPr>
             <w:rStyle w:val="Hyperlink"/>
@@ -6577,7 +6677,7 @@
         </w:rPr>
         <w:t> and </w:t>
       </w:r>
-      <w:hyperlink r:id="rId14" w:history="1">
+      <w:hyperlink r:id="rId17" w:history="1">
         <w:r>
           <w:rPr>
             <w:rStyle w:val="Hyperlink"/>
@@ -6628,7 +6728,7 @@
         </w:rPr>
         <w:t>Stay informed on the latest threats – sign up for the </w:t>
       </w:r>
-      <w:hyperlink r:id="rId15" w:history="1">
+      <w:hyperlink r:id="rId18" w:history="1">
         <w:r>
           <w:rPr>
             <w:rStyle w:val="Hyperlink"/>
@@ -6773,7 +6873,7 @@
       <w:pPr>
         <w:ind w:left="10" w:firstLine="350"/>
       </w:pPr>
-      <w:hyperlink r:id="rId16" w:history="1">
+      <w:hyperlink r:id="rId19" w:history="1">
         <w:r>
           <w:rPr>
             <w:rStyle w:val="Hyperlink"/>
@@ -6833,7 +6933,6 @@
         <w:ind w:right="44" w:hanging="360"/>
       </w:pPr>
       <w:r>
-        <w:lastRenderedPageBreak/>
         <w:t xml:space="preserve">Selected the solution and communicate to stakeholder (Your trainer) </w:t>
       </w:r>
     </w:p>
@@ -6951,6 +7050,7 @@
         <w:ind w:right="44" w:hanging="360"/>
       </w:pPr>
       <w:r>
+        <w:lastRenderedPageBreak/>
         <w:t xml:space="preserve">Record </w:t>
       </w:r>
       <w:r>
@@ -6979,14 +7079,50 @@
     <w:p/>
     <w:p>
       <w:r>
-        <w:t>You could use Google Slides to create your presentation.</w:t>
+        <w:t>You could use Google Slides</w:t>
+      </w:r>
+      <w:r>
+        <w:fldChar w:fldCharType="begin"/>
+      </w:r>
+      <w:r>
+        <w:instrText xml:space="preserve"> XE "</w:instrText>
+      </w:r>
+      <w:r>
+        <w:instrText>Google Slides</w:instrText>
+      </w:r>
+      <w:r>
+        <w:instrText xml:space="preserve">" </w:instrText>
+      </w:r>
+      <w:r>
+        <w:fldChar w:fldCharType="end"/>
+      </w:r>
+      <w:r>
+        <w:t xml:space="preserve"> to create your presentation.</w:t>
       </w:r>
     </w:p>
     <w:p>
       <w:r>
+        <w:t xml:space="preserve">Please refer presentation sample: </w:t>
+      </w:r>
+      <w:hyperlink r:id="rId20" w:history="1">
+        <w:r>
+          <w:rPr>
+            <w:rStyle w:val="Hyperlink"/>
+          </w:rPr>
+          <w:t>https://docs.google.com/presentation/d/1Pz9BiulAIDsNJQA9wFN_RBPV8yYdZVnJfwURqSkNGbQ/edit?usp=sharing</w:t>
+        </w:r>
+      </w:hyperlink>
+    </w:p>
+    <w:p>
+      <w:pPr>
+        <w:rPr>
+          <w:rStyle w:val="Hyperlink"/>
+        </w:rPr>
+      </w:pPr>
+      <w:r>
         <w:t xml:space="preserve">Refer: </w:t>
       </w:r>
-      <w:hyperlink r:id="rId17" w:history="1">
+      <w:hyperlink r:id="rId21" w:history="1">
         <w:r>
           <w:rPr>
             <w:rStyle w:val="Hyperlink"/>
@@ -6994,6 +7130,11 @@
           <w:t>https://www.youtube.com/watch?v=o7wvajrAxUQ</w:t>
         </w:r>
       </w:hyperlink>
+    </w:p>
+    <w:p>
+      <w:r>
+        <w:t>Or another topic:</w:t>
+      </w:r>
     </w:p>
     <w:p>
       <w:pPr>
@@ -7022,7 +7163,7 @@
                     <pic:cNvPicPr/>
                   </pic:nvPicPr>
                   <pic:blipFill>
-                    <a:blip r:embed="rId18"/>
+                    <a:blip r:embed="rId22"/>
                     <a:stretch>
                       <a:fillRect/>
                     </a:stretch>
@@ -7068,7 +7209,7 @@
                     <pic:cNvPicPr/>
                   </pic:nvPicPr>
                   <pic:blipFill>
-                    <a:blip r:embed="rId19"/>
+                    <a:blip r:embed="rId23"/>
                     <a:stretch>
                       <a:fillRect/>
                     </a:stretch>
@@ -7171,12 +7312,12 @@
           <w:noProof/>
         </w:rPr>
         <w:sectPr>
-          <w:headerReference w:type="even" r:id="rId20"/>
-          <w:headerReference w:type="default" r:id="rId21"/>
-          <w:footerReference w:type="even" r:id="rId22"/>
-          <w:footerReference w:type="default" r:id="rId23"/>
-          <w:headerReference w:type="first" r:id="rId24"/>
-          <w:footerReference w:type="first" r:id="rId25"/>
+          <w:headerReference w:type="even" r:id="rId24"/>
+          <w:headerReference w:type="default" r:id="rId25"/>
+          <w:footerReference w:type="even" r:id="rId26"/>
+          <w:footerReference w:type="default" r:id="rId27"/>
+          <w:headerReference w:type="first" r:id="rId28"/>
+          <w:footerReference w:type="first" r:id="rId29"/>
           <w:pgSz w:w="11906" w:h="16838"/>
           <w:pgMar w:top="2421" w:right="1421" w:bottom="1271" w:left="1440" w:header="569" w:footer="442" w:gutter="0"/>
           <w:pgNumType w:start="0"/>
@@ -7335,6 +7476,51 @@
         </w:rPr>
         <w:tab/>
         <w:t>3</w:t>
+      </w:r>
+    </w:p>
+    <w:p>
+      <w:pPr>
+        <w:pStyle w:val="IndexHeading"/>
+        <w:keepNext/>
+        <w:tabs>
+          <w:tab w:val="right" w:leader="dot" w:pos="4152"/>
+        </w:tabs>
+        <w:rPr>
+          <w:rFonts w:asciiTheme="minorHAnsi" w:hAnsiTheme="minorHAnsi" w:cstheme="minorBidi"/>
+          <w:b w:val="0"/>
+          <w:bCs w:val="0"/>
+          <w:noProof/>
+        </w:rPr>
+      </w:pPr>
+      <w:r>
+        <w:rPr>
+          <w:noProof/>
+        </w:rPr>
+        <w:t>G</w:t>
+      </w:r>
+    </w:p>
+    <w:p>
+      <w:pPr>
+        <w:pStyle w:val="Index1"/>
+        <w:tabs>
+          <w:tab w:val="right" w:leader="dot" w:pos="4152"/>
+        </w:tabs>
+        <w:rPr>
+          <w:noProof/>
+        </w:rPr>
+      </w:pPr>
+      <w:r>
+        <w:rPr>
+          <w:noProof/>
+        </w:rPr>
+        <w:t>Google Slides</w:t>
+      </w:r>
+      <w:r>
+        <w:rPr>
+          <w:noProof/>
+        </w:rPr>
+        <w:tab/>
+        <w:t>6</w:t>
       </w:r>
     </w:p>
     <w:p>
@@ -7549,7 +7735,7 @@
       <w:r>
         <w:t xml:space="preserve">Please visit my site: </w:t>
       </w:r>
-      <w:hyperlink r:id="rId26" w:history="1">
+      <w:hyperlink r:id="rId30" w:history="1">
         <w:r>
           <w:rPr>
             <w:rStyle w:val="Hyperlink"/>
@@ -7563,6 +7749,7 @@
         <w:rPr>
           <w:noProof/>
         </w:rPr>
+        <w:lastRenderedPageBreak/>
         <w:drawing>
           <wp:inline distT="0" distB="0" distL="0" distR="0" wp14:anchorId="3032A61B" wp14:editId="50604A6B">
             <wp:extent cx="5743575" cy="3068320"/>
@@ -7579,7 +7766,7 @@
                     <pic:cNvPicPr/>
                   </pic:nvPicPr>
                   <pic:blipFill>
-                    <a:blip r:embed="rId27"/>
+                    <a:blip r:embed="rId31"/>
                     <a:stretch>
                       <a:fillRect/>
                     </a:stretch>
@@ -7638,7 +7825,7 @@
 </file>
 
 <file path=word/endnotes.xml><?xml version="1.0" encoding="utf-8"?>
-<w:endnotes xmlns:wpc="http://schemas.microsoft.com/office/word/2010/wordprocessingCanvas" xmlns:cx="http://schemas.microsoft.com/office/drawing/2014/chartex" xmlns:cx1="http://schemas.microsoft.com/office/drawing/2015/9/8/chartex" xmlns:cx2="http://schemas.microsoft.com/office/drawing/2015/10/21/chartex" xmlns:cx3="http://schemas.microsoft.com/office/drawing/2016/5/9/chartex" xmlns:cx4="http://schemas.microsoft.com/office/drawing/2016/5/10/chartex" xmlns:cx5="http://schemas.microsoft.com/office/drawing/2016/5/11/chartex" xmlns:cx6="http://schemas.microsoft.com/office/drawing/2016/5/12/chartex" xmlns:cx7="http://schemas.microsoft.com/office/drawing/2016/5/13/chartex" xmlns:cx8="http://schemas.microsoft.com/office/drawing/2016/5/14/chartex" xmlns:mc="http://schemas.openxmlformats.org/markup-compatibility/2006" xmlns:aink="http://schemas.microsoft.com/office/drawing/2016/ink" xmlns:am3d="http://schemas.microsoft.com/office/drawing/2017/model3d" xmlns:o="urn:schemas-microsoft-com:office:office" xmlns:oel="http://schemas.microsoft.com/office/2019/extlst" xmlns:r="http://schemas.openxmlformats.org/officeDocument/2006/relationships" xmlns:m="http://schemas.openxmlformats.org/officeDocument/2006/math" xmlns:v="urn:schemas-microsoft-com:vml" xmlns:wp14="http://schemas.microsoft.com/office/word/2010/wordprocessingDrawing" xmlns:wp="http://schemas.openxmlformats.org/drawingml/2006/wordprocessingDrawing" xmlns:w10="urn:schemas-microsoft-com:office:word" xmlns:w="http://schemas.openxmlformats.org/wordprocessingml/2006/main" xmlns:w14="http://schemas.microsoft.com/office/word/2010/wordml" xmlns:w15="http://schemas.microsoft.com/office/word/2012/wordml" xmlns:w16cex="http://schemas.microsoft.com/office/word/2018/wordml/cex" xmlns:w16cid="http://schemas.microsoft.com/office/word/2016/wordml/cid" xmlns:w16="http://schemas.microsoft.com/office/word/2018/wordml" xmlns:w16sdtdh="http://schemas.microsoft.com/office/word/2020/wordml/sdtdatahash" xmlns:w16se="http://schemas.microsoft.com/office/word/2015/wordml/symex" xmlns:wpg="http://schemas.microsoft.com/office/word/2010/wordprocessingGroup" xmlns:wpi="http://schemas.microsoft.com/office/word/2010/wordprocessingInk" xmlns:wne="http://schemas.microsoft.com/office/word/2006/wordml" xmlns:wps="http://schemas.microsoft.com/office/word/2010/wordprocessingShape" mc:Ignorable="w14 w15 w16se w16cid w16 w16cex w16sdtdh wp14">
+<w:endnotes xmlns:wpc="http://schemas.microsoft.com/office/word/2010/wordprocessingCanvas" xmlns:cx="http://schemas.microsoft.com/office/drawing/2014/chartex" xmlns:cx1="http://schemas.microsoft.com/office/drawing/2015/9/8/chartex" xmlns:cx2="http://schemas.microsoft.com/office/drawing/2015/10/21/chartex" xmlns:cx3="http://schemas.microsoft.com/office/drawing/2016/5/9/chartex" xmlns:cx4="http://schemas.microsoft.com/office/drawing/2016/5/10/chartex" xmlns:cx5="http://schemas.microsoft.com/office/drawing/2016/5/11/chartex" xmlns:cx6="http://schemas.microsoft.com/office/drawing/2016/5/12/chartex" xmlns:cx7="http://schemas.microsoft.com/office/drawing/2016/5/13/chartex" xmlns:cx8="http://schemas.microsoft.com/office/drawing/2016/5/14/chartex" xmlns:mc="http://schemas.openxmlformats.org/markup-compatibility/2006" xmlns:aink="http://schemas.microsoft.com/office/drawing/2016/ink" xmlns:am3d="http://schemas.microsoft.com/office/drawing/2017/model3d" xmlns:o="urn:schemas-microsoft-com:office:office" xmlns:oel="http://schemas.microsoft.com/office/2019/extlst" xmlns:r="http://schemas.openxmlformats.org/officeDocument/2006/relationships" xmlns:m="http://schemas.openxmlformats.org/officeDocument/2006/math" xmlns:v="urn:schemas-microsoft-com:vml" xmlns:wp14="http://schemas.microsoft.com/office/word/2010/wordprocessingDrawing" xmlns:wp="http://schemas.openxmlformats.org/drawingml/2006/wordprocessingDrawing" xmlns:w10="urn:schemas-microsoft-com:office:word" xmlns:w="http://schemas.openxmlformats.org/wordprocessingml/2006/main" xmlns:w14="http://schemas.microsoft.com/office/word/2010/wordml" xmlns:w15="http://schemas.microsoft.com/office/word/2012/wordml" xmlns:w16cex="http://schemas.microsoft.com/office/word/2018/wordml/cex" xmlns:w16cid="http://schemas.microsoft.com/office/word/2016/wordml/cid" xmlns:w16="http://schemas.microsoft.com/office/word/2018/wordml" xmlns:w16du="http://schemas.microsoft.com/office/word/2023/wordml/word16du" xmlns:w16sdtdh="http://schemas.microsoft.com/office/word/2020/wordml/sdtdatahash" xmlns:w16se="http://schemas.microsoft.com/office/word/2015/wordml/symex" xmlns:wpg="http://schemas.microsoft.com/office/word/2010/wordprocessingGroup" xmlns:wpi="http://schemas.microsoft.com/office/word/2010/wordprocessingInk" xmlns:wne="http://schemas.microsoft.com/office/word/2006/wordml" xmlns:wps="http://schemas.microsoft.com/office/word/2010/wordprocessingShape" mc:Ignorable="w14 w15 w16se w16cid w16 w16cex w16sdtdh w16du wp14">
   <w:endnote w:type="separator" w:id="-1">
     <w:p>
       <w:pPr>
@@ -7663,7 +7850,7 @@
 </file>
 
 <file path=word/footer1.xml><?xml version="1.0" encoding="utf-8"?>
-<w:ftr xmlns:wpc="http://schemas.microsoft.com/office/word/2010/wordprocessingCanvas" xmlns:cx="http://schemas.microsoft.com/office/drawing/2014/chartex" xmlns:cx1="http://schemas.microsoft.com/office/drawing/2015/9/8/chartex" xmlns:cx2="http://schemas.microsoft.com/office/drawing/2015/10/21/chartex" xmlns:cx3="http://schemas.microsoft.com/office/drawing/2016/5/9/chartex" xmlns:cx4="http://schemas.microsoft.com/office/drawing/2016/5/10/chartex" xmlns:cx5="http://schemas.microsoft.com/office/drawing/2016/5/11/chartex" xmlns:cx6="http://schemas.microsoft.com/office/drawing/2016/5/12/chartex" xmlns:cx7="http://schemas.microsoft.com/office/drawing/2016/5/13/chartex" xmlns:cx8="http://schemas.microsoft.com/office/drawing/2016/5/14/chartex" xmlns:mc="http://schemas.openxmlformats.org/markup-compatibility/2006" xmlns:aink="http://schemas.microsoft.com/office/drawing/2016/ink" xmlns:am3d="http://schemas.microsoft.com/office/drawing/2017/model3d" xmlns:o="urn:schemas-microsoft-com:office:office" xmlns:oel="http://schemas.microsoft.com/office/2019/extlst" xmlns:r="http://schemas.openxmlformats.org/officeDocument/2006/relationships" xmlns:m="http://schemas.openxmlformats.org/officeDocument/2006/math" xmlns:v="urn:schemas-microsoft-com:vml" xmlns:wp14="http://schemas.microsoft.com/office/word/2010/wordprocessingDrawing" xmlns:wp="http://schemas.openxmlformats.org/drawingml/2006/wordprocessingDrawing" xmlns:w10="urn:schemas-microsoft-com:office:word" xmlns:w="http://schemas.openxmlformats.org/wordprocessingml/2006/main" xmlns:w14="http://schemas.microsoft.com/office/word/2010/wordml" xmlns:w15="http://schemas.microsoft.com/office/word/2012/wordml" xmlns:w16cex="http://schemas.microsoft.com/office/word/2018/wordml/cex" xmlns:w16cid="http://schemas.microsoft.com/office/word/2016/wordml/cid" xmlns:w16="http://schemas.microsoft.com/office/word/2018/wordml" xmlns:w16sdtdh="http://schemas.microsoft.com/office/word/2020/wordml/sdtdatahash" xmlns:w16se="http://schemas.microsoft.com/office/word/2015/wordml/symex" xmlns:wpg="http://schemas.microsoft.com/office/word/2010/wordprocessingGroup" xmlns:wpi="http://schemas.microsoft.com/office/word/2010/wordprocessingInk" xmlns:wne="http://schemas.microsoft.com/office/word/2006/wordml" xmlns:wps="http://schemas.microsoft.com/office/word/2010/wordprocessingShape" mc:Ignorable="w14 w15 w16se w16cid w16 w16cex w16sdtdh wp14">
+<w:ftr xmlns:wpc="http://schemas.microsoft.com/office/word/2010/wordprocessingCanvas" xmlns:cx="http://schemas.microsoft.com/office/drawing/2014/chartex" xmlns:cx1="http://schemas.microsoft.com/office/drawing/2015/9/8/chartex" xmlns:cx2="http://schemas.microsoft.com/office/drawing/2015/10/21/chartex" xmlns:cx3="http://schemas.microsoft.com/office/drawing/2016/5/9/chartex" xmlns:cx4="http://schemas.microsoft.com/office/drawing/2016/5/10/chartex" xmlns:cx5="http://schemas.microsoft.com/office/drawing/2016/5/11/chartex" xmlns:cx6="http://schemas.microsoft.com/office/drawing/2016/5/12/chartex" xmlns:cx7="http://schemas.microsoft.com/office/drawing/2016/5/13/chartex" xmlns:cx8="http://schemas.microsoft.com/office/drawing/2016/5/14/chartex" xmlns:mc="http://schemas.openxmlformats.org/markup-compatibility/2006" xmlns:aink="http://schemas.microsoft.com/office/drawing/2016/ink" xmlns:am3d="http://schemas.microsoft.com/office/drawing/2017/model3d" xmlns:o="urn:schemas-microsoft-com:office:office" xmlns:oel="http://schemas.microsoft.com/office/2019/extlst" xmlns:r="http://schemas.openxmlformats.org/officeDocument/2006/relationships" xmlns:m="http://schemas.openxmlformats.org/officeDocument/2006/math" xmlns:v="urn:schemas-microsoft-com:vml" xmlns:wp14="http://schemas.microsoft.com/office/word/2010/wordprocessingDrawing" xmlns:wp="http://schemas.openxmlformats.org/drawingml/2006/wordprocessingDrawing" xmlns:w10="urn:schemas-microsoft-com:office:word" xmlns:w="http://schemas.openxmlformats.org/wordprocessingml/2006/main" xmlns:w14="http://schemas.microsoft.com/office/word/2010/wordml" xmlns:w15="http://schemas.microsoft.com/office/word/2012/wordml" xmlns:w16cex="http://schemas.microsoft.com/office/word/2018/wordml/cex" xmlns:w16cid="http://schemas.microsoft.com/office/word/2016/wordml/cid" xmlns:w16="http://schemas.microsoft.com/office/word/2018/wordml" xmlns:w16du="http://schemas.microsoft.com/office/word/2023/wordml/word16du" xmlns:w16sdtdh="http://schemas.microsoft.com/office/word/2020/wordml/sdtdatahash" xmlns:w16se="http://schemas.microsoft.com/office/word/2015/wordml/symex" xmlns:wpg="http://schemas.microsoft.com/office/word/2010/wordprocessingGroup" xmlns:wpi="http://schemas.microsoft.com/office/word/2010/wordprocessingInk" xmlns:wne="http://schemas.microsoft.com/office/word/2006/wordml" xmlns:wps="http://schemas.microsoft.com/office/word/2010/wordprocessingShape" mc:Ignorable="w14 w15 w16se w16cid w16 w16cex w16sdtdh w16du wp14">
   <w:p>
     <w:pPr>
       <w:tabs>
@@ -7902,33 +8089,17 @@
       </w:rPr>
       <w:t xml:space="preserve"> of </w:t>
     </w:r>
-    <w:r>
-      <w:fldChar w:fldCharType="begin"/>
-    </w:r>
-    <w:r>
-      <w:instrText xml:space="preserve"> NUMPAGES   \* MERGEFORMAT </w:instrText>
-    </w:r>
-    <w:r>
-      <w:fldChar w:fldCharType="separate"/>
-    </w:r>
-    <w:r>
-      <w:rPr>
-        <w:rFonts w:ascii="Calibri" w:eastAsia="Calibri" w:hAnsi="Calibri" w:cs="Calibri"/>
-        <w:b/>
-        <w:color w:val="808080"/>
-        <w:sz w:val="16"/>
-      </w:rPr>
-      <w:t>4</w:t>
-    </w:r>
-    <w:r>
-      <w:rPr>
-        <w:rFonts w:ascii="Calibri" w:eastAsia="Calibri" w:hAnsi="Calibri" w:cs="Calibri"/>
-        <w:b/>
-        <w:color w:val="808080"/>
-        <w:sz w:val="16"/>
-      </w:rPr>
-      <w:fldChar w:fldCharType="end"/>
-    </w:r>
+    <w:fldSimple w:instr=" NUMPAGES   \* MERGEFORMAT ">
+      <w:r>
+        <w:rPr>
+          <w:rFonts w:ascii="Calibri" w:eastAsia="Calibri" w:hAnsi="Calibri" w:cs="Calibri"/>
+          <w:b/>
+          <w:color w:val="808080"/>
+          <w:sz w:val="16"/>
+        </w:rPr>
+        <w:t>4</w:t>
+      </w:r>
+    </w:fldSimple>
     <w:r>
       <w:rPr>
         <w:color w:val="808080"/>
@@ -7941,7 +8112,7 @@
 </file>
 
 <file path=word/footer2.xml><?xml version="1.0" encoding="utf-8"?>
-<w:ftr xmlns:wpc="http://schemas.microsoft.com/office/word/2010/wordprocessingCanvas" xmlns:cx="http://schemas.microsoft.com/office/drawing/2014/chartex" xmlns:cx1="http://schemas.microsoft.com/office/drawing/2015/9/8/chartex" xmlns:cx2="http://schemas.microsoft.com/office/drawing/2015/10/21/chartex" xmlns:cx3="http://schemas.microsoft.com/office/drawing/2016/5/9/chartex" xmlns:cx4="http://schemas.microsoft.com/office/drawing/2016/5/10/chartex" xmlns:cx5="http://schemas.microsoft.com/office/drawing/2016/5/11/chartex" xmlns:cx6="http://schemas.microsoft.com/office/drawing/2016/5/12/chartex" xmlns:cx7="http://schemas.microsoft.com/office/drawing/2016/5/13/chartex" xmlns:cx8="http://schemas.microsoft.com/office/drawing/2016/5/14/chartex" xmlns:mc="http://schemas.openxmlformats.org/markup-compatibility/2006" xmlns:aink="http://schemas.microsoft.com/office/drawing/2016/ink" xmlns:am3d="http://schemas.microsoft.com/office/drawing/2017/model3d" xmlns:o="urn:schemas-microsoft-com:office:office" xmlns:oel="http://schemas.microsoft.com/office/2019/extlst" xmlns:r="http://schemas.openxmlformats.org/officeDocument/2006/relationships" xmlns:m="http://schemas.openxmlformats.org/officeDocument/2006/math" xmlns:v="urn:schemas-microsoft-com:vml" xmlns:wp14="http://schemas.microsoft.com/office/word/2010/wordprocessingDrawing" xmlns:wp="http://schemas.openxmlformats.org/drawingml/2006/wordprocessingDrawing" xmlns:w10="urn:schemas-microsoft-com:office:word" xmlns:w="http://schemas.openxmlformats.org/wordprocessingml/2006/main" xmlns:w14="http://schemas.microsoft.com/office/word/2010/wordml" xmlns:w15="http://schemas.microsoft.com/office/word/2012/wordml" xmlns:w16cex="http://schemas.microsoft.com/office/word/2018/wordml/cex" xmlns:w16cid="http://schemas.microsoft.com/office/word/2016/wordml/cid" xmlns:w16="http://schemas.microsoft.com/office/word/2018/wordml" xmlns:w16sdtdh="http://schemas.microsoft.com/office/word/2020/wordml/sdtdatahash" xmlns:w16se="http://schemas.microsoft.com/office/word/2015/wordml/symex" xmlns:wpg="http://schemas.microsoft.com/office/word/2010/wordprocessingGroup" xmlns:wpi="http://schemas.microsoft.com/office/word/2010/wordprocessingInk" xmlns:wne="http://schemas.microsoft.com/office/word/2006/wordml" xmlns:wps="http://schemas.microsoft.com/office/word/2010/wordprocessingShape" mc:Ignorable="w14 w15 w16se w16cid w16 w16cex w16sdtdh wp14">
+<w:ftr xmlns:wpc="http://schemas.microsoft.com/office/word/2010/wordprocessingCanvas" xmlns:cx="http://schemas.microsoft.com/office/drawing/2014/chartex" xmlns:cx1="http://schemas.microsoft.com/office/drawing/2015/9/8/chartex" xmlns:cx2="http://schemas.microsoft.com/office/drawing/2015/10/21/chartex" xmlns:cx3="http://schemas.microsoft.com/office/drawing/2016/5/9/chartex" xmlns:cx4="http://schemas.microsoft.com/office/drawing/2016/5/10/chartex" xmlns:cx5="http://schemas.microsoft.com/office/drawing/2016/5/11/chartex" xmlns:cx6="http://schemas.microsoft.com/office/drawing/2016/5/12/chartex" xmlns:cx7="http://schemas.microsoft.com/office/drawing/2016/5/13/chartex" xmlns:cx8="http://schemas.microsoft.com/office/drawing/2016/5/14/chartex" xmlns:mc="http://schemas.openxmlformats.org/markup-compatibility/2006" xmlns:aink="http://schemas.microsoft.com/office/drawing/2016/ink" xmlns:am3d="http://schemas.microsoft.com/office/drawing/2017/model3d" xmlns:o="urn:schemas-microsoft-com:office:office" xmlns:oel="http://schemas.microsoft.com/office/2019/extlst" xmlns:r="http://schemas.openxmlformats.org/officeDocument/2006/relationships" xmlns:m="http://schemas.openxmlformats.org/officeDocument/2006/math" xmlns:v="urn:schemas-microsoft-com:vml" xmlns:wp14="http://schemas.microsoft.com/office/word/2010/wordprocessingDrawing" xmlns:wp="http://schemas.openxmlformats.org/drawingml/2006/wordprocessingDrawing" xmlns:w10="urn:schemas-microsoft-com:office:word" xmlns:w="http://schemas.openxmlformats.org/wordprocessingml/2006/main" xmlns:w14="http://schemas.microsoft.com/office/word/2010/wordml" xmlns:w15="http://schemas.microsoft.com/office/word/2012/wordml" xmlns:w16cex="http://schemas.microsoft.com/office/word/2018/wordml/cex" xmlns:w16cid="http://schemas.microsoft.com/office/word/2016/wordml/cid" xmlns:w16="http://schemas.microsoft.com/office/word/2018/wordml" xmlns:w16du="http://schemas.microsoft.com/office/word/2023/wordml/word16du" xmlns:w16sdtdh="http://schemas.microsoft.com/office/word/2020/wordml/sdtdatahash" xmlns:w16se="http://schemas.microsoft.com/office/word/2015/wordml/symex" xmlns:wpg="http://schemas.microsoft.com/office/word/2010/wordprocessingGroup" xmlns:wpi="http://schemas.microsoft.com/office/word/2010/wordprocessingInk" xmlns:wne="http://schemas.microsoft.com/office/word/2006/wordml" xmlns:wps="http://schemas.microsoft.com/office/word/2010/wordprocessingShape" mc:Ignorable="w14 w15 w16se w16cid w16 w16cex w16sdtdh w16du wp14">
   <w:p>
     <w:pPr>
       <w:tabs>
@@ -8165,33 +8336,17 @@
       </w:rPr>
       <w:t xml:space="preserve"> of </w:t>
     </w:r>
-    <w:r>
-      <w:fldChar w:fldCharType="begin"/>
-    </w:r>
-    <w:r>
-      <w:instrText xml:space="preserve"> NUMPAGES   \* MERGEFORMAT </w:instrText>
-    </w:r>
-    <w:r>
-      <w:fldChar w:fldCharType="separate"/>
-    </w:r>
-    <w:r>
-      <w:rPr>
-        <w:rFonts w:ascii="Calibri" w:eastAsia="Calibri" w:hAnsi="Calibri" w:cs="Calibri"/>
-        <w:b/>
-        <w:color w:val="808080"/>
-        <w:sz w:val="16"/>
-      </w:rPr>
-      <w:t>4</w:t>
-    </w:r>
-    <w:r>
-      <w:rPr>
-        <w:rFonts w:ascii="Calibri" w:eastAsia="Calibri" w:hAnsi="Calibri" w:cs="Calibri"/>
-        <w:b/>
-        <w:color w:val="808080"/>
-        <w:sz w:val="16"/>
-      </w:rPr>
-      <w:fldChar w:fldCharType="end"/>
-    </w:r>
+    <w:fldSimple w:instr=" NUMPAGES   \* MERGEFORMAT ">
+      <w:r>
+        <w:rPr>
+          <w:rFonts w:ascii="Calibri" w:eastAsia="Calibri" w:hAnsi="Calibri" w:cs="Calibri"/>
+          <w:b/>
+          <w:color w:val="808080"/>
+          <w:sz w:val="16"/>
+        </w:rPr>
+        <w:t>4</w:t>
+      </w:r>
+    </w:fldSimple>
     <w:r>
       <w:rPr>
         <w:color w:val="808080"/>
@@ -8204,7 +8359,7 @@
 </file>
 
 <file path=word/footer3.xml><?xml version="1.0" encoding="utf-8"?>
-<w:ftr xmlns:wpc="http://schemas.microsoft.com/office/word/2010/wordprocessingCanvas" xmlns:cx="http://schemas.microsoft.com/office/drawing/2014/chartex" xmlns:cx1="http://schemas.microsoft.com/office/drawing/2015/9/8/chartex" xmlns:cx2="http://schemas.microsoft.com/office/drawing/2015/10/21/chartex" xmlns:cx3="http://schemas.microsoft.com/office/drawing/2016/5/9/chartex" xmlns:cx4="http://schemas.microsoft.com/office/drawing/2016/5/10/chartex" xmlns:cx5="http://schemas.microsoft.com/office/drawing/2016/5/11/chartex" xmlns:cx6="http://schemas.microsoft.com/office/drawing/2016/5/12/chartex" xmlns:cx7="http://schemas.microsoft.com/office/drawing/2016/5/13/chartex" xmlns:cx8="http://schemas.microsoft.com/office/drawing/2016/5/14/chartex" xmlns:mc="http://schemas.openxmlformats.org/markup-compatibility/2006" xmlns:aink="http://schemas.microsoft.com/office/drawing/2016/ink" xmlns:am3d="http://schemas.microsoft.com/office/drawing/2017/model3d" xmlns:o="urn:schemas-microsoft-com:office:office" xmlns:oel="http://schemas.microsoft.com/office/2019/extlst" xmlns:r="http://schemas.openxmlformats.org/officeDocument/2006/relationships" xmlns:m="http://schemas.openxmlformats.org/officeDocument/2006/math" xmlns:v="urn:schemas-microsoft-com:vml" xmlns:wp14="http://schemas.microsoft.com/office/word/2010/wordprocessingDrawing" xmlns:wp="http://schemas.openxmlformats.org/drawingml/2006/wordprocessingDrawing" xmlns:w10="urn:schemas-microsoft-com:office:word" xmlns:w="http://schemas.openxmlformats.org/wordprocessingml/2006/main" xmlns:w14="http://schemas.microsoft.com/office/word/2010/wordml" xmlns:w15="http://schemas.microsoft.com/office/word/2012/wordml" xmlns:w16cex="http://schemas.microsoft.com/office/word/2018/wordml/cex" xmlns:w16cid="http://schemas.microsoft.com/office/word/2016/wordml/cid" xmlns:w16="http://schemas.microsoft.com/office/word/2018/wordml" xmlns:w16sdtdh="http://schemas.microsoft.com/office/word/2020/wordml/sdtdatahash" xmlns:w16se="http://schemas.microsoft.com/office/word/2015/wordml/symex" xmlns:wpg="http://schemas.microsoft.com/office/word/2010/wordprocessingGroup" xmlns:wpi="http://schemas.microsoft.com/office/word/2010/wordprocessingInk" xmlns:wne="http://schemas.microsoft.com/office/word/2006/wordml" xmlns:wps="http://schemas.microsoft.com/office/word/2010/wordprocessingShape" mc:Ignorable="w14 w15 w16se w16cid w16 w16cex w16sdtdh wp14">
+<w:ftr xmlns:wpc="http://schemas.microsoft.com/office/word/2010/wordprocessingCanvas" xmlns:cx="http://schemas.microsoft.com/office/drawing/2014/chartex" xmlns:cx1="http://schemas.microsoft.com/office/drawing/2015/9/8/chartex" xmlns:cx2="http://schemas.microsoft.com/office/drawing/2015/10/21/chartex" xmlns:cx3="http://schemas.microsoft.com/office/drawing/2016/5/9/chartex" xmlns:cx4="http://schemas.microsoft.com/office/drawing/2016/5/10/chartex" xmlns:cx5="http://schemas.microsoft.com/office/drawing/2016/5/11/chartex" xmlns:cx6="http://schemas.microsoft.com/office/drawing/2016/5/12/chartex" xmlns:cx7="http://schemas.microsoft.com/office/drawing/2016/5/13/chartex" xmlns:cx8="http://schemas.microsoft.com/office/drawing/2016/5/14/chartex" xmlns:mc="http://schemas.openxmlformats.org/markup-compatibility/2006" xmlns:aink="http://schemas.microsoft.com/office/drawing/2016/ink" xmlns:am3d="http://schemas.microsoft.com/office/drawing/2017/model3d" xmlns:o="urn:schemas-microsoft-com:office:office" xmlns:oel="http://schemas.microsoft.com/office/2019/extlst" xmlns:r="http://schemas.openxmlformats.org/officeDocument/2006/relationships" xmlns:m="http://schemas.openxmlformats.org/officeDocument/2006/math" xmlns:v="urn:schemas-microsoft-com:vml" xmlns:wp14="http://schemas.microsoft.com/office/word/2010/wordprocessingDrawing" xmlns:wp="http://schemas.openxmlformats.org/drawingml/2006/wordprocessingDrawing" xmlns:w10="urn:schemas-microsoft-com:office:word" xmlns:w="http://schemas.openxmlformats.org/wordprocessingml/2006/main" xmlns:w14="http://schemas.microsoft.com/office/word/2010/wordml" xmlns:w15="http://schemas.microsoft.com/office/word/2012/wordml" xmlns:w16cex="http://schemas.microsoft.com/office/word/2018/wordml/cex" xmlns:w16cid="http://schemas.microsoft.com/office/word/2016/wordml/cid" xmlns:w16="http://schemas.microsoft.com/office/word/2018/wordml" xmlns:w16du="http://schemas.microsoft.com/office/word/2023/wordml/word16du" xmlns:w16sdtdh="http://schemas.microsoft.com/office/word/2020/wordml/sdtdatahash" xmlns:w16se="http://schemas.microsoft.com/office/word/2015/wordml/symex" xmlns:wpg="http://schemas.microsoft.com/office/word/2010/wordprocessingGroup" xmlns:wpi="http://schemas.microsoft.com/office/word/2010/wordprocessingInk" xmlns:wne="http://schemas.microsoft.com/office/word/2006/wordml" xmlns:wps="http://schemas.microsoft.com/office/word/2010/wordprocessingShape" mc:Ignorable="w14 w15 w16se w16cid w16 w16cex w16sdtdh w16du wp14">
   <w:p>
     <w:pPr>
       <w:tabs>
@@ -8428,33 +8583,17 @@
       </w:rPr>
       <w:t xml:space="preserve"> of </w:t>
     </w:r>
-    <w:r>
-      <w:fldChar w:fldCharType="begin"/>
-    </w:r>
-    <w:r>
-      <w:instrText xml:space="preserve"> NUMPAGES   \* MERGEFORMAT </w:instrText>
-    </w:r>
-    <w:r>
-      <w:fldChar w:fldCharType="separate"/>
-    </w:r>
-    <w:r>
-      <w:rPr>
-        <w:rFonts w:ascii="Calibri" w:eastAsia="Calibri" w:hAnsi="Calibri" w:cs="Calibri"/>
-        <w:b/>
-        <w:color w:val="808080"/>
-        <w:sz w:val="16"/>
-      </w:rPr>
-      <w:t>4</w:t>
-    </w:r>
-    <w:r>
-      <w:rPr>
-        <w:rFonts w:ascii="Calibri" w:eastAsia="Calibri" w:hAnsi="Calibri" w:cs="Calibri"/>
-        <w:b/>
-        <w:color w:val="808080"/>
-        <w:sz w:val="16"/>
-      </w:rPr>
-      <w:fldChar w:fldCharType="end"/>
-    </w:r>
+    <w:fldSimple w:instr=" NUMPAGES   \* MERGEFORMAT ">
+      <w:r>
+        <w:rPr>
+          <w:rFonts w:ascii="Calibri" w:eastAsia="Calibri" w:hAnsi="Calibri" w:cs="Calibri"/>
+          <w:b/>
+          <w:color w:val="808080"/>
+          <w:sz w:val="16"/>
+        </w:rPr>
+        <w:t>4</w:t>
+      </w:r>
+    </w:fldSimple>
     <w:r>
       <w:rPr>
         <w:color w:val="808080"/>
@@ -8467,7 +8606,7 @@
 </file>
 
 <file path=word/footnotes.xml><?xml version="1.0" encoding="utf-8"?>
-<w:footnotes xmlns:wpc="http://schemas.microsoft.com/office/word/2010/wordprocessingCanvas" xmlns:cx="http://schemas.microsoft.com/office/drawing/2014/chartex" xmlns:cx1="http://schemas.microsoft.com/office/drawing/2015/9/8/chartex" xmlns:cx2="http://schemas.microsoft.com/office/drawing/2015/10/21/chartex" xmlns:cx3="http://schemas.microsoft.com/office/drawing/2016/5/9/chartex" xmlns:cx4="http://schemas.microsoft.com/office/drawing/2016/5/10/chartex" xmlns:cx5="http://schemas.microsoft.com/office/drawing/2016/5/11/chartex" xmlns:cx6="http://schemas.microsoft.com/office/drawing/2016/5/12/chartex" xmlns:cx7="http://schemas.microsoft.com/office/drawing/2016/5/13/chartex" xmlns:cx8="http://schemas.microsoft.com/office/drawing/2016/5/14/chartex" xmlns:mc="http://schemas.openxmlformats.org/markup-compatibility/2006" xmlns:aink="http://schemas.microsoft.com/office/drawing/2016/ink" xmlns:am3d="http://schemas.microsoft.com/office/drawing/2017/model3d" xmlns:o="urn:schemas-microsoft-com:office:office" xmlns:oel="http://schemas.microsoft.com/office/2019/extlst" xmlns:r="http://schemas.openxmlformats.org/officeDocument/2006/relationships" xmlns:m="http://schemas.openxmlformats.org/officeDocument/2006/math" xmlns:v="urn:schemas-microsoft-com:vml" xmlns:wp14="http://schemas.microsoft.com/office/word/2010/wordprocessingDrawing" xmlns:wp="http://schemas.openxmlformats.org/drawingml/2006/wordprocessingDrawing" xmlns:w10="urn:schemas-microsoft-com:office:word" xmlns:w="http://schemas.openxmlformats.org/wordprocessingml/2006/main" xmlns:w14="http://schemas.microsoft.com/office/word/2010/wordml" xmlns:w15="http://schemas.microsoft.com/office/word/2012/wordml" xmlns:w16cex="http://schemas.microsoft.com/office/word/2018/wordml/cex" xmlns:w16cid="http://schemas.microsoft.com/office/word/2016/wordml/cid" xmlns:w16="http://schemas.microsoft.com/office/word/2018/wordml" xmlns:w16sdtdh="http://schemas.microsoft.com/office/word/2020/wordml/sdtdatahash" xmlns:w16se="http://schemas.microsoft.com/office/word/2015/wordml/symex" xmlns:wpg="http://schemas.microsoft.com/office/word/2010/wordprocessingGroup" xmlns:wpi="http://schemas.microsoft.com/office/word/2010/wordprocessingInk" xmlns:wne="http://schemas.microsoft.com/office/word/2006/wordml" xmlns:wps="http://schemas.microsoft.com/office/word/2010/wordprocessingShape" mc:Ignorable="w14 w15 w16se w16cid w16 w16cex w16sdtdh wp14">
+<w:footnotes xmlns:wpc="http://schemas.microsoft.com/office/word/2010/wordprocessingCanvas" xmlns:cx="http://schemas.microsoft.com/office/drawing/2014/chartex" xmlns:cx1="http://schemas.microsoft.com/office/drawing/2015/9/8/chartex" xmlns:cx2="http://schemas.microsoft.com/office/drawing/2015/10/21/chartex" xmlns:cx3="http://schemas.microsoft.com/office/drawing/2016/5/9/chartex" xmlns:cx4="http://schemas.microsoft.com/office/drawing/2016/5/10/chartex" xmlns:cx5="http://schemas.microsoft.com/office/drawing/2016/5/11/chartex" xmlns:cx6="http://schemas.microsoft.com/office/drawing/2016/5/12/chartex" xmlns:cx7="http://schemas.microsoft.com/office/drawing/2016/5/13/chartex" xmlns:cx8="http://schemas.microsoft.com/office/drawing/2016/5/14/chartex" xmlns:mc="http://schemas.openxmlformats.org/markup-compatibility/2006" xmlns:aink="http://schemas.microsoft.com/office/drawing/2016/ink" xmlns:am3d="http://schemas.microsoft.com/office/drawing/2017/model3d" xmlns:o="urn:schemas-microsoft-com:office:office" xmlns:oel="http://schemas.microsoft.com/office/2019/extlst" xmlns:r="http://schemas.openxmlformats.org/officeDocument/2006/relationships" xmlns:m="http://schemas.openxmlformats.org/officeDocument/2006/math" xmlns:v="urn:schemas-microsoft-com:vml" xmlns:wp14="http://schemas.microsoft.com/office/word/2010/wordprocessingDrawing" xmlns:wp="http://schemas.openxmlformats.org/drawingml/2006/wordprocessingDrawing" xmlns:w10="urn:schemas-microsoft-com:office:word" xmlns:w="http://schemas.openxmlformats.org/wordprocessingml/2006/main" xmlns:w14="http://schemas.microsoft.com/office/word/2010/wordml" xmlns:w15="http://schemas.microsoft.com/office/word/2012/wordml" xmlns:w16cex="http://schemas.microsoft.com/office/word/2018/wordml/cex" xmlns:w16cid="http://schemas.microsoft.com/office/word/2016/wordml/cid" xmlns:w16="http://schemas.microsoft.com/office/word/2018/wordml" xmlns:w16du="http://schemas.microsoft.com/office/word/2023/wordml/word16du" xmlns:w16sdtdh="http://schemas.microsoft.com/office/word/2020/wordml/sdtdatahash" xmlns:w16se="http://schemas.microsoft.com/office/word/2015/wordml/symex" xmlns:wpg="http://schemas.microsoft.com/office/word/2010/wordprocessingGroup" xmlns:wpi="http://schemas.microsoft.com/office/word/2010/wordprocessingInk" xmlns:wne="http://schemas.microsoft.com/office/word/2006/wordml" xmlns:wps="http://schemas.microsoft.com/office/word/2010/wordprocessingShape" mc:Ignorable="w14 w15 w16se w16cid w16 w16cex w16sdtdh w16du wp14">
   <w:footnote w:type="separator" w:id="-1">
     <w:p>
       <w:pPr>
@@ -8492,7 +8631,7 @@
 </file>
 
 <file path=word/header1.xml><?xml version="1.0" encoding="utf-8"?>
-<w:hdr xmlns:wpc="http://schemas.microsoft.com/office/word/2010/wordprocessingCanvas" xmlns:cx="http://schemas.microsoft.com/office/drawing/2014/chartex" xmlns:cx1="http://schemas.microsoft.com/office/drawing/2015/9/8/chartex" xmlns:cx2="http://schemas.microsoft.com/office/drawing/2015/10/21/chartex" xmlns:cx3="http://schemas.microsoft.com/office/drawing/2016/5/9/chartex" xmlns:cx4="http://schemas.microsoft.com/office/drawing/2016/5/10/chartex" xmlns:cx5="http://schemas.microsoft.com/office/drawing/2016/5/11/chartex" xmlns:cx6="http://schemas.microsoft.com/office/drawing/2016/5/12/chartex" xmlns:cx7="http://schemas.microsoft.com/office/drawing/2016/5/13/chartex" xmlns:cx8="http://schemas.microsoft.com/office/drawing/2016/5/14/chartex" xmlns:mc="http://schemas.openxmlformats.org/markup-compatibility/2006" xmlns:aink="http://schemas.microsoft.com/office/drawing/2016/ink" xmlns:am3d="http://schemas.microsoft.com/office/drawing/2017/model3d" xmlns:o="urn:schemas-microsoft-com:office:office" xmlns:oel="http://schemas.microsoft.com/office/2019/extlst" xmlns:r="http://schemas.openxmlformats.org/officeDocument/2006/relationships" xmlns:m="http://schemas.openxmlformats.org/officeDocument/2006/math" xmlns:v="urn:schemas-microsoft-com:vml" xmlns:wp14="http://schemas.microsoft.com/office/word/2010/wordprocessingDrawing" xmlns:wp="http://schemas.openxmlformats.org/drawingml/2006/wordprocessingDrawing" xmlns:w10="urn:schemas-microsoft-com:office:word" xmlns:w="http://schemas.openxmlformats.org/wordprocessingml/2006/main" xmlns:w14="http://schemas.microsoft.com/office/word/2010/wordml" xmlns:w15="http://schemas.microsoft.com/office/word/2012/wordml" xmlns:w16cex="http://schemas.microsoft.com/office/word/2018/wordml/cex" xmlns:w16cid="http://schemas.microsoft.com/office/word/2016/wordml/cid" xmlns:w16="http://schemas.microsoft.com/office/word/2018/wordml" xmlns:w16sdtdh="http://schemas.microsoft.com/office/word/2020/wordml/sdtdatahash" xmlns:w16se="http://schemas.microsoft.com/office/word/2015/wordml/symex" xmlns:wpg="http://schemas.microsoft.com/office/word/2010/wordprocessingGroup" xmlns:wpi="http://schemas.microsoft.com/office/word/2010/wordprocessingInk" xmlns:wne="http://schemas.microsoft.com/office/word/2006/wordml" xmlns:wps="http://schemas.microsoft.com/office/word/2010/wordprocessingShape" mc:Ignorable="w14 w15 w16se w16cid w16 w16cex w16sdtdh wp14">
+<w:hdr xmlns:wpc="http://schemas.microsoft.com/office/word/2010/wordprocessingCanvas" xmlns:cx="http://schemas.microsoft.com/office/drawing/2014/chartex" xmlns:cx1="http://schemas.microsoft.com/office/drawing/2015/9/8/chartex" xmlns:cx2="http://schemas.microsoft.com/office/drawing/2015/10/21/chartex" xmlns:cx3="http://schemas.microsoft.com/office/drawing/2016/5/9/chartex" xmlns:cx4="http://schemas.microsoft.com/office/drawing/2016/5/10/chartex" xmlns:cx5="http://schemas.microsoft.com/office/drawing/2016/5/11/chartex" xmlns:cx6="http://schemas.microsoft.com/office/drawing/2016/5/12/chartex" xmlns:cx7="http://schemas.microsoft.com/office/drawing/2016/5/13/chartex" xmlns:cx8="http://schemas.microsoft.com/office/drawing/2016/5/14/chartex" xmlns:mc="http://schemas.openxmlformats.org/markup-compatibility/2006" xmlns:aink="http://schemas.microsoft.com/office/drawing/2016/ink" xmlns:am3d="http://schemas.microsoft.com/office/drawing/2017/model3d" xmlns:o="urn:schemas-microsoft-com:office:office" xmlns:oel="http://schemas.microsoft.com/office/2019/extlst" xmlns:r="http://schemas.openxmlformats.org/officeDocument/2006/relationships" xmlns:m="http://schemas.openxmlformats.org/officeDocument/2006/math" xmlns:v="urn:schemas-microsoft-com:vml" xmlns:wp14="http://schemas.microsoft.com/office/word/2010/wordprocessingDrawing" xmlns:wp="http://schemas.openxmlformats.org/drawingml/2006/wordprocessingDrawing" xmlns:w10="urn:schemas-microsoft-com:office:word" xmlns:w="http://schemas.openxmlformats.org/wordprocessingml/2006/main" xmlns:w14="http://schemas.microsoft.com/office/word/2010/wordml" xmlns:w15="http://schemas.microsoft.com/office/word/2012/wordml" xmlns:w16cex="http://schemas.microsoft.com/office/word/2018/wordml/cex" xmlns:w16cid="http://schemas.microsoft.com/office/word/2016/wordml/cid" xmlns:w16="http://schemas.microsoft.com/office/word/2018/wordml" xmlns:w16du="http://schemas.microsoft.com/office/word/2023/wordml/word16du" xmlns:w16sdtdh="http://schemas.microsoft.com/office/word/2020/wordml/sdtdatahash" xmlns:w16se="http://schemas.microsoft.com/office/word/2015/wordml/symex" xmlns:wpg="http://schemas.microsoft.com/office/word/2010/wordprocessingGroup" xmlns:wpi="http://schemas.microsoft.com/office/word/2010/wordprocessingInk" xmlns:wne="http://schemas.microsoft.com/office/word/2006/wordml" xmlns:wps="http://schemas.microsoft.com/office/word/2010/wordprocessingShape" mc:Ignorable="w14 w15 w16se w16cid w16 w16cex w16sdtdh w16du wp14">
   <w:p>
     <w:pPr>
       <w:spacing w:after="0" w:line="259" w:lineRule="auto"/>
@@ -10277,7 +10416,7 @@
 </file>
 
 <file path=word/header2.xml><?xml version="1.0" encoding="utf-8"?>
-<w:hdr xmlns:wpc="http://schemas.microsoft.com/office/word/2010/wordprocessingCanvas" xmlns:cx="http://schemas.microsoft.com/office/drawing/2014/chartex" xmlns:cx1="http://schemas.microsoft.com/office/drawing/2015/9/8/chartex" xmlns:cx2="http://schemas.microsoft.com/office/drawing/2015/10/21/chartex" xmlns:cx3="http://schemas.microsoft.com/office/drawing/2016/5/9/chartex" xmlns:cx4="http://schemas.microsoft.com/office/drawing/2016/5/10/chartex" xmlns:cx5="http://schemas.microsoft.com/office/drawing/2016/5/11/chartex" xmlns:cx6="http://schemas.microsoft.com/office/drawing/2016/5/12/chartex" xmlns:cx7="http://schemas.microsoft.com/office/drawing/2016/5/13/chartex" xmlns:cx8="http://schemas.microsoft.com/office/drawing/2016/5/14/chartex" xmlns:mc="http://schemas.openxmlformats.org/markup-compatibility/2006" xmlns:aink="http://schemas.microsoft.com/office/drawing/2016/ink" xmlns:am3d="http://schemas.microsoft.com/office/drawing/2017/model3d" xmlns:o="urn:schemas-microsoft-com:office:office" xmlns:oel="http://schemas.microsoft.com/office/2019/extlst" xmlns:r="http://schemas.openxmlformats.org/officeDocument/2006/relationships" xmlns:m="http://schemas.openxmlformats.org/officeDocument/2006/math" xmlns:v="urn:schemas-microsoft-com:vml" xmlns:wp14="http://schemas.microsoft.com/office/word/2010/wordprocessingDrawing" xmlns:wp="http://schemas.openxmlformats.org/drawingml/2006/wordprocessingDrawing" xmlns:w10="urn:schemas-microsoft-com:office:word" xmlns:w="http://schemas.openxmlformats.org/wordprocessingml/2006/main" xmlns:w14="http://schemas.microsoft.com/office/word/2010/wordml" xmlns:w15="http://schemas.microsoft.com/office/word/2012/wordml" xmlns:w16cex="http://schemas.microsoft.com/office/word/2018/wordml/cex" xmlns:w16cid="http://schemas.microsoft.com/office/word/2016/wordml/cid" xmlns:w16="http://schemas.microsoft.com/office/word/2018/wordml" xmlns:w16sdtdh="http://schemas.microsoft.com/office/word/2020/wordml/sdtdatahash" xmlns:w16se="http://schemas.microsoft.com/office/word/2015/wordml/symex" xmlns:wpg="http://schemas.microsoft.com/office/word/2010/wordprocessingGroup" xmlns:wpi="http://schemas.microsoft.com/office/word/2010/wordprocessingInk" xmlns:wne="http://schemas.microsoft.com/office/word/2006/wordml" xmlns:wps="http://schemas.microsoft.com/office/word/2010/wordprocessingShape" mc:Ignorable="w14 w15 w16se w16cid w16 w16cex w16sdtdh wp14">
+<w:hdr xmlns:wpc="http://schemas.microsoft.com/office/word/2010/wordprocessingCanvas" xmlns:cx="http://schemas.microsoft.com/office/drawing/2014/chartex" xmlns:cx1="http://schemas.microsoft.com/office/drawing/2015/9/8/chartex" xmlns:cx2="http://schemas.microsoft.com/office/drawing/2015/10/21/chartex" xmlns:cx3="http://schemas.microsoft.com/office/drawing/2016/5/9/chartex" xmlns:cx4="http://schemas.microsoft.com/office/drawing/2016/5/10/chartex" xmlns:cx5="http://schemas.microsoft.com/office/drawing/2016/5/11/chartex" xmlns:cx6="http://schemas.microsoft.com/office/drawing/2016/5/12/chartex" xmlns:cx7="http://schemas.microsoft.com/office/drawing/2016/5/13/chartex" xmlns:cx8="http://schemas.microsoft.com/office/drawing/2016/5/14/chartex" xmlns:mc="http://schemas.openxmlformats.org/markup-compatibility/2006" xmlns:aink="http://schemas.microsoft.com/office/drawing/2016/ink" xmlns:am3d="http://schemas.microsoft.com/office/drawing/2017/model3d" xmlns:o="urn:schemas-microsoft-com:office:office" xmlns:oel="http://schemas.microsoft.com/office/2019/extlst" xmlns:r="http://schemas.openxmlformats.org/officeDocument/2006/relationships" xmlns:m="http://schemas.openxmlformats.org/officeDocument/2006/math" xmlns:v="urn:schemas-microsoft-com:vml" xmlns:wp14="http://schemas.microsoft.com/office/word/2010/wordprocessingDrawing" xmlns:wp="http://schemas.openxmlformats.org/drawingml/2006/wordprocessingDrawing" xmlns:w10="urn:schemas-microsoft-com:office:word" xmlns:w="http://schemas.openxmlformats.org/wordprocessingml/2006/main" xmlns:w14="http://schemas.microsoft.com/office/word/2010/wordml" xmlns:w15="http://schemas.microsoft.com/office/word/2012/wordml" xmlns:w16cex="http://schemas.microsoft.com/office/word/2018/wordml/cex" xmlns:w16cid="http://schemas.microsoft.com/office/word/2016/wordml/cid" xmlns:w16="http://schemas.microsoft.com/office/word/2018/wordml" xmlns:w16du="http://schemas.microsoft.com/office/word/2023/wordml/word16du" xmlns:w16sdtdh="http://schemas.microsoft.com/office/word/2020/wordml/sdtdatahash" xmlns:w16se="http://schemas.microsoft.com/office/word/2015/wordml/symex" xmlns:wpg="http://schemas.microsoft.com/office/word/2010/wordprocessingGroup" xmlns:wpi="http://schemas.microsoft.com/office/word/2010/wordprocessingInk" xmlns:wne="http://schemas.microsoft.com/office/word/2006/wordml" xmlns:wps="http://schemas.microsoft.com/office/word/2010/wordprocessingShape" mc:Ignorable="w14 w15 w16se w16cid w16 w16cex w16sdtdh w16du wp14">
   <w:p>
     <w:pPr>
       <w:spacing w:after="0" w:line="259" w:lineRule="auto"/>
@@ -12062,7 +12201,7 @@
 </file>
 
 <file path=word/header3.xml><?xml version="1.0" encoding="utf-8"?>
-<w:hdr xmlns:wpc="http://schemas.microsoft.com/office/word/2010/wordprocessingCanvas" xmlns:cx="http://schemas.microsoft.com/office/drawing/2014/chartex" xmlns:cx1="http://schemas.microsoft.com/office/drawing/2015/9/8/chartex" xmlns:cx2="http://schemas.microsoft.com/office/drawing/2015/10/21/chartex" xmlns:cx3="http://schemas.microsoft.com/office/drawing/2016/5/9/chartex" xmlns:cx4="http://schemas.microsoft.com/office/drawing/2016/5/10/chartex" xmlns:cx5="http://schemas.microsoft.com/office/drawing/2016/5/11/chartex" xmlns:cx6="http://schemas.microsoft.com/office/drawing/2016/5/12/chartex" xmlns:cx7="http://schemas.microsoft.com/office/drawing/2016/5/13/chartex" xmlns:cx8="http://schemas.microsoft.com/office/drawing/2016/5/14/chartex" xmlns:mc="http://schemas.openxmlformats.org/markup-compatibility/2006" xmlns:aink="http://schemas.microsoft.com/office/drawing/2016/ink" xmlns:am3d="http://schemas.microsoft.com/office/drawing/2017/model3d" xmlns:o="urn:schemas-microsoft-com:office:office" xmlns:oel="http://schemas.microsoft.com/office/2019/extlst" xmlns:r="http://schemas.openxmlformats.org/officeDocument/2006/relationships" xmlns:m="http://schemas.openxmlformats.org/officeDocument/2006/math" xmlns:v="urn:schemas-microsoft-com:vml" xmlns:wp14="http://schemas.microsoft.com/office/word/2010/wordprocessingDrawing" xmlns:wp="http://schemas.openxmlformats.org/drawingml/2006/wordprocessingDrawing" xmlns:w10="urn:schemas-microsoft-com:office:word" xmlns:w="http://schemas.openxmlformats.org/wordprocessingml/2006/main" xmlns:w14="http://schemas.microsoft.com/office/word/2010/wordml" xmlns:w15="http://schemas.microsoft.com/office/word/2012/wordml" xmlns:w16cex="http://schemas.microsoft.com/office/word/2018/wordml/cex" xmlns:w16cid="http://schemas.microsoft.com/office/word/2016/wordml/cid" xmlns:w16="http://schemas.microsoft.com/office/word/2018/wordml" xmlns:w16sdtdh="http://schemas.microsoft.com/office/word/2020/wordml/sdtdatahash" xmlns:w16se="http://schemas.microsoft.com/office/word/2015/wordml/symex" xmlns:wpg="http://schemas.microsoft.com/office/word/2010/wordprocessingGroup" xmlns:wpi="http://schemas.microsoft.com/office/word/2010/wordprocessingInk" xmlns:wne="http://schemas.microsoft.com/office/word/2006/wordml" xmlns:wps="http://schemas.microsoft.com/office/word/2010/wordprocessingShape" mc:Ignorable="w14 w15 w16se w16cid w16 w16cex w16sdtdh wp14">
+<w:hdr xmlns:wpc="http://schemas.microsoft.com/office/word/2010/wordprocessingCanvas" xmlns:cx="http://schemas.microsoft.com/office/drawing/2014/chartex" xmlns:cx1="http://schemas.microsoft.com/office/drawing/2015/9/8/chartex" xmlns:cx2="http://schemas.microsoft.com/office/drawing/2015/10/21/chartex" xmlns:cx3="http://schemas.microsoft.com/office/drawing/2016/5/9/chartex" xmlns:cx4="http://schemas.microsoft.com/office/drawing/2016/5/10/chartex" xmlns:cx5="http://schemas.microsoft.com/office/drawing/2016/5/11/chartex" xmlns:cx6="http://schemas.microsoft.com/office/drawing/2016/5/12/chartex" xmlns:cx7="http://schemas.microsoft.com/office/drawing/2016/5/13/chartex" xmlns:cx8="http://schemas.microsoft.com/office/drawing/2016/5/14/chartex" xmlns:mc="http://schemas.openxmlformats.org/markup-compatibility/2006" xmlns:aink="http://schemas.microsoft.com/office/drawing/2016/ink" xmlns:am3d="http://schemas.microsoft.com/office/drawing/2017/model3d" xmlns:o="urn:schemas-microsoft-com:office:office" xmlns:oel="http://schemas.microsoft.com/office/2019/extlst" xmlns:r="http://schemas.openxmlformats.org/officeDocument/2006/relationships" xmlns:m="http://schemas.openxmlformats.org/officeDocument/2006/math" xmlns:v="urn:schemas-microsoft-com:vml" xmlns:wp14="http://schemas.microsoft.com/office/word/2010/wordprocessingDrawing" xmlns:wp="http://schemas.openxmlformats.org/drawingml/2006/wordprocessingDrawing" xmlns:w10="urn:schemas-microsoft-com:office:word" xmlns:w="http://schemas.openxmlformats.org/wordprocessingml/2006/main" xmlns:w14="http://schemas.microsoft.com/office/word/2010/wordml" xmlns:w15="http://schemas.microsoft.com/office/word/2012/wordml" xmlns:w16cex="http://schemas.microsoft.com/office/word/2018/wordml/cex" xmlns:w16cid="http://schemas.microsoft.com/office/word/2016/wordml/cid" xmlns:w16="http://schemas.microsoft.com/office/word/2018/wordml" xmlns:w16du="http://schemas.microsoft.com/office/word/2023/wordml/word16du" xmlns:w16sdtdh="http://schemas.microsoft.com/office/word/2020/wordml/sdtdatahash" xmlns:w16se="http://schemas.microsoft.com/office/word/2015/wordml/symex" xmlns:wpg="http://schemas.microsoft.com/office/word/2010/wordprocessingGroup" xmlns:wpi="http://schemas.microsoft.com/office/word/2010/wordprocessingInk" xmlns:wne="http://schemas.microsoft.com/office/word/2006/wordml" xmlns:wps="http://schemas.microsoft.com/office/word/2010/wordprocessingShape" mc:Ignorable="w14 w15 w16se w16cid w16 w16cex w16sdtdh w16du wp14">
   <w:p>
     <w:pPr>
       <w:spacing w:after="0" w:line="259" w:lineRule="auto"/>
@@ -13847,7 +13986,7 @@
 </file>
 
 <file path=word/numbering.xml><?xml version="1.0" encoding="utf-8"?>
-<w:numbering xmlns:wpc="http://schemas.microsoft.com/office/word/2010/wordprocessingCanvas" xmlns:cx="http://schemas.microsoft.com/office/drawing/2014/chartex" xmlns:cx1="http://schemas.microsoft.com/office/drawing/2015/9/8/chartex" xmlns:cx2="http://schemas.microsoft.com/office/drawing/2015/10/21/chartex" xmlns:cx3="http://schemas.microsoft.com/office/drawing/2016/5/9/chartex" xmlns:cx4="http://schemas.microsoft.com/office/drawing/2016/5/10/chartex" xmlns:cx5="http://schemas.microsoft.com/office/drawing/2016/5/11/chartex" xmlns:cx6="http://schemas.microsoft.com/office/drawing/2016/5/12/chartex" xmlns:cx7="http://schemas.microsoft.com/office/drawing/2016/5/13/chartex" xmlns:cx8="http://schemas.microsoft.com/office/drawing/2016/5/14/chartex" xmlns:mc="http://schemas.openxmlformats.org/markup-compatibility/2006" xmlns:aink="http://schemas.microsoft.com/office/drawing/2016/ink" xmlns:am3d="http://schemas.microsoft.com/office/drawing/2017/model3d" xmlns:o="urn:schemas-microsoft-com:office:office" xmlns:oel="http://schemas.microsoft.com/office/2019/extlst" xmlns:r="http://schemas.openxmlformats.org/officeDocument/2006/relationships" xmlns:m="http://schemas.openxmlformats.org/officeDocument/2006/math" xmlns:v="urn:schemas-microsoft-com:vml" xmlns:wp14="http://schemas.microsoft.com/office/word/2010/wordprocessingDrawing" xmlns:wp="http://schemas.openxmlformats.org/drawingml/2006/wordprocessingDrawing" xmlns:w10="urn:schemas-microsoft-com:office:word" xmlns:w="http://schemas.openxmlformats.org/wordprocessingml/2006/main" xmlns:w14="http://schemas.microsoft.com/office/word/2010/wordml" xmlns:w15="http://schemas.microsoft.com/office/word/2012/wordml" xmlns:w16cex="http://schemas.microsoft.com/office/word/2018/wordml/cex" xmlns:w16cid="http://schemas.microsoft.com/office/word/2016/wordml/cid" xmlns:w16="http://schemas.microsoft.com/office/word/2018/wordml" xmlns:w16sdtdh="http://schemas.microsoft.com/office/word/2020/wordml/sdtdatahash" xmlns:w16se="http://schemas.microsoft.com/office/word/2015/wordml/symex" xmlns:wpg="http://schemas.microsoft.com/office/word/2010/wordprocessingGroup" xmlns:wpi="http://schemas.microsoft.com/office/word/2010/wordprocessingInk" xmlns:wne="http://schemas.microsoft.com/office/word/2006/wordml" xmlns:wps="http://schemas.microsoft.com/office/word/2010/wordprocessingShape" mc:Ignorable="w14 w15 w16se w16cid w16 w16cex w16sdtdh wp14">
+<w:numbering xmlns:wpc="http://schemas.microsoft.com/office/word/2010/wordprocessingCanvas" xmlns:cx="http://schemas.microsoft.com/office/drawing/2014/chartex" xmlns:cx1="http://schemas.microsoft.com/office/drawing/2015/9/8/chartex" xmlns:cx2="http://schemas.microsoft.com/office/drawing/2015/10/21/chartex" xmlns:cx3="http://schemas.microsoft.com/office/drawing/2016/5/9/chartex" xmlns:cx4="http://schemas.microsoft.com/office/drawing/2016/5/10/chartex" xmlns:cx5="http://schemas.microsoft.com/office/drawing/2016/5/11/chartex" xmlns:cx6="http://schemas.microsoft.com/office/drawing/2016/5/12/chartex" xmlns:cx7="http://schemas.microsoft.com/office/drawing/2016/5/13/chartex" xmlns:cx8="http://schemas.microsoft.com/office/drawing/2016/5/14/chartex" xmlns:mc="http://schemas.openxmlformats.org/markup-compatibility/2006" xmlns:aink="http://schemas.microsoft.com/office/drawing/2016/ink" xmlns:am3d="http://schemas.microsoft.com/office/drawing/2017/model3d" xmlns:o="urn:schemas-microsoft-com:office:office" xmlns:oel="http://schemas.microsoft.com/office/2019/extlst" xmlns:r="http://schemas.openxmlformats.org/officeDocument/2006/relationships" xmlns:m="http://schemas.openxmlformats.org/officeDocument/2006/math" xmlns:v="urn:schemas-microsoft-com:vml" xmlns:wp14="http://schemas.microsoft.com/office/word/2010/wordprocessingDrawing" xmlns:wp="http://schemas.openxmlformats.org/drawingml/2006/wordprocessingDrawing" xmlns:w10="urn:schemas-microsoft-com:office:word" xmlns:w="http://schemas.openxmlformats.org/wordprocessingml/2006/main" xmlns:w14="http://schemas.microsoft.com/office/word/2010/wordml" xmlns:w15="http://schemas.microsoft.com/office/word/2012/wordml" xmlns:w16cex="http://schemas.microsoft.com/office/word/2018/wordml/cex" xmlns:w16cid="http://schemas.microsoft.com/office/word/2016/wordml/cid" xmlns:w16="http://schemas.microsoft.com/office/word/2018/wordml" xmlns:w16du="http://schemas.microsoft.com/office/word/2023/wordml/word16du" xmlns:w16sdtdh="http://schemas.microsoft.com/office/word/2020/wordml/sdtdatahash" xmlns:w16se="http://schemas.microsoft.com/office/word/2015/wordml/symex" xmlns:wpg="http://schemas.microsoft.com/office/word/2010/wordprocessingGroup" xmlns:wpi="http://schemas.microsoft.com/office/word/2010/wordprocessingInk" xmlns:wne="http://schemas.microsoft.com/office/word/2006/wordml" xmlns:wps="http://schemas.microsoft.com/office/word/2010/wordprocessingShape" mc:Ignorable="w14 w15 w16se w16cid w16 w16cex w16sdtdh w16du wp14">
   <w:abstractNum w:abstractNumId="0" w15:restartNumberingAfterBreak="0">
     <w:nsid w:val="2B2F6D43"/>
     <w:multiLevelType w:val="hybridMultilevel"/>
@@ -14586,7 +14725,7 @@
 </file>
 
 <file path=word/styles.xml><?xml version="1.0" encoding="utf-8"?>
-<w:styles xmlns:mc="http://schemas.openxmlformats.org/markup-compatibility/2006" xmlns:r="http://schemas.openxmlformats.org/officeDocument/2006/relationships" xmlns:w="http://schemas.openxmlformats.org/wordprocessingml/2006/main" xmlns:w14="http://schemas.microsoft.com/office/word/2010/wordml" xmlns:w15="http://schemas.microsoft.com/office/word/2012/wordml" xmlns:w16cex="http://schemas.microsoft.com/office/word/2018/wordml/cex" xmlns:w16cid="http://schemas.microsoft.com/office/word/2016/wordml/cid" xmlns:w16="http://schemas.microsoft.com/office/word/2018/wordml" xmlns:w16sdtdh="http://schemas.microsoft.com/office/word/2020/wordml/sdtdatahash" xmlns:w16se="http://schemas.microsoft.com/office/word/2015/wordml/symex" mc:Ignorable="w14 w15 w16se w16cid w16 w16cex w16sdtdh">
+<w:styles xmlns:mc="http://schemas.openxmlformats.org/markup-compatibility/2006" xmlns:r="http://schemas.openxmlformats.org/officeDocument/2006/relationships" xmlns:w="http://schemas.openxmlformats.org/wordprocessingml/2006/main" xmlns:w14="http://schemas.microsoft.com/office/word/2010/wordml" xmlns:w15="http://schemas.microsoft.com/office/word/2012/wordml" xmlns:w16cex="http://schemas.microsoft.com/office/word/2018/wordml/cex" xmlns:w16cid="http://schemas.microsoft.com/office/word/2016/wordml/cid" xmlns:w16="http://schemas.microsoft.com/office/word/2018/wordml" xmlns:w16du="http://schemas.microsoft.com/office/word/2023/wordml/word16du" xmlns:w16sdtdh="http://schemas.microsoft.com/office/word/2020/wordml/sdtdatahash" xmlns:w16se="http://schemas.microsoft.com/office/word/2015/wordml/symex" mc:Ignorable="w14 w15 w16se w16cid w16 w16cex w16sdtdh w16du">
   <w:docDefaults>
     <w:rPrDefault>
       <w:rPr>

--- a/download/XXXXX Develop ICT Solution Assessment 1.docx
+++ b/download/XXXXX Develop ICT Solution Assessment 1.docx
@@ -1,6 +1,6 @@
 
 <file path=word/document.xml><?xml version="1.0" encoding="utf-8"?>
-<w:document xmlns:wpc="http://schemas.microsoft.com/office/word/2010/wordprocessingCanvas" xmlns:cx="http://schemas.microsoft.com/office/drawing/2014/chartex" xmlns:cx1="http://schemas.microsoft.com/office/drawing/2015/9/8/chartex" xmlns:cx2="http://schemas.microsoft.com/office/drawing/2015/10/21/chartex" xmlns:cx3="http://schemas.microsoft.com/office/drawing/2016/5/9/chartex" xmlns:cx4="http://schemas.microsoft.com/office/drawing/2016/5/10/chartex" xmlns:cx5="http://schemas.microsoft.com/office/drawing/2016/5/11/chartex" xmlns:cx6="http://schemas.microsoft.com/office/drawing/2016/5/12/chartex" xmlns:cx7="http://schemas.microsoft.com/office/drawing/2016/5/13/chartex" xmlns:cx8="http://schemas.microsoft.com/office/drawing/2016/5/14/chartex" xmlns:mc="http://schemas.openxmlformats.org/markup-compatibility/2006" xmlns:aink="http://schemas.microsoft.com/office/drawing/2016/ink" xmlns:am3d="http://schemas.microsoft.com/office/drawing/2017/model3d" xmlns:o="urn:schemas-microsoft-com:office:office" xmlns:oel="http://schemas.microsoft.com/office/2019/extlst" xmlns:r="http://schemas.openxmlformats.org/officeDocument/2006/relationships" xmlns:m="http://schemas.openxmlformats.org/officeDocument/2006/math" xmlns:v="urn:schemas-microsoft-com:vml" xmlns:wp14="http://schemas.microsoft.com/office/word/2010/wordprocessingDrawing" xmlns:wp="http://schemas.openxmlformats.org/drawingml/2006/wordprocessingDrawing" xmlns:w10="urn:schemas-microsoft-com:office:word" xmlns:w="http://schemas.openxmlformats.org/wordprocessingml/2006/main" xmlns:w14="http://schemas.microsoft.com/office/word/2010/wordml" xmlns:w15="http://schemas.microsoft.com/office/word/2012/wordml" xmlns:w16cex="http://schemas.microsoft.com/office/word/2018/wordml/cex" xmlns:w16cid="http://schemas.microsoft.com/office/word/2016/wordml/cid" xmlns:w16="http://schemas.microsoft.com/office/word/2018/wordml" xmlns:w16du="http://schemas.microsoft.com/office/word/2023/wordml/word16du" xmlns:w16sdtdh="http://schemas.microsoft.com/office/word/2020/wordml/sdtdatahash" xmlns:w16se="http://schemas.microsoft.com/office/word/2015/wordml/symex" xmlns:wpg="http://schemas.microsoft.com/office/word/2010/wordprocessingGroup" xmlns:wpi="http://schemas.microsoft.com/office/word/2010/wordprocessingInk" xmlns:wne="http://schemas.microsoft.com/office/word/2006/wordml" xmlns:wps="http://schemas.microsoft.com/office/word/2010/wordprocessingShape" mc:Ignorable="w14 w15 w16se w16cid w16 w16cex w16sdtdh w16du wp14">
+<w:document xmlns:wpc="http://schemas.microsoft.com/office/word/2010/wordprocessingCanvas" xmlns:mc="http://schemas.openxmlformats.org/markup-compatibility/2006" xmlns:o="urn:schemas-microsoft-com:office:office" xmlns:r="http://schemas.openxmlformats.org/officeDocument/2006/relationships" xmlns:m="http://schemas.openxmlformats.org/officeDocument/2006/math" xmlns:v="urn:schemas-microsoft-com:vml" xmlns:wp14="http://schemas.microsoft.com/office/word/2010/wordprocessingDrawing" xmlns:wp="http://schemas.openxmlformats.org/drawingml/2006/wordprocessingDrawing" xmlns:w10="urn:schemas-microsoft-com:office:word" xmlns:w="http://schemas.openxmlformats.org/wordprocessingml/2006/main" xmlns:w14="http://schemas.microsoft.com/office/word/2010/wordml" xmlns:w15="http://schemas.microsoft.com/office/word/2012/wordml" xmlns:wpg="http://schemas.microsoft.com/office/word/2010/wordprocessingGroup" xmlns:wpi="http://schemas.microsoft.com/office/word/2010/wordprocessingInk" xmlns:wne="http://schemas.microsoft.com/office/word/2006/wordml" xmlns:wps="http://schemas.microsoft.com/office/word/2010/wordprocessingShape" mc:Ignorable="w14 w15 wp14">
   <w:body>
     <w:sdt>
       <w:sdtPr>
@@ -10,6 +10,7 @@
           <w:docPartUnique/>
         </w:docPartObj>
       </w:sdtPr>
+      <w:sdtEndPr/>
       <w:sdtContent>
         <w:p>
           <w:pPr>
@@ -140,6 +141,7 @@
                                       <w:calendar w:val="gregorian"/>
                                     </w:date>
                                   </w:sdtPr>
+                                  <w:sdtEndPr/>
                                   <w:sdtContent>
                                     <w:p>
                                       <w:pPr>
@@ -3416,7 +3418,7 @@
                   </wp:anchor>
                 </w:drawing>
               </mc:Choice>
-              <mc:Fallback>
+              <mc:Fallback xmlns:w16se="http://schemas.microsoft.com/office/word/2015/wordml/symex" xmlns:w16sdtdh="http://schemas.microsoft.com/office/word/2020/wordml/sdtdatahash" xmlns:w16du="http://schemas.microsoft.com/office/word/2023/wordml/word16du" xmlns:w16="http://schemas.microsoft.com/office/word/2018/wordml" xmlns:w16cid="http://schemas.microsoft.com/office/word/2016/wordml/cid" xmlns:w16cex="http://schemas.microsoft.com/office/word/2018/wordml/cex" xmlns:oel="http://schemas.microsoft.com/office/2019/extlst" xmlns:am3d="http://schemas.microsoft.com/office/drawing/2017/model3d" xmlns:aink="http://schemas.microsoft.com/office/drawing/2016/ink" xmlns:cx8="http://schemas.microsoft.com/office/drawing/2016/5/14/chartex" xmlns:cx7="http://schemas.microsoft.com/office/drawing/2016/5/13/chartex" xmlns:cx6="http://schemas.microsoft.com/office/drawing/2016/5/12/chartex" xmlns:cx5="http://schemas.microsoft.com/office/drawing/2016/5/11/chartex" xmlns:cx4="http://schemas.microsoft.com/office/drawing/2016/5/10/chartex" xmlns:cx3="http://schemas.microsoft.com/office/drawing/2016/5/9/chartex" xmlns:cx2="http://schemas.microsoft.com/office/drawing/2015/10/21/chartex" xmlns:cx1="http://schemas.microsoft.com/office/drawing/2015/9/8/chartex" xmlns:cx="http://schemas.microsoft.com/office/drawing/2014/chartex">
                 <w:pict>
                   <v:group w14:anchorId="3384C435" id="Group 2" o:spid="_x0000_s1026" style="position:absolute;margin-left:23.9pt;margin-top:21.05pt;width:172.8pt;height:713.95pt;z-index:-251657216;mso-width-percent:330;mso-position-horizontal-relative:page;mso-position-vertical-relative:page;mso-width-percent:330" coordsize="21945,91257" o:gfxdata="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">
                     <v:rect id="Rectangle 3" o:spid="_x0000_s1027" style="position:absolute;width:1945;height:91257;visibility:visible;mso-wrap-style:square;v-text-anchor:middle" o:gfxdata="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" fillcolor="#44546a [3215]" stroked="f" strokeweight="1pt"/>
@@ -3678,6 +3680,7 @@
                                     <w:dataBinding w:prefixMappings="xmlns:ns0='http://purl.org/dc/elements/1.1/' xmlns:ns1='http://schemas.openxmlformats.org/package/2006/metadata/core-properties' " w:xpath="/ns1:coreProperties[1]/ns0:title[1]" w:storeItemID="{6C3C8BC8-F283-45AE-878A-BAB7291924A1}"/>
                                     <w:text/>
                                   </w:sdtPr>
+                                  <w:sdtEndPr/>
                                   <w:sdtContent>
                                     <w:r>
                                       <w:rPr>
@@ -3722,6 +3725,7 @@
                                     <w:dataBinding w:prefixMappings="xmlns:ns0='http://purl.org/dc/elements/1.1/' xmlns:ns1='http://schemas.openxmlformats.org/package/2006/metadata/core-properties' " w:xpath="/ns1:coreProperties[1]/ns0:subject[1]" w:storeItemID="{6C3C8BC8-F283-45AE-878A-BAB7291924A1}"/>
                                     <w:text/>
                                   </w:sdtPr>
+                                  <w:sdtEndPr/>
                                   <w:sdtContent>
                                     <w:r>
                                       <w:rPr>
@@ -3754,7 +3758,7 @@
                   </wp:anchor>
                 </w:drawing>
               </mc:Choice>
-              <mc:Fallback>
+              <mc:Fallback xmlns:w16se="http://schemas.microsoft.com/office/word/2015/wordml/symex" xmlns:w16sdtdh="http://schemas.microsoft.com/office/word/2020/wordml/sdtdatahash" xmlns:w16du="http://schemas.microsoft.com/office/word/2023/wordml/word16du" xmlns:w16="http://schemas.microsoft.com/office/word/2018/wordml" xmlns:w16cid="http://schemas.microsoft.com/office/word/2016/wordml/cid" xmlns:w16cex="http://schemas.microsoft.com/office/word/2018/wordml/cex" xmlns:oel="http://schemas.microsoft.com/office/2019/extlst" xmlns:am3d="http://schemas.microsoft.com/office/drawing/2017/model3d" xmlns:aink="http://schemas.microsoft.com/office/drawing/2016/ink" xmlns:cx8="http://schemas.microsoft.com/office/drawing/2016/5/14/chartex" xmlns:cx7="http://schemas.microsoft.com/office/drawing/2016/5/13/chartex" xmlns:cx6="http://schemas.microsoft.com/office/drawing/2016/5/12/chartex" xmlns:cx5="http://schemas.microsoft.com/office/drawing/2016/5/11/chartex" xmlns:cx4="http://schemas.microsoft.com/office/drawing/2016/5/10/chartex" xmlns:cx3="http://schemas.microsoft.com/office/drawing/2016/5/9/chartex" xmlns:cx2="http://schemas.microsoft.com/office/drawing/2015/10/21/chartex" xmlns:cx1="http://schemas.microsoft.com/office/drawing/2015/9/8/chartex" xmlns:cx="http://schemas.microsoft.com/office/drawing/2014/chartex">
                 <w:pict>
                   <v:shapetype w14:anchorId="1826DF88" id="_x0000_t202" coordsize="21600,21600" o:spt="202" path="m,l,21600r21600,l21600,xe">
                     <v:stroke joinstyle="miter"/>
@@ -3939,6 +3943,7 @@
                                     <w:dataBinding w:prefixMappings="xmlns:ns0='http://purl.org/dc/elements/1.1/' xmlns:ns1='http://schemas.openxmlformats.org/package/2006/metadata/core-properties' " w:xpath="/ns1:coreProperties[1]/ns0:creator[1]" w:storeItemID="{6C3C8BC8-F283-45AE-878A-BAB7291924A1}"/>
                                     <w:text/>
                                   </w:sdtPr>
+                                  <w:sdtEndPr/>
                                   <w:sdtContent>
                                     <w:r>
                                       <w:rPr>
@@ -3970,6 +3975,7 @@
                                     <w:dataBinding w:prefixMappings="xmlns:ns0='http://schemas.openxmlformats.org/officeDocument/2006/extended-properties' " w:xpath="/ns0:Properties[1]/ns0:Company[1]" w:storeItemID="{6668398D-A668-4E3E-A5EB-62B293D839F1}"/>
                                     <w:text/>
                                   </w:sdtPr>
+                                  <w:sdtEndPr/>
                                   <w:sdtContent>
                                     <w:r>
                                       <w:rPr>
@@ -3995,7 +4001,7 @@
                   </wp:anchor>
                 </w:drawing>
               </mc:Choice>
-              <mc:Fallback>
+              <mc:Fallback xmlns:w16se="http://schemas.microsoft.com/office/word/2015/wordml/symex" xmlns:w16sdtdh="http://schemas.microsoft.com/office/word/2020/wordml/sdtdatahash" xmlns:w16du="http://schemas.microsoft.com/office/word/2023/wordml/word16du" xmlns:w16="http://schemas.microsoft.com/office/word/2018/wordml" xmlns:w16cid="http://schemas.microsoft.com/office/word/2016/wordml/cid" xmlns:w16cex="http://schemas.microsoft.com/office/word/2018/wordml/cex" xmlns:oel="http://schemas.microsoft.com/office/2019/extlst" xmlns:am3d="http://schemas.microsoft.com/office/drawing/2017/model3d" xmlns:aink="http://schemas.microsoft.com/office/drawing/2016/ink" xmlns:cx8="http://schemas.microsoft.com/office/drawing/2016/5/14/chartex" xmlns:cx7="http://schemas.microsoft.com/office/drawing/2016/5/13/chartex" xmlns:cx6="http://schemas.microsoft.com/office/drawing/2016/5/12/chartex" xmlns:cx5="http://schemas.microsoft.com/office/drawing/2016/5/11/chartex" xmlns:cx4="http://schemas.microsoft.com/office/drawing/2016/5/10/chartex" xmlns:cx3="http://schemas.microsoft.com/office/drawing/2016/5/9/chartex" xmlns:cx2="http://schemas.microsoft.com/office/drawing/2015/10/21/chartex" xmlns:cx1="http://schemas.microsoft.com/office/drawing/2015/9/8/chartex" xmlns:cx="http://schemas.microsoft.com/office/drawing/2014/chartex">
                 <w:pict>
                   <v:shape w14:anchorId="523ECF22" id="Text Box 32" o:spid="_x0000_s1056" type="#_x0000_t202" style="position:absolute;margin-left:164.65pt;margin-top:362.5pt;width:4in;height:28.8pt;z-index:-251655168;visibility:visible;mso-wrap-style:square;mso-wrap-distance-left:9pt;mso-wrap-distance-top:0;mso-wrap-distance-right:9pt;mso-wrap-distance-bottom:0;mso-position-horizontal:absolute;mso-position-horizontal-relative:text;mso-position-vertical:absolute;mso-position-vertical-relative:text;v-text-anchor:bottom" o:gfxdata="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" filled="f" stroked="f" strokeweight=".5pt">
                     <v:textbox style="mso-fit-shape-to-text:t" inset="0,0,0,0">
@@ -5067,7 +5073,7 @@
               </wp:inline>
             </w:drawing>
           </mc:Choice>
-          <mc:Fallback>
+          <mc:Fallback xmlns:w16se="http://schemas.microsoft.com/office/word/2015/wordml/symex" xmlns:w16sdtdh="http://schemas.microsoft.com/office/word/2020/wordml/sdtdatahash" xmlns:w16du="http://schemas.microsoft.com/office/word/2023/wordml/word16du" xmlns:w16="http://schemas.microsoft.com/office/word/2018/wordml" xmlns:w16cid="http://schemas.microsoft.com/office/word/2016/wordml/cid" xmlns:w16cex="http://schemas.microsoft.com/office/word/2018/wordml/cex" xmlns:oel="http://schemas.microsoft.com/office/2019/extlst" xmlns:am3d="http://schemas.microsoft.com/office/drawing/2017/model3d" xmlns:aink="http://schemas.microsoft.com/office/drawing/2016/ink" xmlns:cx8="http://schemas.microsoft.com/office/drawing/2016/5/14/chartex" xmlns:cx7="http://schemas.microsoft.com/office/drawing/2016/5/13/chartex" xmlns:cx6="http://schemas.microsoft.com/office/drawing/2016/5/12/chartex" xmlns:cx5="http://schemas.microsoft.com/office/drawing/2016/5/11/chartex" xmlns:cx4="http://schemas.microsoft.com/office/drawing/2016/5/10/chartex" xmlns:cx3="http://schemas.microsoft.com/office/drawing/2016/5/9/chartex" xmlns:cx2="http://schemas.microsoft.com/office/drawing/2015/10/21/chartex" xmlns:cx1="http://schemas.microsoft.com/office/drawing/2015/9/8/chartex" xmlns:cx="http://schemas.microsoft.com/office/drawing/2014/chartex">
             <w:pict>
               <v:group w14:anchorId="36623D06" id="Group 4411" o:spid="_x0000_s1026" style="width:454.2pt;height:.95pt;mso-position-horizontal-relative:char;mso-position-vertical-relative:line" coordsize="57683,121" o:gfxdata="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">
                 <v:shape id="Shape 5182" o:spid="_x0000_s1027" style="position:absolute;width:57683;height:121;visibility:visible;mso-wrap-style:square;v-text-anchor:top" coordsize="5768340,12192" o:gfxdata="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" path="m,l5768340,r,12192l,12192,,e" fillcolor="#0f243e" stroked="f" strokeweight="0">
@@ -6749,47 +6755,18 @@
         </w:rPr>
         <w:t>. You can also find information about the latest scams on the Australian Government’s </w:t>
       </w:r>
-      <w:proofErr w:type="spellStart"/>
-      <w:r>
-        <w:fldChar w:fldCharType="begin"/>
-      </w:r>
-      <w:r>
-        <w:instrText xml:space="preserve"> HYPERLINK "https://www.scamwatch.gov.au/" </w:instrText>
-      </w:r>
-      <w:r>
-        <w:fldChar w:fldCharType="separate"/>
-      </w:r>
-      <w:r>
-        <w:rPr>
-          <w:rStyle w:val="Hyperlink"/>
-          <w:rFonts w:ascii="Helvetica" w:hAnsi="Helvetica" w:cs="Helvetica"/>
-          <w:color w:val="00698F"/>
-          <w:sz w:val="16"/>
-          <w:szCs w:val="16"/>
-        </w:rPr>
-        <w:t>Scamwatch</w:t>
-      </w:r>
-      <w:proofErr w:type="spellEnd"/>
-      <w:r>
-        <w:rPr>
-          <w:rStyle w:val="Hyperlink"/>
-          <w:rFonts w:ascii="Helvetica" w:hAnsi="Helvetica" w:cs="Helvetica"/>
-          <w:color w:val="00698F"/>
-          <w:sz w:val="16"/>
-          <w:szCs w:val="16"/>
-        </w:rPr>
-        <w:t xml:space="preserve"> website</w:t>
-      </w:r>
-      <w:r>
-        <w:rPr>
-          <w:rStyle w:val="Hyperlink"/>
-          <w:rFonts w:ascii="Helvetica" w:hAnsi="Helvetica" w:cs="Helvetica"/>
-          <w:color w:val="00698F"/>
-          <w:sz w:val="16"/>
-          <w:szCs w:val="16"/>
-        </w:rPr>
-        <w:fldChar w:fldCharType="end"/>
-      </w:r>
+      <w:hyperlink r:id="rId19" w:history="1">
+        <w:r>
+          <w:rPr>
+            <w:rStyle w:val="Hyperlink"/>
+            <w:rFonts w:ascii="Helvetica" w:hAnsi="Helvetica" w:cs="Helvetica"/>
+            <w:color w:val="00698F"/>
+            <w:sz w:val="16"/>
+            <w:szCs w:val="16"/>
+          </w:rPr>
+          <w:t>Scamwatch website</w:t>
+        </w:r>
+      </w:hyperlink>
       <w:r>
         <w:rPr>
           <w:rFonts w:ascii="Helvetica" w:hAnsi="Helvetica" w:cs="Helvetica"/>
@@ -6869,11 +6846,139 @@
       </w:r>
       <w:bookmarkEnd w:id="4"/>
     </w:p>
+    <w:bookmarkStart w:id="5" w:name="OLE_LINK1"/>
+    <w:bookmarkStart w:id="6" w:name="OLE_LINK2"/>
+    <w:p>
+      <w:pPr>
+        <w:ind w:left="10" w:firstLine="350"/>
+        <w:rPr>
+          <w:sz w:val="16"/>
+          <w:szCs w:val="16"/>
+        </w:rPr>
+      </w:pPr>
+      <w:r>
+        <w:rPr>
+          <w:sz w:val="16"/>
+          <w:szCs w:val="16"/>
+        </w:rPr>
+        <w:fldChar w:fldCharType="begin"/>
+      </w:r>
+      <w:r>
+        <w:rPr>
+          <w:sz w:val="16"/>
+          <w:szCs w:val="16"/>
+        </w:rPr>
+        <w:instrText xml:space="preserve"> HYPERLINK "https://docs.google.com/presentation/d/1Pz9BiulAIDsNJQA9wFN_RBPV8yYdZVnJfwURqSkNGbQ/edit?usp=sharing" </w:instrText>
+      </w:r>
+      <w:r>
+        <w:rPr>
+          <w:sz w:val="16"/>
+          <w:szCs w:val="16"/>
+        </w:rPr>
+      </w:r>
+      <w:r>
+        <w:rPr>
+          <w:sz w:val="16"/>
+          <w:szCs w:val="16"/>
+        </w:rPr>
+        <w:fldChar w:fldCharType="separate"/>
+      </w:r>
+      <w:r>
+        <w:rPr>
+          <w:rStyle w:val="Hyperlink"/>
+          <w:sz w:val="16"/>
+          <w:szCs w:val="16"/>
+        </w:rPr>
+        <w:t>https://docs.google.com/presentation/d/1Pz9BiulAIDsNJQA9wFN_RBPV8yYdZVnJfwURqSkNGbQ/edit?usp=sharing</w:t>
+      </w:r>
+      <w:r>
+        <w:rPr>
+          <w:sz w:val="16"/>
+          <w:szCs w:val="16"/>
+        </w:rPr>
+        <w:fldChar w:fldCharType="end"/>
+      </w:r>
+    </w:p>
+    <w:p>
+      <w:pPr>
+        <w:ind w:left="10" w:firstLine="350"/>
+        <w:rPr>
+          <w:sz w:val="16"/>
+          <w:szCs w:val="16"/>
+        </w:rPr>
+      </w:pPr>
+      <w:r>
+        <w:rPr>
+          <w:noProof/>
+        </w:rPr>
+        <w:lastRenderedPageBreak/>
+        <w:drawing>
+          <wp:inline distT="0" distB="0" distL="0" distR="0" wp14:anchorId="1BDCC6C7" wp14:editId="4A33ABA5">
+            <wp:extent cx="5743575" cy="3230880"/>
+            <wp:effectExtent l="0" t="0" r="9525" b="7620"/>
+            <wp:docPr id="36" name="Picture 36"/>
+            <wp:cNvGraphicFramePr>
+              <a:graphicFrameLocks xmlns:a="http://schemas.openxmlformats.org/drawingml/2006/main" noChangeAspect="1"/>
+            </wp:cNvGraphicFramePr>
+            <a:graphic xmlns:a="http://schemas.openxmlformats.org/drawingml/2006/main">
+              <a:graphicData uri="http://schemas.openxmlformats.org/drawingml/2006/picture">
+                <pic:pic xmlns:pic="http://schemas.openxmlformats.org/drawingml/2006/picture">
+                  <pic:nvPicPr>
+                    <pic:cNvPr id="1" name=""/>
+                    <pic:cNvPicPr/>
+                  </pic:nvPicPr>
+                  <pic:blipFill>
+                    <a:blip r:embed="rId20"/>
+                    <a:stretch>
+                      <a:fillRect/>
+                    </a:stretch>
+                  </pic:blipFill>
+                  <pic:spPr>
+                    <a:xfrm>
+                      <a:off x="0" y="0"/>
+                      <a:ext cx="5743575" cy="3230880"/>
+                    </a:xfrm>
+                    <a:prstGeom prst="rect">
+                      <a:avLst/>
+                    </a:prstGeom>
+                  </pic:spPr>
+                </pic:pic>
+              </a:graphicData>
+            </a:graphic>
+          </wp:inline>
+        </w:drawing>
+      </w:r>
+    </w:p>
+    <w:bookmarkEnd w:id="5"/>
+    <w:bookmarkEnd w:id="6"/>
+    <w:p>
+      <w:pPr>
+        <w:ind w:left="10" w:firstLine="350"/>
+        <w:rPr>
+          <w:sz w:val="16"/>
+          <w:szCs w:val="16"/>
+        </w:rPr>
+      </w:pPr>
+      <w:r>
+        <w:rPr>
+          <w:sz w:val="16"/>
+          <w:szCs w:val="16"/>
+        </w:rPr>
+        <w:t>And more:</w:t>
+      </w:r>
+      <w:bookmarkStart w:id="7" w:name="_GoBack"/>
+      <w:bookmarkEnd w:id="7"/>
+    </w:p>
     <w:p>
       <w:pPr>
         <w:ind w:left="10" w:firstLine="350"/>
       </w:pPr>
-      <w:hyperlink r:id="rId19" w:history="1">
+    </w:p>
+    <w:p>
+      <w:pPr>
+        <w:ind w:left="10" w:firstLine="350"/>
+      </w:pPr>
+      <w:hyperlink r:id="rId21" w:history="1">
         <w:r>
           <w:rPr>
             <w:rStyle w:val="Hyperlink"/>
@@ -7050,7 +7155,6 @@
         <w:ind w:right="44" w:hanging="360"/>
       </w:pPr>
       <w:r>
-        <w:lastRenderedPageBreak/>
         <w:t xml:space="preserve">Record </w:t>
       </w:r>
       <w:r>
@@ -7067,11 +7171,11 @@
       <w:r>
         <w:t xml:space="preserve"> </w:t>
       </w:r>
-      <w:bookmarkStart w:id="5" w:name="_Toc94716199"/>
+      <w:bookmarkStart w:id="8" w:name="_Toc94716199"/>
       <w:r>
         <w:t>Presentation</w:t>
       </w:r>
-      <w:bookmarkEnd w:id="5"/>
+      <w:bookmarkEnd w:id="8"/>
       <w:r>
         <w:t xml:space="preserve"> </w:t>
       </w:r>
@@ -7102,9 +7206,10 @@
     </w:p>
     <w:p>
       <w:r>
+        <w:lastRenderedPageBreak/>
         <w:t xml:space="preserve">Please refer presentation sample: </w:t>
       </w:r>
-      <w:hyperlink r:id="rId20" w:history="1">
+      <w:hyperlink r:id="rId22" w:history="1">
         <w:r>
           <w:rPr>
             <w:rStyle w:val="Hyperlink"/>
@@ -7122,7 +7227,7 @@
       <w:r>
         <w:t xml:space="preserve">Refer: </w:t>
       </w:r>
-      <w:hyperlink r:id="rId21" w:history="1">
+      <w:hyperlink r:id="rId23" w:history="1">
         <w:r>
           <w:rPr>
             <w:rStyle w:val="Hyperlink"/>
@@ -7163,7 +7268,7 @@
                     <pic:cNvPicPr/>
                   </pic:nvPicPr>
                   <pic:blipFill>
-                    <a:blip r:embed="rId22"/>
+                    <a:blip r:embed="rId24"/>
                     <a:stretch>
                       <a:fillRect/>
                     </a:stretch>
@@ -7192,7 +7297,6 @@
         <w:rPr>
           <w:noProof/>
         </w:rPr>
-        <w:lastRenderedPageBreak/>
         <w:drawing>
           <wp:inline distT="0" distB="0" distL="0" distR="0" wp14:anchorId="16027DC2" wp14:editId="77E518DD">
             <wp:extent cx="5246187" cy="2965010"/>
@@ -7209,7 +7313,7 @@
                     <pic:cNvPicPr/>
                   </pic:nvPicPr>
                   <pic:blipFill>
-                    <a:blip r:embed="rId23"/>
+                    <a:blip r:embed="rId25"/>
                     <a:stretch>
                       <a:fillRect/>
                     </a:stretch>
@@ -7297,14 +7401,14 @@
           <w:b/>
         </w:rPr>
       </w:pPr>
-      <w:bookmarkStart w:id="6" w:name="_Toc94716200"/>
+      <w:bookmarkStart w:id="9" w:name="_Toc94716200"/>
       <w:r>
         <w:rPr>
           <w:b/>
         </w:rPr>
         <w:t>Search Index</w:t>
       </w:r>
-      <w:bookmarkEnd w:id="6"/>
+      <w:bookmarkEnd w:id="9"/>
     </w:p>
     <w:p>
       <w:pPr>
@@ -7312,12 +7416,12 @@
           <w:noProof/>
         </w:rPr>
         <w:sectPr>
-          <w:headerReference w:type="even" r:id="rId24"/>
-          <w:headerReference w:type="default" r:id="rId25"/>
-          <w:footerReference w:type="even" r:id="rId26"/>
-          <w:footerReference w:type="default" r:id="rId27"/>
-          <w:headerReference w:type="first" r:id="rId28"/>
-          <w:footerReference w:type="first" r:id="rId29"/>
+          <w:headerReference w:type="even" r:id="rId26"/>
+          <w:headerReference w:type="default" r:id="rId27"/>
+          <w:footerReference w:type="even" r:id="rId28"/>
+          <w:footerReference w:type="default" r:id="rId29"/>
+          <w:headerReference w:type="first" r:id="rId30"/>
+          <w:footerReference w:type="first" r:id="rId31"/>
           <w:pgSz w:w="11906" w:h="16838"/>
           <w:pgMar w:top="2421" w:right="1421" w:bottom="1271" w:left="1440" w:header="569" w:footer="442" w:gutter="0"/>
           <w:pgNumType w:start="0"/>
@@ -7358,6 +7462,7 @@
         <w:rPr>
           <w:noProof/>
         </w:rPr>
+        <w:lastRenderedPageBreak/>
         <w:t>B</w:t>
       </w:r>
     </w:p>
@@ -7541,6 +7646,7 @@
         <w:rPr>
           <w:noProof/>
         </w:rPr>
+        <w:lastRenderedPageBreak/>
         <w:t>H</w:t>
       </w:r>
     </w:p>
@@ -7699,6 +7805,7 @@
     </w:p>
     <w:p>
       <w:r>
+        <w:lastRenderedPageBreak/>
         <w:fldChar w:fldCharType="end"/>
       </w:r>
     </w:p>
@@ -7710,14 +7817,14 @@
           <w:b/>
         </w:rPr>
       </w:pPr>
-      <w:bookmarkStart w:id="7" w:name="_Toc94716201"/>
+      <w:bookmarkStart w:id="10" w:name="_Toc94716201"/>
       <w:r>
         <w:rPr>
           <w:b/>
         </w:rPr>
         <w:t>REFERENCE:</w:t>
       </w:r>
-      <w:bookmarkEnd w:id="7"/>
+      <w:bookmarkEnd w:id="10"/>
     </w:p>
     <w:p>
       <w:pPr>
@@ -7735,7 +7842,7 @@
       <w:r>
         <w:t xml:space="preserve">Please visit my site: </w:t>
       </w:r>
-      <w:hyperlink r:id="rId30" w:history="1">
+      <w:hyperlink r:id="rId32" w:history="1">
         <w:r>
           <w:rPr>
             <w:rStyle w:val="Hyperlink"/>
@@ -7766,7 +7873,7 @@
                     <pic:cNvPicPr/>
                   </pic:nvPicPr>
                   <pic:blipFill>
-                    <a:blip r:embed="rId31"/>
+                    <a:blip r:embed="rId33"/>
                     <a:stretch>
                       <a:fillRect/>
                     </a:stretch>
@@ -7825,7 +7932,7 @@
 </file>
 
 <file path=word/endnotes.xml><?xml version="1.0" encoding="utf-8"?>
-<w:endnotes xmlns:wpc="http://schemas.microsoft.com/office/word/2010/wordprocessingCanvas" xmlns:cx="http://schemas.microsoft.com/office/drawing/2014/chartex" xmlns:cx1="http://schemas.microsoft.com/office/drawing/2015/9/8/chartex" xmlns:cx2="http://schemas.microsoft.com/office/drawing/2015/10/21/chartex" xmlns:cx3="http://schemas.microsoft.com/office/drawing/2016/5/9/chartex" xmlns:cx4="http://schemas.microsoft.com/office/drawing/2016/5/10/chartex" xmlns:cx5="http://schemas.microsoft.com/office/drawing/2016/5/11/chartex" xmlns:cx6="http://schemas.microsoft.com/office/drawing/2016/5/12/chartex" xmlns:cx7="http://schemas.microsoft.com/office/drawing/2016/5/13/chartex" xmlns:cx8="http://schemas.microsoft.com/office/drawing/2016/5/14/chartex" xmlns:mc="http://schemas.openxmlformats.org/markup-compatibility/2006" xmlns:aink="http://schemas.microsoft.com/office/drawing/2016/ink" xmlns:am3d="http://schemas.microsoft.com/office/drawing/2017/model3d" xmlns:o="urn:schemas-microsoft-com:office:office" xmlns:oel="http://schemas.microsoft.com/office/2019/extlst" xmlns:r="http://schemas.openxmlformats.org/officeDocument/2006/relationships" xmlns:m="http://schemas.openxmlformats.org/officeDocument/2006/math" xmlns:v="urn:schemas-microsoft-com:vml" xmlns:wp14="http://schemas.microsoft.com/office/word/2010/wordprocessingDrawing" xmlns:wp="http://schemas.openxmlformats.org/drawingml/2006/wordprocessingDrawing" xmlns:w10="urn:schemas-microsoft-com:office:word" xmlns:w="http://schemas.openxmlformats.org/wordprocessingml/2006/main" xmlns:w14="http://schemas.microsoft.com/office/word/2010/wordml" xmlns:w15="http://schemas.microsoft.com/office/word/2012/wordml" xmlns:w16cex="http://schemas.microsoft.com/office/word/2018/wordml/cex" xmlns:w16cid="http://schemas.microsoft.com/office/word/2016/wordml/cid" xmlns:w16="http://schemas.microsoft.com/office/word/2018/wordml" xmlns:w16du="http://schemas.microsoft.com/office/word/2023/wordml/word16du" xmlns:w16sdtdh="http://schemas.microsoft.com/office/word/2020/wordml/sdtdatahash" xmlns:w16se="http://schemas.microsoft.com/office/word/2015/wordml/symex" xmlns:wpg="http://schemas.microsoft.com/office/word/2010/wordprocessingGroup" xmlns:wpi="http://schemas.microsoft.com/office/word/2010/wordprocessingInk" xmlns:wne="http://schemas.microsoft.com/office/word/2006/wordml" xmlns:wps="http://schemas.microsoft.com/office/word/2010/wordprocessingShape" mc:Ignorable="w14 w15 w16se w16cid w16 w16cex w16sdtdh w16du wp14">
+<w:endnotes xmlns:wpc="http://schemas.microsoft.com/office/word/2010/wordprocessingCanvas" xmlns:mc="http://schemas.openxmlformats.org/markup-compatibility/2006" xmlns:o="urn:schemas-microsoft-com:office:office" xmlns:r="http://schemas.openxmlformats.org/officeDocument/2006/relationships" xmlns:m="http://schemas.openxmlformats.org/officeDocument/2006/math" xmlns:v="urn:schemas-microsoft-com:vml" xmlns:wp14="http://schemas.microsoft.com/office/word/2010/wordprocessingDrawing" xmlns:wp="http://schemas.openxmlformats.org/drawingml/2006/wordprocessingDrawing" xmlns:w10="urn:schemas-microsoft-com:office:word" xmlns:w="http://schemas.openxmlformats.org/wordprocessingml/2006/main" xmlns:w14="http://schemas.microsoft.com/office/word/2010/wordml" xmlns:w15="http://schemas.microsoft.com/office/word/2012/wordml" xmlns:wpg="http://schemas.microsoft.com/office/word/2010/wordprocessingGroup" xmlns:wpi="http://schemas.microsoft.com/office/word/2010/wordprocessingInk" xmlns:wne="http://schemas.microsoft.com/office/word/2006/wordml" xmlns:wps="http://schemas.microsoft.com/office/word/2010/wordprocessingShape" mc:Ignorable="w14 w15 wp14">
   <w:endnote w:type="separator" w:id="-1">
     <w:p>
       <w:pPr>
@@ -7850,7 +7957,7 @@
 </file>
 
 <file path=word/footer1.xml><?xml version="1.0" encoding="utf-8"?>
-<w:ftr xmlns:wpc="http://schemas.microsoft.com/office/word/2010/wordprocessingCanvas" xmlns:cx="http://schemas.microsoft.com/office/drawing/2014/chartex" xmlns:cx1="http://schemas.microsoft.com/office/drawing/2015/9/8/chartex" xmlns:cx2="http://schemas.microsoft.com/office/drawing/2015/10/21/chartex" xmlns:cx3="http://schemas.microsoft.com/office/drawing/2016/5/9/chartex" xmlns:cx4="http://schemas.microsoft.com/office/drawing/2016/5/10/chartex" xmlns:cx5="http://schemas.microsoft.com/office/drawing/2016/5/11/chartex" xmlns:cx6="http://schemas.microsoft.com/office/drawing/2016/5/12/chartex" xmlns:cx7="http://schemas.microsoft.com/office/drawing/2016/5/13/chartex" xmlns:cx8="http://schemas.microsoft.com/office/drawing/2016/5/14/chartex" xmlns:mc="http://schemas.openxmlformats.org/markup-compatibility/2006" xmlns:aink="http://schemas.microsoft.com/office/drawing/2016/ink" xmlns:am3d="http://schemas.microsoft.com/office/drawing/2017/model3d" xmlns:o="urn:schemas-microsoft-com:office:office" xmlns:oel="http://schemas.microsoft.com/office/2019/extlst" xmlns:r="http://schemas.openxmlformats.org/officeDocument/2006/relationships" xmlns:m="http://schemas.openxmlformats.org/officeDocument/2006/math" xmlns:v="urn:schemas-microsoft-com:vml" xmlns:wp14="http://schemas.microsoft.com/office/word/2010/wordprocessingDrawing" xmlns:wp="http://schemas.openxmlformats.org/drawingml/2006/wordprocessingDrawing" xmlns:w10="urn:schemas-microsoft-com:office:word" xmlns:w="http://schemas.openxmlformats.org/wordprocessingml/2006/main" xmlns:w14="http://schemas.microsoft.com/office/word/2010/wordml" xmlns:w15="http://schemas.microsoft.com/office/word/2012/wordml" xmlns:w16cex="http://schemas.microsoft.com/office/word/2018/wordml/cex" xmlns:w16cid="http://schemas.microsoft.com/office/word/2016/wordml/cid" xmlns:w16="http://schemas.microsoft.com/office/word/2018/wordml" xmlns:w16du="http://schemas.microsoft.com/office/word/2023/wordml/word16du" xmlns:w16sdtdh="http://schemas.microsoft.com/office/word/2020/wordml/sdtdatahash" xmlns:w16se="http://schemas.microsoft.com/office/word/2015/wordml/symex" xmlns:wpg="http://schemas.microsoft.com/office/word/2010/wordprocessingGroup" xmlns:wpi="http://schemas.microsoft.com/office/word/2010/wordprocessingInk" xmlns:wne="http://schemas.microsoft.com/office/word/2006/wordml" xmlns:wps="http://schemas.microsoft.com/office/word/2010/wordprocessingShape" mc:Ignorable="w14 w15 w16se w16cid w16 w16cex w16sdtdh w16du wp14">
+<w:ftr xmlns:wpc="http://schemas.microsoft.com/office/word/2010/wordprocessingCanvas" xmlns:mc="http://schemas.openxmlformats.org/markup-compatibility/2006" xmlns:o="urn:schemas-microsoft-com:office:office" xmlns:r="http://schemas.openxmlformats.org/officeDocument/2006/relationships" xmlns:m="http://schemas.openxmlformats.org/officeDocument/2006/math" xmlns:v="urn:schemas-microsoft-com:vml" xmlns:wp14="http://schemas.microsoft.com/office/word/2010/wordprocessingDrawing" xmlns:wp="http://schemas.openxmlformats.org/drawingml/2006/wordprocessingDrawing" xmlns:w10="urn:schemas-microsoft-com:office:word" xmlns:w="http://schemas.openxmlformats.org/wordprocessingml/2006/main" xmlns:w14="http://schemas.microsoft.com/office/word/2010/wordml" xmlns:w15="http://schemas.microsoft.com/office/word/2012/wordml" xmlns:wpg="http://schemas.microsoft.com/office/word/2010/wordprocessingGroup" xmlns:wpi="http://schemas.microsoft.com/office/word/2010/wordprocessingInk" xmlns:wne="http://schemas.microsoft.com/office/word/2006/wordml" xmlns:wps="http://schemas.microsoft.com/office/word/2010/wordprocessingShape" mc:Ignorable="w14 w15 wp14">
   <w:p>
     <w:pPr>
       <w:tabs>
@@ -7872,15 +7979,7 @@
         <w:color w:val="808080"/>
         <w:sz w:val="16"/>
       </w:rPr>
-      <w:t xml:space="preserve">- Assessment Task </w:t>
-    </w:r>
-    <w:proofErr w:type="gramStart"/>
-    <w:r>
-      <w:rPr>
-        <w:color w:val="808080"/>
-        <w:sz w:val="16"/>
-      </w:rPr>
-      <w:t xml:space="preserve">1  </w:t>
+      <w:t xml:space="preserve">- Assessment Task 1  </w:t>
     </w:r>
     <w:r>
       <w:rPr>
@@ -7888,13 +7987,6 @@
         <w:sz w:val="16"/>
       </w:rPr>
       <w:tab/>
-    </w:r>
-    <w:proofErr w:type="gramEnd"/>
-    <w:r>
-      <w:rPr>
-        <w:color w:val="808080"/>
-        <w:sz w:val="16"/>
-      </w:rPr>
       <w:t xml:space="preserve"> </w:t>
     </w:r>
     <w:r>
@@ -8023,7 +8115,7 @@
             </wp:anchor>
           </w:drawing>
         </mc:Choice>
-        <mc:Fallback>
+        <mc:Fallback xmlns:w16se="http://schemas.microsoft.com/office/word/2015/wordml/symex" xmlns:w16sdtdh="http://schemas.microsoft.com/office/word/2020/wordml/sdtdatahash" xmlns:w16du="http://schemas.microsoft.com/office/word/2023/wordml/word16du" xmlns:w16="http://schemas.microsoft.com/office/word/2018/wordml" xmlns:w16cid="http://schemas.microsoft.com/office/word/2016/wordml/cid" xmlns:w16cex="http://schemas.microsoft.com/office/word/2018/wordml/cex" xmlns:oel="http://schemas.microsoft.com/office/2019/extlst" xmlns:am3d="http://schemas.microsoft.com/office/drawing/2017/model3d" xmlns:aink="http://schemas.microsoft.com/office/drawing/2016/ink" xmlns:cx8="http://schemas.microsoft.com/office/drawing/2016/5/14/chartex" xmlns:cx7="http://schemas.microsoft.com/office/drawing/2016/5/13/chartex" xmlns:cx6="http://schemas.microsoft.com/office/drawing/2016/5/12/chartex" xmlns:cx5="http://schemas.microsoft.com/office/drawing/2016/5/11/chartex" xmlns:cx4="http://schemas.microsoft.com/office/drawing/2016/5/10/chartex" xmlns:cx3="http://schemas.microsoft.com/office/drawing/2016/5/9/chartex" xmlns:cx2="http://schemas.microsoft.com/office/drawing/2015/10/21/chartex" xmlns:cx1="http://schemas.microsoft.com/office/drawing/2015/9/8/chartex" xmlns:cx="http://schemas.microsoft.com/office/drawing/2014/chartex">
           <w:pict>
             <v:group w14:anchorId="78563985" id="Group 5027" o:spid="_x0000_s1026" style="position:absolute;margin-left:50.6pt;margin-top:804.6pt;width:489.5pt;height:.5pt;z-index:251661312;mso-position-horizontal-relative:page;mso-position-vertical-relative:page" coordsize="62166,63" o:gfxdata="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">
               <v:shape id="Shape 5028" o:spid="_x0000_s1027" style="position:absolute;width:62166;height:63;visibility:visible;mso-wrap-style:square;v-text-anchor:top" coordsize="6216650,6350" o:gfxdata="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" path="m,l6216650,6350e" filled="f" strokecolor="#7f7f7f">
@@ -8089,17 +8181,33 @@
       </w:rPr>
       <w:t xml:space="preserve"> of </w:t>
     </w:r>
-    <w:fldSimple w:instr=" NUMPAGES   \* MERGEFORMAT ">
-      <w:r>
-        <w:rPr>
-          <w:rFonts w:ascii="Calibri" w:eastAsia="Calibri" w:hAnsi="Calibri" w:cs="Calibri"/>
-          <w:b/>
-          <w:color w:val="808080"/>
-          <w:sz w:val="16"/>
-        </w:rPr>
-        <w:t>4</w:t>
-      </w:r>
-    </w:fldSimple>
+    <w:r>
+      <w:fldChar w:fldCharType="begin"/>
+    </w:r>
+    <w:r>
+      <w:instrText xml:space="preserve"> NUMPAGES   \* MERGEFORMAT </w:instrText>
+    </w:r>
+    <w:r>
+      <w:fldChar w:fldCharType="separate"/>
+    </w:r>
+    <w:r>
+      <w:rPr>
+        <w:rFonts w:ascii="Calibri" w:eastAsia="Calibri" w:hAnsi="Calibri" w:cs="Calibri"/>
+        <w:b/>
+        <w:color w:val="808080"/>
+        <w:sz w:val="16"/>
+      </w:rPr>
+      <w:t>4</w:t>
+    </w:r>
+    <w:r>
+      <w:rPr>
+        <w:rFonts w:ascii="Calibri" w:eastAsia="Calibri" w:hAnsi="Calibri" w:cs="Calibri"/>
+        <w:b/>
+        <w:color w:val="808080"/>
+        <w:sz w:val="16"/>
+      </w:rPr>
+      <w:fldChar w:fldCharType="end"/>
+    </w:r>
     <w:r>
       <w:rPr>
         <w:color w:val="808080"/>
@@ -8112,7 +8220,7 @@
 </file>
 
 <file path=word/footer2.xml><?xml version="1.0" encoding="utf-8"?>
-<w:ftr xmlns:wpc="http://schemas.microsoft.com/office/word/2010/wordprocessingCanvas" xmlns:cx="http://schemas.microsoft.com/office/drawing/2014/chartex" xmlns:cx1="http://schemas.microsoft.com/office/drawing/2015/9/8/chartex" xmlns:cx2="http://schemas.microsoft.com/office/drawing/2015/10/21/chartex" xmlns:cx3="http://schemas.microsoft.com/office/drawing/2016/5/9/chartex" xmlns:cx4="http://schemas.microsoft.com/office/drawing/2016/5/10/chartex" xmlns:cx5="http://schemas.microsoft.com/office/drawing/2016/5/11/chartex" xmlns:cx6="http://schemas.microsoft.com/office/drawing/2016/5/12/chartex" xmlns:cx7="http://schemas.microsoft.com/office/drawing/2016/5/13/chartex" xmlns:cx8="http://schemas.microsoft.com/office/drawing/2016/5/14/chartex" xmlns:mc="http://schemas.openxmlformats.org/markup-compatibility/2006" xmlns:aink="http://schemas.microsoft.com/office/drawing/2016/ink" xmlns:am3d="http://schemas.microsoft.com/office/drawing/2017/model3d" xmlns:o="urn:schemas-microsoft-com:office:office" xmlns:oel="http://schemas.microsoft.com/office/2019/extlst" xmlns:r="http://schemas.openxmlformats.org/officeDocument/2006/relationships" xmlns:m="http://schemas.openxmlformats.org/officeDocument/2006/math" xmlns:v="urn:schemas-microsoft-com:vml" xmlns:wp14="http://schemas.microsoft.com/office/word/2010/wordprocessingDrawing" xmlns:wp="http://schemas.openxmlformats.org/drawingml/2006/wordprocessingDrawing" xmlns:w10="urn:schemas-microsoft-com:office:word" xmlns:w="http://schemas.openxmlformats.org/wordprocessingml/2006/main" xmlns:w14="http://schemas.microsoft.com/office/word/2010/wordml" xmlns:w15="http://schemas.microsoft.com/office/word/2012/wordml" xmlns:w16cex="http://schemas.microsoft.com/office/word/2018/wordml/cex" xmlns:w16cid="http://schemas.microsoft.com/office/word/2016/wordml/cid" xmlns:w16="http://schemas.microsoft.com/office/word/2018/wordml" xmlns:w16du="http://schemas.microsoft.com/office/word/2023/wordml/word16du" xmlns:w16sdtdh="http://schemas.microsoft.com/office/word/2020/wordml/sdtdatahash" xmlns:w16se="http://schemas.microsoft.com/office/word/2015/wordml/symex" xmlns:wpg="http://schemas.microsoft.com/office/word/2010/wordprocessingGroup" xmlns:wpi="http://schemas.microsoft.com/office/word/2010/wordprocessingInk" xmlns:wne="http://schemas.microsoft.com/office/word/2006/wordml" xmlns:wps="http://schemas.microsoft.com/office/word/2010/wordprocessingShape" mc:Ignorable="w14 w15 w16se w16cid w16 w16cex w16sdtdh w16du wp14">
+<w:ftr xmlns:wpc="http://schemas.microsoft.com/office/word/2010/wordprocessingCanvas" xmlns:mc="http://schemas.openxmlformats.org/markup-compatibility/2006" xmlns:o="urn:schemas-microsoft-com:office:office" xmlns:r="http://schemas.openxmlformats.org/officeDocument/2006/relationships" xmlns:m="http://schemas.openxmlformats.org/officeDocument/2006/math" xmlns:v="urn:schemas-microsoft-com:vml" xmlns:wp14="http://schemas.microsoft.com/office/word/2010/wordprocessingDrawing" xmlns:wp="http://schemas.openxmlformats.org/drawingml/2006/wordprocessingDrawing" xmlns:w10="urn:schemas-microsoft-com:office:word" xmlns:w="http://schemas.openxmlformats.org/wordprocessingml/2006/main" xmlns:w14="http://schemas.microsoft.com/office/word/2010/wordml" xmlns:w15="http://schemas.microsoft.com/office/word/2012/wordml" xmlns:wpg="http://schemas.microsoft.com/office/word/2010/wordprocessingGroup" xmlns:wpi="http://schemas.microsoft.com/office/word/2010/wordprocessingInk" xmlns:wne="http://schemas.microsoft.com/office/word/2006/wordml" xmlns:wps="http://schemas.microsoft.com/office/word/2010/wordprocessingShape" mc:Ignorable="w14 w15 wp14">
   <w:p>
     <w:pPr>
       <w:tabs>
@@ -8270,7 +8378,7 @@
             </wp:anchor>
           </w:drawing>
         </mc:Choice>
-        <mc:Fallback>
+        <mc:Fallback xmlns:w16se="http://schemas.microsoft.com/office/word/2015/wordml/symex" xmlns:w16sdtdh="http://schemas.microsoft.com/office/word/2020/wordml/sdtdatahash" xmlns:w16du="http://schemas.microsoft.com/office/word/2023/wordml/word16du" xmlns:w16="http://schemas.microsoft.com/office/word/2018/wordml" xmlns:w16cid="http://schemas.microsoft.com/office/word/2016/wordml/cid" xmlns:w16cex="http://schemas.microsoft.com/office/word/2018/wordml/cex" xmlns:oel="http://schemas.microsoft.com/office/2019/extlst" xmlns:am3d="http://schemas.microsoft.com/office/drawing/2017/model3d" xmlns:aink="http://schemas.microsoft.com/office/drawing/2016/ink" xmlns:cx8="http://schemas.microsoft.com/office/drawing/2016/5/14/chartex" xmlns:cx7="http://schemas.microsoft.com/office/drawing/2016/5/13/chartex" xmlns:cx6="http://schemas.microsoft.com/office/drawing/2016/5/12/chartex" xmlns:cx5="http://schemas.microsoft.com/office/drawing/2016/5/11/chartex" xmlns:cx4="http://schemas.microsoft.com/office/drawing/2016/5/10/chartex" xmlns:cx3="http://schemas.microsoft.com/office/drawing/2016/5/9/chartex" xmlns:cx2="http://schemas.microsoft.com/office/drawing/2015/10/21/chartex" xmlns:cx1="http://schemas.microsoft.com/office/drawing/2015/9/8/chartex" xmlns:cx="http://schemas.microsoft.com/office/drawing/2014/chartex">
           <w:pict>
             <v:group w14:anchorId="0B62DB5D" id="Group 4963" o:spid="_x0000_s1026" style="position:absolute;margin-left:50.6pt;margin-top:804.6pt;width:489.5pt;height:.5pt;z-index:251662336;mso-position-horizontal-relative:page;mso-position-vertical-relative:page" coordsize="62166,63" o:gfxdata="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">
               <v:shape id="Shape 4964" o:spid="_x0000_s1027" style="position:absolute;width:62166;height:63;visibility:visible;mso-wrap-style:square;v-text-anchor:top" coordsize="6216650,6350" o:gfxdata="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" path="m,l6216650,6350e" filled="f" strokecolor="#7f7f7f">
@@ -8316,10 +8424,11 @@
       <w:rPr>
         <w:rFonts w:ascii="Calibri" w:eastAsia="Calibri" w:hAnsi="Calibri" w:cs="Calibri"/>
         <w:b/>
+        <w:noProof/>
         <w:color w:val="808080"/>
         <w:sz w:val="16"/>
       </w:rPr>
-      <w:t>1</w:t>
+      <w:t>10</w:t>
     </w:r>
     <w:r>
       <w:rPr>
@@ -8336,17 +8445,34 @@
       </w:rPr>
       <w:t xml:space="preserve"> of </w:t>
     </w:r>
-    <w:fldSimple w:instr=" NUMPAGES   \* MERGEFORMAT ">
-      <w:r>
-        <w:rPr>
-          <w:rFonts w:ascii="Calibri" w:eastAsia="Calibri" w:hAnsi="Calibri" w:cs="Calibri"/>
-          <w:b/>
-          <w:color w:val="808080"/>
-          <w:sz w:val="16"/>
-        </w:rPr>
-        <w:t>4</w:t>
-      </w:r>
-    </w:fldSimple>
+    <w:r>
+      <w:fldChar w:fldCharType="begin"/>
+    </w:r>
+    <w:r>
+      <w:instrText xml:space="preserve"> NUMPAGES   \* MERGEFORMAT </w:instrText>
+    </w:r>
+    <w:r>
+      <w:fldChar w:fldCharType="separate"/>
+    </w:r>
+    <w:r>
+      <w:rPr>
+        <w:rFonts w:ascii="Calibri" w:eastAsia="Calibri" w:hAnsi="Calibri" w:cs="Calibri"/>
+        <w:b/>
+        <w:noProof/>
+        <w:color w:val="808080"/>
+        <w:sz w:val="16"/>
+      </w:rPr>
+      <w:t>10</w:t>
+    </w:r>
+    <w:r>
+      <w:rPr>
+        <w:rFonts w:ascii="Calibri" w:eastAsia="Calibri" w:hAnsi="Calibri" w:cs="Calibri"/>
+        <w:b/>
+        <w:color w:val="808080"/>
+        <w:sz w:val="16"/>
+      </w:rPr>
+      <w:fldChar w:fldCharType="end"/>
+    </w:r>
     <w:r>
       <w:rPr>
         <w:color w:val="808080"/>
@@ -8359,7 +8485,7 @@
 </file>
 
 <file path=word/footer3.xml><?xml version="1.0" encoding="utf-8"?>
-<w:ftr xmlns:wpc="http://schemas.microsoft.com/office/word/2010/wordprocessingCanvas" xmlns:cx="http://schemas.microsoft.com/office/drawing/2014/chartex" xmlns:cx1="http://schemas.microsoft.com/office/drawing/2015/9/8/chartex" xmlns:cx2="http://schemas.microsoft.com/office/drawing/2015/10/21/chartex" xmlns:cx3="http://schemas.microsoft.com/office/drawing/2016/5/9/chartex" xmlns:cx4="http://schemas.microsoft.com/office/drawing/2016/5/10/chartex" xmlns:cx5="http://schemas.microsoft.com/office/drawing/2016/5/11/chartex" xmlns:cx6="http://schemas.microsoft.com/office/drawing/2016/5/12/chartex" xmlns:cx7="http://schemas.microsoft.com/office/drawing/2016/5/13/chartex" xmlns:cx8="http://schemas.microsoft.com/office/drawing/2016/5/14/chartex" xmlns:mc="http://schemas.openxmlformats.org/markup-compatibility/2006" xmlns:aink="http://schemas.microsoft.com/office/drawing/2016/ink" xmlns:am3d="http://schemas.microsoft.com/office/drawing/2017/model3d" xmlns:o="urn:schemas-microsoft-com:office:office" xmlns:oel="http://schemas.microsoft.com/office/2019/extlst" xmlns:r="http://schemas.openxmlformats.org/officeDocument/2006/relationships" xmlns:m="http://schemas.openxmlformats.org/officeDocument/2006/math" xmlns:v="urn:schemas-microsoft-com:vml" xmlns:wp14="http://schemas.microsoft.com/office/word/2010/wordprocessingDrawing" xmlns:wp="http://schemas.openxmlformats.org/drawingml/2006/wordprocessingDrawing" xmlns:w10="urn:schemas-microsoft-com:office:word" xmlns:w="http://schemas.openxmlformats.org/wordprocessingml/2006/main" xmlns:w14="http://schemas.microsoft.com/office/word/2010/wordml" xmlns:w15="http://schemas.microsoft.com/office/word/2012/wordml" xmlns:w16cex="http://schemas.microsoft.com/office/word/2018/wordml/cex" xmlns:w16cid="http://schemas.microsoft.com/office/word/2016/wordml/cid" xmlns:w16="http://schemas.microsoft.com/office/word/2018/wordml" xmlns:w16du="http://schemas.microsoft.com/office/word/2023/wordml/word16du" xmlns:w16sdtdh="http://schemas.microsoft.com/office/word/2020/wordml/sdtdatahash" xmlns:w16se="http://schemas.microsoft.com/office/word/2015/wordml/symex" xmlns:wpg="http://schemas.microsoft.com/office/word/2010/wordprocessingGroup" xmlns:wpi="http://schemas.microsoft.com/office/word/2010/wordprocessingInk" xmlns:wne="http://schemas.microsoft.com/office/word/2006/wordml" xmlns:wps="http://schemas.microsoft.com/office/word/2010/wordprocessingShape" mc:Ignorable="w14 w15 w16se w16cid w16 w16cex w16sdtdh w16du wp14">
+<w:ftr xmlns:wpc="http://schemas.microsoft.com/office/word/2010/wordprocessingCanvas" xmlns:mc="http://schemas.openxmlformats.org/markup-compatibility/2006" xmlns:o="urn:schemas-microsoft-com:office:office" xmlns:r="http://schemas.openxmlformats.org/officeDocument/2006/relationships" xmlns:m="http://schemas.openxmlformats.org/officeDocument/2006/math" xmlns:v="urn:schemas-microsoft-com:vml" xmlns:wp14="http://schemas.microsoft.com/office/word/2010/wordprocessingDrawing" xmlns:wp="http://schemas.openxmlformats.org/drawingml/2006/wordprocessingDrawing" xmlns:w10="urn:schemas-microsoft-com:office:word" xmlns:w="http://schemas.openxmlformats.org/wordprocessingml/2006/main" xmlns:w14="http://schemas.microsoft.com/office/word/2010/wordml" xmlns:w15="http://schemas.microsoft.com/office/word/2012/wordml" xmlns:wpg="http://schemas.microsoft.com/office/word/2010/wordprocessingGroup" xmlns:wpi="http://schemas.microsoft.com/office/word/2010/wordprocessingInk" xmlns:wne="http://schemas.microsoft.com/office/word/2006/wordml" xmlns:wps="http://schemas.microsoft.com/office/word/2010/wordprocessingShape" mc:Ignorable="w14 w15 wp14">
   <w:p>
     <w:pPr>
       <w:tabs>
@@ -8517,7 +8643,7 @@
             </wp:anchor>
           </w:drawing>
         </mc:Choice>
-        <mc:Fallback>
+        <mc:Fallback xmlns:w16se="http://schemas.microsoft.com/office/word/2015/wordml/symex" xmlns:w16sdtdh="http://schemas.microsoft.com/office/word/2020/wordml/sdtdatahash" xmlns:w16du="http://schemas.microsoft.com/office/word/2023/wordml/word16du" xmlns:w16="http://schemas.microsoft.com/office/word/2018/wordml" xmlns:w16cid="http://schemas.microsoft.com/office/word/2016/wordml/cid" xmlns:w16cex="http://schemas.microsoft.com/office/word/2018/wordml/cex" xmlns:oel="http://schemas.microsoft.com/office/2019/extlst" xmlns:am3d="http://schemas.microsoft.com/office/drawing/2017/model3d" xmlns:aink="http://schemas.microsoft.com/office/drawing/2016/ink" xmlns:cx8="http://schemas.microsoft.com/office/drawing/2016/5/14/chartex" xmlns:cx7="http://schemas.microsoft.com/office/drawing/2016/5/13/chartex" xmlns:cx6="http://schemas.microsoft.com/office/drawing/2016/5/12/chartex" xmlns:cx5="http://schemas.microsoft.com/office/drawing/2016/5/11/chartex" xmlns:cx4="http://schemas.microsoft.com/office/drawing/2016/5/10/chartex" xmlns:cx3="http://schemas.microsoft.com/office/drawing/2016/5/9/chartex" xmlns:cx2="http://schemas.microsoft.com/office/drawing/2015/10/21/chartex" xmlns:cx1="http://schemas.microsoft.com/office/drawing/2015/9/8/chartex" xmlns:cx="http://schemas.microsoft.com/office/drawing/2014/chartex">
           <w:pict>
             <v:group w14:anchorId="48612C5C" id="Group 4899" o:spid="_x0000_s1026" style="position:absolute;margin-left:50.6pt;margin-top:804.6pt;width:489.5pt;height:.5pt;z-index:251663360;mso-position-horizontal-relative:page;mso-position-vertical-relative:page" coordsize="62166,63" o:gfxdata="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">
               <v:shape id="Shape 4900" o:spid="_x0000_s1027" style="position:absolute;width:62166;height:63;visibility:visible;mso-wrap-style:square;v-text-anchor:top" coordsize="6216650,6350" o:gfxdata="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" path="m,l6216650,6350e" filled="f" strokecolor="#7f7f7f">
@@ -8563,10 +8689,11 @@
       <w:rPr>
         <w:rFonts w:ascii="Calibri" w:eastAsia="Calibri" w:hAnsi="Calibri" w:cs="Calibri"/>
         <w:b/>
+        <w:noProof/>
         <w:color w:val="808080"/>
         <w:sz w:val="16"/>
       </w:rPr>
-      <w:t>1</w:t>
+      <w:t>0</w:t>
     </w:r>
     <w:r>
       <w:rPr>
@@ -8583,17 +8710,34 @@
       </w:rPr>
       <w:t xml:space="preserve"> of </w:t>
     </w:r>
-    <w:fldSimple w:instr=" NUMPAGES   \* MERGEFORMAT ">
-      <w:r>
-        <w:rPr>
-          <w:rFonts w:ascii="Calibri" w:eastAsia="Calibri" w:hAnsi="Calibri" w:cs="Calibri"/>
-          <w:b/>
-          <w:color w:val="808080"/>
-          <w:sz w:val="16"/>
-        </w:rPr>
-        <w:t>4</w:t>
-      </w:r>
-    </w:fldSimple>
+    <w:r>
+      <w:fldChar w:fldCharType="begin"/>
+    </w:r>
+    <w:r>
+      <w:instrText xml:space="preserve"> NUMPAGES   \* MERGEFORMAT </w:instrText>
+    </w:r>
+    <w:r>
+      <w:fldChar w:fldCharType="separate"/>
+    </w:r>
+    <w:r>
+      <w:rPr>
+        <w:rFonts w:ascii="Calibri" w:eastAsia="Calibri" w:hAnsi="Calibri" w:cs="Calibri"/>
+        <w:b/>
+        <w:noProof/>
+        <w:color w:val="808080"/>
+        <w:sz w:val="16"/>
+      </w:rPr>
+      <w:t>10</w:t>
+    </w:r>
+    <w:r>
+      <w:rPr>
+        <w:rFonts w:ascii="Calibri" w:eastAsia="Calibri" w:hAnsi="Calibri" w:cs="Calibri"/>
+        <w:b/>
+        <w:color w:val="808080"/>
+        <w:sz w:val="16"/>
+      </w:rPr>
+      <w:fldChar w:fldCharType="end"/>
+    </w:r>
     <w:r>
       <w:rPr>
         <w:color w:val="808080"/>
@@ -8606,7 +8750,7 @@
 </file>
 
 <file path=word/footnotes.xml><?xml version="1.0" encoding="utf-8"?>
-<w:footnotes xmlns:wpc="http://schemas.microsoft.com/office/word/2010/wordprocessingCanvas" xmlns:cx="http://schemas.microsoft.com/office/drawing/2014/chartex" xmlns:cx1="http://schemas.microsoft.com/office/drawing/2015/9/8/chartex" xmlns:cx2="http://schemas.microsoft.com/office/drawing/2015/10/21/chartex" xmlns:cx3="http://schemas.microsoft.com/office/drawing/2016/5/9/chartex" xmlns:cx4="http://schemas.microsoft.com/office/drawing/2016/5/10/chartex" xmlns:cx5="http://schemas.microsoft.com/office/drawing/2016/5/11/chartex" xmlns:cx6="http://schemas.microsoft.com/office/drawing/2016/5/12/chartex" xmlns:cx7="http://schemas.microsoft.com/office/drawing/2016/5/13/chartex" xmlns:cx8="http://schemas.microsoft.com/office/drawing/2016/5/14/chartex" xmlns:mc="http://schemas.openxmlformats.org/markup-compatibility/2006" xmlns:aink="http://schemas.microsoft.com/office/drawing/2016/ink" xmlns:am3d="http://schemas.microsoft.com/office/drawing/2017/model3d" xmlns:o="urn:schemas-microsoft-com:office:office" xmlns:oel="http://schemas.microsoft.com/office/2019/extlst" xmlns:r="http://schemas.openxmlformats.org/officeDocument/2006/relationships" xmlns:m="http://schemas.openxmlformats.org/officeDocument/2006/math" xmlns:v="urn:schemas-microsoft-com:vml" xmlns:wp14="http://schemas.microsoft.com/office/word/2010/wordprocessingDrawing" xmlns:wp="http://schemas.openxmlformats.org/drawingml/2006/wordprocessingDrawing" xmlns:w10="urn:schemas-microsoft-com:office:word" xmlns:w="http://schemas.openxmlformats.org/wordprocessingml/2006/main" xmlns:w14="http://schemas.microsoft.com/office/word/2010/wordml" xmlns:w15="http://schemas.microsoft.com/office/word/2012/wordml" xmlns:w16cex="http://schemas.microsoft.com/office/word/2018/wordml/cex" xmlns:w16cid="http://schemas.microsoft.com/office/word/2016/wordml/cid" xmlns:w16="http://schemas.microsoft.com/office/word/2018/wordml" xmlns:w16du="http://schemas.microsoft.com/office/word/2023/wordml/word16du" xmlns:w16sdtdh="http://schemas.microsoft.com/office/word/2020/wordml/sdtdatahash" xmlns:w16se="http://schemas.microsoft.com/office/word/2015/wordml/symex" xmlns:wpg="http://schemas.microsoft.com/office/word/2010/wordprocessingGroup" xmlns:wpi="http://schemas.microsoft.com/office/word/2010/wordprocessingInk" xmlns:wne="http://schemas.microsoft.com/office/word/2006/wordml" xmlns:wps="http://schemas.microsoft.com/office/word/2010/wordprocessingShape" mc:Ignorable="w14 w15 w16se w16cid w16 w16cex w16sdtdh w16du wp14">
+<w:footnotes xmlns:wpc="http://schemas.microsoft.com/office/word/2010/wordprocessingCanvas" xmlns:mc="http://schemas.openxmlformats.org/markup-compatibility/2006" xmlns:o="urn:schemas-microsoft-com:office:office" xmlns:r="http://schemas.openxmlformats.org/officeDocument/2006/relationships" xmlns:m="http://schemas.openxmlformats.org/officeDocument/2006/math" xmlns:v="urn:schemas-microsoft-com:vml" xmlns:wp14="http://schemas.microsoft.com/office/word/2010/wordprocessingDrawing" xmlns:wp="http://schemas.openxmlformats.org/drawingml/2006/wordprocessingDrawing" xmlns:w10="urn:schemas-microsoft-com:office:word" xmlns:w="http://schemas.openxmlformats.org/wordprocessingml/2006/main" xmlns:w14="http://schemas.microsoft.com/office/word/2010/wordml" xmlns:w15="http://schemas.microsoft.com/office/word/2012/wordml" xmlns:wpg="http://schemas.microsoft.com/office/word/2010/wordprocessingGroup" xmlns:wpi="http://schemas.microsoft.com/office/word/2010/wordprocessingInk" xmlns:wne="http://schemas.microsoft.com/office/word/2006/wordml" xmlns:wps="http://schemas.microsoft.com/office/word/2010/wordprocessingShape" mc:Ignorable="w14 w15 wp14">
   <w:footnote w:type="separator" w:id="-1">
     <w:p>
       <w:pPr>
@@ -8631,7 +8775,7 @@
 </file>
 
 <file path=word/header1.xml><?xml version="1.0" encoding="utf-8"?>
-<w:hdr xmlns:wpc="http://schemas.microsoft.com/office/word/2010/wordprocessingCanvas" xmlns:cx="http://schemas.microsoft.com/office/drawing/2014/chartex" xmlns:cx1="http://schemas.microsoft.com/office/drawing/2015/9/8/chartex" xmlns:cx2="http://schemas.microsoft.com/office/drawing/2015/10/21/chartex" xmlns:cx3="http://schemas.microsoft.com/office/drawing/2016/5/9/chartex" xmlns:cx4="http://schemas.microsoft.com/office/drawing/2016/5/10/chartex" xmlns:cx5="http://schemas.microsoft.com/office/drawing/2016/5/11/chartex" xmlns:cx6="http://schemas.microsoft.com/office/drawing/2016/5/12/chartex" xmlns:cx7="http://schemas.microsoft.com/office/drawing/2016/5/13/chartex" xmlns:cx8="http://schemas.microsoft.com/office/drawing/2016/5/14/chartex" xmlns:mc="http://schemas.openxmlformats.org/markup-compatibility/2006" xmlns:aink="http://schemas.microsoft.com/office/drawing/2016/ink" xmlns:am3d="http://schemas.microsoft.com/office/drawing/2017/model3d" xmlns:o="urn:schemas-microsoft-com:office:office" xmlns:oel="http://schemas.microsoft.com/office/2019/extlst" xmlns:r="http://schemas.openxmlformats.org/officeDocument/2006/relationships" xmlns:m="http://schemas.openxmlformats.org/officeDocument/2006/math" xmlns:v="urn:schemas-microsoft-com:vml" xmlns:wp14="http://schemas.microsoft.com/office/word/2010/wordprocessingDrawing" xmlns:wp="http://schemas.openxmlformats.org/drawingml/2006/wordprocessingDrawing" xmlns:w10="urn:schemas-microsoft-com:office:word" xmlns:w="http://schemas.openxmlformats.org/wordprocessingml/2006/main" xmlns:w14="http://schemas.microsoft.com/office/word/2010/wordml" xmlns:w15="http://schemas.microsoft.com/office/word/2012/wordml" xmlns:w16cex="http://schemas.microsoft.com/office/word/2018/wordml/cex" xmlns:w16cid="http://schemas.microsoft.com/office/word/2016/wordml/cid" xmlns:w16="http://schemas.microsoft.com/office/word/2018/wordml" xmlns:w16du="http://schemas.microsoft.com/office/word/2023/wordml/word16du" xmlns:w16sdtdh="http://schemas.microsoft.com/office/word/2020/wordml/sdtdatahash" xmlns:w16se="http://schemas.microsoft.com/office/word/2015/wordml/symex" xmlns:wpg="http://schemas.microsoft.com/office/word/2010/wordprocessingGroup" xmlns:wpi="http://schemas.microsoft.com/office/word/2010/wordprocessingInk" xmlns:wne="http://schemas.microsoft.com/office/word/2006/wordml" xmlns:wps="http://schemas.microsoft.com/office/word/2010/wordprocessingShape" mc:Ignorable="w14 w15 w16se w16cid w16 w16cex w16sdtdh w16du wp14">
+<w:hdr xmlns:wpc="http://schemas.microsoft.com/office/word/2010/wordprocessingCanvas" xmlns:mc="http://schemas.openxmlformats.org/markup-compatibility/2006" xmlns:o="urn:schemas-microsoft-com:office:office" xmlns:r="http://schemas.openxmlformats.org/officeDocument/2006/relationships" xmlns:m="http://schemas.openxmlformats.org/officeDocument/2006/math" xmlns:v="urn:schemas-microsoft-com:vml" xmlns:wp14="http://schemas.microsoft.com/office/word/2010/wordprocessingDrawing" xmlns:wp="http://schemas.openxmlformats.org/drawingml/2006/wordprocessingDrawing" xmlns:w10="urn:schemas-microsoft-com:office:word" xmlns:w="http://schemas.openxmlformats.org/wordprocessingml/2006/main" xmlns:w14="http://schemas.microsoft.com/office/word/2010/wordml" xmlns:w15="http://schemas.microsoft.com/office/word/2012/wordml" xmlns:wpg="http://schemas.microsoft.com/office/word/2010/wordprocessingGroup" xmlns:wpi="http://schemas.microsoft.com/office/word/2010/wordprocessingInk" xmlns:wne="http://schemas.microsoft.com/office/word/2006/wordml" xmlns:wps="http://schemas.microsoft.com/office/word/2010/wordprocessingShape" mc:Ignorable="w14 w15 wp14">
   <w:p>
     <w:pPr>
       <w:spacing w:after="0" w:line="259" w:lineRule="auto"/>
@@ -9211,7 +9355,6 @@
                             <w:pPr>
                               <w:spacing w:after="160" w:line="259" w:lineRule="auto"/>
                             </w:pPr>
-                            <w:proofErr w:type="spellStart"/>
                             <w:r>
                               <w:rPr>
                                 <w:color w:val="808080"/>
@@ -9219,7 +9362,6 @@
                               </w:rPr>
                               <w:t>info@wic</w:t>
                             </w:r>
-                            <w:proofErr w:type="spellEnd"/>
                           </w:p>
                         </w:txbxContent>
                       </wps:txbx>
@@ -9248,7 +9390,6 @@
                             <w:pPr>
                               <w:spacing w:after="160" w:line="259" w:lineRule="auto"/>
                             </w:pPr>
-                            <w:proofErr w:type="gramStart"/>
                             <w:r>
                               <w:rPr>
                                 <w:color w:val="808080"/>
@@ -9256,7 +9397,6 @@
                               </w:rPr>
                               <w:t>.nsw.edu.au</w:t>
                             </w:r>
-                            <w:proofErr w:type="gramEnd"/>
                           </w:p>
                         </w:txbxContent>
                       </wps:txbx>
@@ -9395,17 +9535,8 @@
                                 <w:color w:val="808080"/>
                                 <w:sz w:val="16"/>
                               </w:rPr>
-                              <w:t xml:space="preserve">St., Sydney NSW 2000 </w:t>
+                              <w:t>St., Sydney NSW 2000 Austra</w:t>
                             </w:r>
-                            <w:proofErr w:type="spellStart"/>
-                            <w:r>
-                              <w:rPr>
-                                <w:color w:val="808080"/>
-                                <w:sz w:val="16"/>
-                              </w:rPr>
-                              <w:t>Austra</w:t>
-                            </w:r>
-                            <w:proofErr w:type="spellEnd"/>
                           </w:p>
                         </w:txbxContent>
                       </wps:txbx>
@@ -9434,21 +9565,12 @@
                             <w:pPr>
                               <w:spacing w:after="160" w:line="259" w:lineRule="auto"/>
                             </w:pPr>
-                            <w:proofErr w:type="spellStart"/>
                             <w:r>
                               <w:rPr>
                                 <w:color w:val="808080"/>
                                 <w:sz w:val="16"/>
                               </w:rPr>
-                              <w:t>lia</w:t>
-                            </w:r>
-                            <w:proofErr w:type="spellEnd"/>
-                            <w:r>
-                              <w:rPr>
-                                <w:color w:val="808080"/>
-                                <w:sz w:val="16"/>
-                              </w:rPr>
-                              <w:t xml:space="preserve">   |   www.wic.nsw.edu.au</w:t>
+                              <w:t>lia   |   www.wic.nsw.edu.au</w:t>
                             </w:r>
                           </w:p>
                         </w:txbxContent>
@@ -9816,7 +9938,7 @@
             </wp:anchor>
           </w:drawing>
         </mc:Choice>
-        <mc:Fallback>
+        <mc:Fallback xmlns:w16se="http://schemas.microsoft.com/office/word/2015/wordml/symex" xmlns:w16sdtdh="http://schemas.microsoft.com/office/word/2020/wordml/sdtdatahash" xmlns:w16du="http://schemas.microsoft.com/office/word/2023/wordml/word16du" xmlns:w16="http://schemas.microsoft.com/office/word/2018/wordml" xmlns:w16cid="http://schemas.microsoft.com/office/word/2016/wordml/cid" xmlns:w16cex="http://schemas.microsoft.com/office/word/2018/wordml/cex" xmlns:oel="http://schemas.microsoft.com/office/2019/extlst" xmlns:am3d="http://schemas.microsoft.com/office/drawing/2017/model3d" xmlns:aink="http://schemas.microsoft.com/office/drawing/2016/ink" xmlns:cx8="http://schemas.microsoft.com/office/drawing/2016/5/14/chartex" xmlns:cx7="http://schemas.microsoft.com/office/drawing/2016/5/13/chartex" xmlns:cx6="http://schemas.microsoft.com/office/drawing/2016/5/12/chartex" xmlns:cx5="http://schemas.microsoft.com/office/drawing/2016/5/11/chartex" xmlns:cx4="http://schemas.microsoft.com/office/drawing/2016/5/10/chartex" xmlns:cx3="http://schemas.microsoft.com/office/drawing/2016/5/9/chartex" xmlns:cx2="http://schemas.microsoft.com/office/drawing/2015/10/21/chartex" xmlns:cx1="http://schemas.microsoft.com/office/drawing/2015/9/8/chartex" xmlns:cx="http://schemas.microsoft.com/office/drawing/2014/chartex">
           <w:pict>
             <v:group w14:anchorId="267FDBDC" id="Group 4976" o:spid="_x0000_s1057" style="position:absolute;left:0;text-align:left;margin-left:36.6pt;margin-top:28.45pt;width:525pt;height:85.1pt;z-index:251658240;mso-position-horizontal-relative:page;mso-position-vertical-relative:page" coordsize="66676,10809" o:gfxdata="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">
               <v:rect id="Rectangle 5008" o:spid="_x0000_s1058" style="position:absolute;left:23119;top:9521;width:380;height:1713;visibility:visible;mso-wrap-style:square;v-text-anchor:top" o:gfxdata="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" filled="f" stroked="f">
@@ -10416,7 +10538,7 @@
 </file>
 
 <file path=word/header2.xml><?xml version="1.0" encoding="utf-8"?>
-<w:hdr xmlns:wpc="http://schemas.microsoft.com/office/word/2010/wordprocessingCanvas" xmlns:cx="http://schemas.microsoft.com/office/drawing/2014/chartex" xmlns:cx1="http://schemas.microsoft.com/office/drawing/2015/9/8/chartex" xmlns:cx2="http://schemas.microsoft.com/office/drawing/2015/10/21/chartex" xmlns:cx3="http://schemas.microsoft.com/office/drawing/2016/5/9/chartex" xmlns:cx4="http://schemas.microsoft.com/office/drawing/2016/5/10/chartex" xmlns:cx5="http://schemas.microsoft.com/office/drawing/2016/5/11/chartex" xmlns:cx6="http://schemas.microsoft.com/office/drawing/2016/5/12/chartex" xmlns:cx7="http://schemas.microsoft.com/office/drawing/2016/5/13/chartex" xmlns:cx8="http://schemas.microsoft.com/office/drawing/2016/5/14/chartex" xmlns:mc="http://schemas.openxmlformats.org/markup-compatibility/2006" xmlns:aink="http://schemas.microsoft.com/office/drawing/2016/ink" xmlns:am3d="http://schemas.microsoft.com/office/drawing/2017/model3d" xmlns:o="urn:schemas-microsoft-com:office:office" xmlns:oel="http://schemas.microsoft.com/office/2019/extlst" xmlns:r="http://schemas.openxmlformats.org/officeDocument/2006/relationships" xmlns:m="http://schemas.openxmlformats.org/officeDocument/2006/math" xmlns:v="urn:schemas-microsoft-com:vml" xmlns:wp14="http://schemas.microsoft.com/office/word/2010/wordprocessingDrawing" xmlns:wp="http://schemas.openxmlformats.org/drawingml/2006/wordprocessingDrawing" xmlns:w10="urn:schemas-microsoft-com:office:word" xmlns:w="http://schemas.openxmlformats.org/wordprocessingml/2006/main" xmlns:w14="http://schemas.microsoft.com/office/word/2010/wordml" xmlns:w15="http://schemas.microsoft.com/office/word/2012/wordml" xmlns:w16cex="http://schemas.microsoft.com/office/word/2018/wordml/cex" xmlns:w16cid="http://schemas.microsoft.com/office/word/2016/wordml/cid" xmlns:w16="http://schemas.microsoft.com/office/word/2018/wordml" xmlns:w16du="http://schemas.microsoft.com/office/word/2023/wordml/word16du" xmlns:w16sdtdh="http://schemas.microsoft.com/office/word/2020/wordml/sdtdatahash" xmlns:w16se="http://schemas.microsoft.com/office/word/2015/wordml/symex" xmlns:wpg="http://schemas.microsoft.com/office/word/2010/wordprocessingGroup" xmlns:wpi="http://schemas.microsoft.com/office/word/2010/wordprocessingInk" xmlns:wne="http://schemas.microsoft.com/office/word/2006/wordml" xmlns:wps="http://schemas.microsoft.com/office/word/2010/wordprocessingShape" mc:Ignorable="w14 w15 w16se w16cid w16 w16cex w16sdtdh w16du wp14">
+<w:hdr xmlns:wpc="http://schemas.microsoft.com/office/word/2010/wordprocessingCanvas" xmlns:mc="http://schemas.openxmlformats.org/markup-compatibility/2006" xmlns:o="urn:schemas-microsoft-com:office:office" xmlns:r="http://schemas.openxmlformats.org/officeDocument/2006/relationships" xmlns:m="http://schemas.openxmlformats.org/officeDocument/2006/math" xmlns:v="urn:schemas-microsoft-com:vml" xmlns:wp14="http://schemas.microsoft.com/office/word/2010/wordprocessingDrawing" xmlns:wp="http://schemas.openxmlformats.org/drawingml/2006/wordprocessingDrawing" xmlns:w10="urn:schemas-microsoft-com:office:word" xmlns:w="http://schemas.openxmlformats.org/wordprocessingml/2006/main" xmlns:w14="http://schemas.microsoft.com/office/word/2010/wordml" xmlns:w15="http://schemas.microsoft.com/office/word/2012/wordml" xmlns:wpg="http://schemas.microsoft.com/office/word/2010/wordprocessingGroup" xmlns:wpi="http://schemas.microsoft.com/office/word/2010/wordprocessingInk" xmlns:wne="http://schemas.microsoft.com/office/word/2006/wordml" xmlns:wps="http://schemas.microsoft.com/office/word/2010/wordprocessingShape" mc:Ignorable="w14 w15 wp14">
   <w:p>
     <w:pPr>
       <w:spacing w:after="0" w:line="259" w:lineRule="auto"/>
@@ -10996,7 +11118,6 @@
                             <w:pPr>
                               <w:spacing w:after="160" w:line="259" w:lineRule="auto"/>
                             </w:pPr>
-                            <w:proofErr w:type="spellStart"/>
                             <w:r>
                               <w:rPr>
                                 <w:color w:val="808080"/>
@@ -11004,7 +11125,6 @@
                               </w:rPr>
                               <w:t>info@wic</w:t>
                             </w:r>
-                            <w:proofErr w:type="spellEnd"/>
                           </w:p>
                         </w:txbxContent>
                       </wps:txbx>
@@ -11033,7 +11153,6 @@
                             <w:pPr>
                               <w:spacing w:after="160" w:line="259" w:lineRule="auto"/>
                             </w:pPr>
-                            <w:proofErr w:type="gramStart"/>
                             <w:r>
                               <w:rPr>
                                 <w:color w:val="808080"/>
@@ -11041,7 +11160,6 @@
                               </w:rPr>
                               <w:t>.nsw.edu.au</w:t>
                             </w:r>
-                            <w:proofErr w:type="gramEnd"/>
                           </w:p>
                         </w:txbxContent>
                       </wps:txbx>
@@ -11180,17 +11298,8 @@
                                 <w:color w:val="808080"/>
                                 <w:sz w:val="16"/>
                               </w:rPr>
-                              <w:t xml:space="preserve">St., Sydney NSW 2000 </w:t>
+                              <w:t>St., Sydney NSW 2000 Austra</w:t>
                             </w:r>
-                            <w:proofErr w:type="spellStart"/>
-                            <w:r>
-                              <w:rPr>
-                                <w:color w:val="808080"/>
-                                <w:sz w:val="16"/>
-                              </w:rPr>
-                              <w:t>Austra</w:t>
-                            </w:r>
-                            <w:proofErr w:type="spellEnd"/>
                           </w:p>
                         </w:txbxContent>
                       </wps:txbx>
@@ -11219,21 +11328,12 @@
                             <w:pPr>
                               <w:spacing w:after="160" w:line="259" w:lineRule="auto"/>
                             </w:pPr>
-                            <w:proofErr w:type="spellStart"/>
                             <w:r>
                               <w:rPr>
                                 <w:color w:val="808080"/>
                                 <w:sz w:val="16"/>
                               </w:rPr>
-                              <w:t>lia</w:t>
-                            </w:r>
-                            <w:proofErr w:type="spellEnd"/>
-                            <w:r>
-                              <w:rPr>
-                                <w:color w:val="808080"/>
-                                <w:sz w:val="16"/>
-                              </w:rPr>
-                              <w:t xml:space="preserve">   |   www.wic.nsw.edu.au</w:t>
+                              <w:t>lia   |   www.wic.nsw.edu.au</w:t>
                             </w:r>
                           </w:p>
                         </w:txbxContent>
@@ -11601,7 +11701,7 @@
             </wp:anchor>
           </w:drawing>
         </mc:Choice>
-        <mc:Fallback>
+        <mc:Fallback xmlns:w16se="http://schemas.microsoft.com/office/word/2015/wordml/symex" xmlns:w16sdtdh="http://schemas.microsoft.com/office/word/2020/wordml/sdtdatahash" xmlns:w16du="http://schemas.microsoft.com/office/word/2023/wordml/word16du" xmlns:w16="http://schemas.microsoft.com/office/word/2018/wordml" xmlns:w16cid="http://schemas.microsoft.com/office/word/2016/wordml/cid" xmlns:w16cex="http://schemas.microsoft.com/office/word/2018/wordml/cex" xmlns:oel="http://schemas.microsoft.com/office/2019/extlst" xmlns:am3d="http://schemas.microsoft.com/office/drawing/2017/model3d" xmlns:aink="http://schemas.microsoft.com/office/drawing/2016/ink" xmlns:cx8="http://schemas.microsoft.com/office/drawing/2016/5/14/chartex" xmlns:cx7="http://schemas.microsoft.com/office/drawing/2016/5/13/chartex" xmlns:cx6="http://schemas.microsoft.com/office/drawing/2016/5/12/chartex" xmlns:cx5="http://schemas.microsoft.com/office/drawing/2016/5/11/chartex" xmlns:cx4="http://schemas.microsoft.com/office/drawing/2016/5/10/chartex" xmlns:cx3="http://schemas.microsoft.com/office/drawing/2016/5/9/chartex" xmlns:cx2="http://schemas.microsoft.com/office/drawing/2015/10/21/chartex" xmlns:cx1="http://schemas.microsoft.com/office/drawing/2015/9/8/chartex" xmlns:cx="http://schemas.microsoft.com/office/drawing/2014/chartex">
           <w:pict>
             <v:group w14:anchorId="4677A91B" id="Group 4912" o:spid="_x0000_s1090" style="position:absolute;left:0;text-align:left;margin-left:36.6pt;margin-top:28.45pt;width:525pt;height:85.1pt;z-index:251659264;mso-position-horizontal-relative:page;mso-position-vertical-relative:page" coordsize="66676,10809" o:gfxdata="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">
               <v:rect id="Rectangle 4944" o:spid="_x0000_s1091" style="position:absolute;left:23119;top:9521;width:380;height:1713;visibility:visible;mso-wrap-style:square;v-text-anchor:top" o:gfxdata="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" filled="f" stroked="f">
@@ -12201,7 +12301,7 @@
 </file>
 
 <file path=word/header3.xml><?xml version="1.0" encoding="utf-8"?>
-<w:hdr xmlns:wpc="http://schemas.microsoft.com/office/word/2010/wordprocessingCanvas" xmlns:cx="http://schemas.microsoft.com/office/drawing/2014/chartex" xmlns:cx1="http://schemas.microsoft.com/office/drawing/2015/9/8/chartex" xmlns:cx2="http://schemas.microsoft.com/office/drawing/2015/10/21/chartex" xmlns:cx3="http://schemas.microsoft.com/office/drawing/2016/5/9/chartex" xmlns:cx4="http://schemas.microsoft.com/office/drawing/2016/5/10/chartex" xmlns:cx5="http://schemas.microsoft.com/office/drawing/2016/5/11/chartex" xmlns:cx6="http://schemas.microsoft.com/office/drawing/2016/5/12/chartex" xmlns:cx7="http://schemas.microsoft.com/office/drawing/2016/5/13/chartex" xmlns:cx8="http://schemas.microsoft.com/office/drawing/2016/5/14/chartex" xmlns:mc="http://schemas.openxmlformats.org/markup-compatibility/2006" xmlns:aink="http://schemas.microsoft.com/office/drawing/2016/ink" xmlns:am3d="http://schemas.microsoft.com/office/drawing/2017/model3d" xmlns:o="urn:schemas-microsoft-com:office:office" xmlns:oel="http://schemas.microsoft.com/office/2019/extlst" xmlns:r="http://schemas.openxmlformats.org/officeDocument/2006/relationships" xmlns:m="http://schemas.openxmlformats.org/officeDocument/2006/math" xmlns:v="urn:schemas-microsoft-com:vml" xmlns:wp14="http://schemas.microsoft.com/office/word/2010/wordprocessingDrawing" xmlns:wp="http://schemas.openxmlformats.org/drawingml/2006/wordprocessingDrawing" xmlns:w10="urn:schemas-microsoft-com:office:word" xmlns:w="http://schemas.openxmlformats.org/wordprocessingml/2006/main" xmlns:w14="http://schemas.microsoft.com/office/word/2010/wordml" xmlns:w15="http://schemas.microsoft.com/office/word/2012/wordml" xmlns:w16cex="http://schemas.microsoft.com/office/word/2018/wordml/cex" xmlns:w16cid="http://schemas.microsoft.com/office/word/2016/wordml/cid" xmlns:w16="http://schemas.microsoft.com/office/word/2018/wordml" xmlns:w16du="http://schemas.microsoft.com/office/word/2023/wordml/word16du" xmlns:w16sdtdh="http://schemas.microsoft.com/office/word/2020/wordml/sdtdatahash" xmlns:w16se="http://schemas.microsoft.com/office/word/2015/wordml/symex" xmlns:wpg="http://schemas.microsoft.com/office/word/2010/wordprocessingGroup" xmlns:wpi="http://schemas.microsoft.com/office/word/2010/wordprocessingInk" xmlns:wne="http://schemas.microsoft.com/office/word/2006/wordml" xmlns:wps="http://schemas.microsoft.com/office/word/2010/wordprocessingShape" mc:Ignorable="w14 w15 w16se w16cid w16 w16cex w16sdtdh w16du wp14">
+<w:hdr xmlns:wpc="http://schemas.microsoft.com/office/word/2010/wordprocessingCanvas" xmlns:mc="http://schemas.openxmlformats.org/markup-compatibility/2006" xmlns:o="urn:schemas-microsoft-com:office:office" xmlns:r="http://schemas.openxmlformats.org/officeDocument/2006/relationships" xmlns:m="http://schemas.openxmlformats.org/officeDocument/2006/math" xmlns:v="urn:schemas-microsoft-com:vml" xmlns:wp14="http://schemas.microsoft.com/office/word/2010/wordprocessingDrawing" xmlns:wp="http://schemas.openxmlformats.org/drawingml/2006/wordprocessingDrawing" xmlns:w10="urn:schemas-microsoft-com:office:word" xmlns:w="http://schemas.openxmlformats.org/wordprocessingml/2006/main" xmlns:w14="http://schemas.microsoft.com/office/word/2010/wordml" xmlns:w15="http://schemas.microsoft.com/office/word/2012/wordml" xmlns:wpg="http://schemas.microsoft.com/office/word/2010/wordprocessingGroup" xmlns:wpi="http://schemas.microsoft.com/office/word/2010/wordprocessingInk" xmlns:wne="http://schemas.microsoft.com/office/word/2006/wordml" xmlns:wps="http://schemas.microsoft.com/office/word/2010/wordprocessingShape" mc:Ignorable="w14 w15 wp14">
   <w:p>
     <w:pPr>
       <w:spacing w:after="0" w:line="259" w:lineRule="auto"/>
@@ -12781,7 +12881,6 @@
                             <w:pPr>
                               <w:spacing w:after="160" w:line="259" w:lineRule="auto"/>
                             </w:pPr>
-                            <w:proofErr w:type="spellStart"/>
                             <w:r>
                               <w:rPr>
                                 <w:color w:val="808080"/>
@@ -12789,7 +12888,6 @@
                               </w:rPr>
                               <w:t>info@wic</w:t>
                             </w:r>
-                            <w:proofErr w:type="spellEnd"/>
                           </w:p>
                         </w:txbxContent>
                       </wps:txbx>
@@ -12818,7 +12916,6 @@
                             <w:pPr>
                               <w:spacing w:after="160" w:line="259" w:lineRule="auto"/>
                             </w:pPr>
-                            <w:proofErr w:type="gramStart"/>
                             <w:r>
                               <w:rPr>
                                 <w:color w:val="808080"/>
@@ -12826,7 +12923,6 @@
                               </w:rPr>
                               <w:t>.nsw.edu.au</w:t>
                             </w:r>
-                            <w:proofErr w:type="gramEnd"/>
                           </w:p>
                         </w:txbxContent>
                       </wps:txbx>
@@ -12965,17 +13061,8 @@
                                 <w:color w:val="808080"/>
                                 <w:sz w:val="16"/>
                               </w:rPr>
-                              <w:t xml:space="preserve">St., Sydney NSW 2000 </w:t>
+                              <w:t>St., Sydney NSW 2000 Austra</w:t>
                             </w:r>
-                            <w:proofErr w:type="spellStart"/>
-                            <w:r>
-                              <w:rPr>
-                                <w:color w:val="808080"/>
-                                <w:sz w:val="16"/>
-                              </w:rPr>
-                              <w:t>Austra</w:t>
-                            </w:r>
-                            <w:proofErr w:type="spellEnd"/>
                           </w:p>
                         </w:txbxContent>
                       </wps:txbx>
@@ -13004,21 +13091,12 @@
                             <w:pPr>
                               <w:spacing w:after="160" w:line="259" w:lineRule="auto"/>
                             </w:pPr>
-                            <w:proofErr w:type="spellStart"/>
                             <w:r>
                               <w:rPr>
                                 <w:color w:val="808080"/>
                                 <w:sz w:val="16"/>
                               </w:rPr>
-                              <w:t>lia</w:t>
-                            </w:r>
-                            <w:proofErr w:type="spellEnd"/>
-                            <w:r>
-                              <w:rPr>
-                                <w:color w:val="808080"/>
-                                <w:sz w:val="16"/>
-                              </w:rPr>
-                              <w:t xml:space="preserve">   |   www.wic.nsw.edu.au</w:t>
+                              <w:t>lia   |   www.wic.nsw.edu.au</w:t>
                             </w:r>
                           </w:p>
                         </w:txbxContent>
@@ -13386,7 +13464,7 @@
             </wp:anchor>
           </w:drawing>
         </mc:Choice>
-        <mc:Fallback>
+        <mc:Fallback xmlns:w16se="http://schemas.microsoft.com/office/word/2015/wordml/symex" xmlns:w16sdtdh="http://schemas.microsoft.com/office/word/2020/wordml/sdtdatahash" xmlns:w16du="http://schemas.microsoft.com/office/word/2023/wordml/word16du" xmlns:w16="http://schemas.microsoft.com/office/word/2018/wordml" xmlns:w16cid="http://schemas.microsoft.com/office/word/2016/wordml/cid" xmlns:w16cex="http://schemas.microsoft.com/office/word/2018/wordml/cex" xmlns:oel="http://schemas.microsoft.com/office/2019/extlst" xmlns:am3d="http://schemas.microsoft.com/office/drawing/2017/model3d" xmlns:aink="http://schemas.microsoft.com/office/drawing/2016/ink" xmlns:cx8="http://schemas.microsoft.com/office/drawing/2016/5/14/chartex" xmlns:cx7="http://schemas.microsoft.com/office/drawing/2016/5/13/chartex" xmlns:cx6="http://schemas.microsoft.com/office/drawing/2016/5/12/chartex" xmlns:cx5="http://schemas.microsoft.com/office/drawing/2016/5/11/chartex" xmlns:cx4="http://schemas.microsoft.com/office/drawing/2016/5/10/chartex" xmlns:cx3="http://schemas.microsoft.com/office/drawing/2016/5/9/chartex" xmlns:cx2="http://schemas.microsoft.com/office/drawing/2015/10/21/chartex" xmlns:cx1="http://schemas.microsoft.com/office/drawing/2015/9/8/chartex" xmlns:cx="http://schemas.microsoft.com/office/drawing/2014/chartex">
           <w:pict>
             <v:group w14:anchorId="25811B5D" id="Group 4848" o:spid="_x0000_s1123" style="position:absolute;left:0;text-align:left;margin-left:36.6pt;margin-top:28.45pt;width:525pt;height:85.1pt;z-index:251660288;mso-position-horizontal-relative:page;mso-position-vertical-relative:page" coordsize="66676,10809" o:gfxdata="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">
               <v:rect id="Rectangle 4880" o:spid="_x0000_s1124" style="position:absolute;left:23119;top:9521;width:380;height:1713;visibility:visible;mso-wrap-style:square;v-text-anchor:top" o:gfxdata="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" filled="f" stroked="f">
@@ -13986,8 +14064,8 @@
 </file>
 
 <file path=word/numbering.xml><?xml version="1.0" encoding="utf-8"?>
-<w:numbering xmlns:wpc="http://schemas.microsoft.com/office/word/2010/wordprocessingCanvas" xmlns:cx="http://schemas.microsoft.com/office/drawing/2014/chartex" xmlns:cx1="http://schemas.microsoft.com/office/drawing/2015/9/8/chartex" xmlns:cx2="http://schemas.microsoft.com/office/drawing/2015/10/21/chartex" xmlns:cx3="http://schemas.microsoft.com/office/drawing/2016/5/9/chartex" xmlns:cx4="http://schemas.microsoft.com/office/drawing/2016/5/10/chartex" xmlns:cx5="http://schemas.microsoft.com/office/drawing/2016/5/11/chartex" xmlns:cx6="http://schemas.microsoft.com/office/drawing/2016/5/12/chartex" xmlns:cx7="http://schemas.microsoft.com/office/drawing/2016/5/13/chartex" xmlns:cx8="http://schemas.microsoft.com/office/drawing/2016/5/14/chartex" xmlns:mc="http://schemas.openxmlformats.org/markup-compatibility/2006" xmlns:aink="http://schemas.microsoft.com/office/drawing/2016/ink" xmlns:am3d="http://schemas.microsoft.com/office/drawing/2017/model3d" xmlns:o="urn:schemas-microsoft-com:office:office" xmlns:oel="http://schemas.microsoft.com/office/2019/extlst" xmlns:r="http://schemas.openxmlformats.org/officeDocument/2006/relationships" xmlns:m="http://schemas.openxmlformats.org/officeDocument/2006/math" xmlns:v="urn:schemas-microsoft-com:vml" xmlns:wp14="http://schemas.microsoft.com/office/word/2010/wordprocessingDrawing" xmlns:wp="http://schemas.openxmlformats.org/drawingml/2006/wordprocessingDrawing" xmlns:w10="urn:schemas-microsoft-com:office:word" xmlns:w="http://schemas.openxmlformats.org/wordprocessingml/2006/main" xmlns:w14="http://schemas.microsoft.com/office/word/2010/wordml" xmlns:w15="http://schemas.microsoft.com/office/word/2012/wordml" xmlns:w16cex="http://schemas.microsoft.com/office/word/2018/wordml/cex" xmlns:w16cid="http://schemas.microsoft.com/office/word/2016/wordml/cid" xmlns:w16="http://schemas.microsoft.com/office/word/2018/wordml" xmlns:w16du="http://schemas.microsoft.com/office/word/2023/wordml/word16du" xmlns:w16sdtdh="http://schemas.microsoft.com/office/word/2020/wordml/sdtdatahash" xmlns:w16se="http://schemas.microsoft.com/office/word/2015/wordml/symex" xmlns:wpg="http://schemas.microsoft.com/office/word/2010/wordprocessingGroup" xmlns:wpi="http://schemas.microsoft.com/office/word/2010/wordprocessingInk" xmlns:wne="http://schemas.microsoft.com/office/word/2006/wordml" xmlns:wps="http://schemas.microsoft.com/office/word/2010/wordprocessingShape" mc:Ignorable="w14 w15 w16se w16cid w16 w16cex w16sdtdh w16du wp14">
-  <w:abstractNum w:abstractNumId="0" w15:restartNumberingAfterBreak="0">
+<w:numbering xmlns:wpc="http://schemas.microsoft.com/office/word/2010/wordprocessingCanvas" xmlns:mc="http://schemas.openxmlformats.org/markup-compatibility/2006" xmlns:o="urn:schemas-microsoft-com:office:office" xmlns:r="http://schemas.openxmlformats.org/officeDocument/2006/relationships" xmlns:m="http://schemas.openxmlformats.org/officeDocument/2006/math" xmlns:v="urn:schemas-microsoft-com:vml" xmlns:wp14="http://schemas.microsoft.com/office/word/2010/wordprocessingDrawing" xmlns:wp="http://schemas.openxmlformats.org/drawingml/2006/wordprocessingDrawing" xmlns:w10="urn:schemas-microsoft-com:office:word" xmlns:w="http://schemas.openxmlformats.org/wordprocessingml/2006/main" xmlns:w14="http://schemas.microsoft.com/office/word/2010/wordml" xmlns:w15="http://schemas.microsoft.com/office/word/2012/wordml" xmlns:wpg="http://schemas.microsoft.com/office/word/2010/wordprocessingGroup" xmlns:wpi="http://schemas.microsoft.com/office/word/2010/wordprocessingInk" xmlns:wne="http://schemas.microsoft.com/office/word/2006/wordml" xmlns:wps="http://schemas.microsoft.com/office/word/2010/wordprocessingShape" mc:Ignorable="w14 w15 wp14">
+  <w:abstractNum w:abstractNumId="0">
     <w:nsid w:val="2B2F6D43"/>
     <w:multiLevelType w:val="hybridMultilevel"/>
     <w:tmpl w:val="066C9660"/>
@@ -14199,7 +14277,7 @@
       </w:rPr>
     </w:lvl>
   </w:abstractNum>
-  <w:abstractNum w:abstractNumId="1" w15:restartNumberingAfterBreak="0">
+  <w:abstractNum w:abstractNumId="1">
     <w:nsid w:val="2CD23955"/>
     <w:multiLevelType w:val="multilevel"/>
     <w:tmpl w:val="3CAA8F70"/>
@@ -14348,7 +14426,7 @@
       </w:rPr>
     </w:lvl>
   </w:abstractNum>
-  <w:abstractNum w:abstractNumId="2" w15:restartNumberingAfterBreak="0">
+  <w:abstractNum w:abstractNumId="2">
     <w:nsid w:val="3C5F5639"/>
     <w:multiLevelType w:val="hybridMultilevel"/>
     <w:tmpl w:val="31A4AA66"/>
@@ -14560,7 +14638,7 @@
       </w:rPr>
     </w:lvl>
   </w:abstractNum>
-  <w:abstractNum w:abstractNumId="3" w15:restartNumberingAfterBreak="0">
+  <w:abstractNum w:abstractNumId="3">
     <w:nsid w:val="4D533DEA"/>
     <w:multiLevelType w:val="multilevel"/>
     <w:tmpl w:val="F4483162"/>
@@ -14709,23 +14787,23 @@
       </w:rPr>
     </w:lvl>
   </w:abstractNum>
-  <w:num w:numId="1" w16cid:durableId="856700795">
+  <w:num w:numId="1">
     <w:abstractNumId w:val="2"/>
   </w:num>
-  <w:num w:numId="2" w16cid:durableId="1262958415">
+  <w:num w:numId="2">
     <w:abstractNumId w:val="0"/>
   </w:num>
-  <w:num w:numId="3" w16cid:durableId="416295191">
+  <w:num w:numId="3">
     <w:abstractNumId w:val="3"/>
   </w:num>
-  <w:num w:numId="4" w16cid:durableId="1680307499">
+  <w:num w:numId="4">
     <w:abstractNumId w:val="1"/>
   </w:num>
 </w:numbering>
 </file>
 
 <file path=word/styles.xml><?xml version="1.0" encoding="utf-8"?>
-<w:styles xmlns:mc="http://schemas.openxmlformats.org/markup-compatibility/2006" xmlns:r="http://schemas.openxmlformats.org/officeDocument/2006/relationships" xmlns:w="http://schemas.openxmlformats.org/wordprocessingml/2006/main" xmlns:w14="http://schemas.microsoft.com/office/word/2010/wordml" xmlns:w15="http://schemas.microsoft.com/office/word/2012/wordml" xmlns:w16cex="http://schemas.microsoft.com/office/word/2018/wordml/cex" xmlns:w16cid="http://schemas.microsoft.com/office/word/2016/wordml/cid" xmlns:w16="http://schemas.microsoft.com/office/word/2018/wordml" xmlns:w16du="http://schemas.microsoft.com/office/word/2023/wordml/word16du" xmlns:w16sdtdh="http://schemas.microsoft.com/office/word/2020/wordml/sdtdatahash" xmlns:w16se="http://schemas.microsoft.com/office/word/2015/wordml/symex" mc:Ignorable="w14 w15 w16se w16cid w16 w16cex w16sdtdh w16du">
+<w:styles xmlns:mc="http://schemas.openxmlformats.org/markup-compatibility/2006" xmlns:r="http://schemas.openxmlformats.org/officeDocument/2006/relationships" xmlns:w="http://schemas.openxmlformats.org/wordprocessingml/2006/main" xmlns:w14="http://schemas.microsoft.com/office/word/2010/wordml" xmlns:w15="http://schemas.microsoft.com/office/word/2012/wordml" mc:Ignorable="w14 w15">
   <w:docDefaults>
     <w:rPrDefault>
       <w:rPr>
@@ -14739,7 +14817,7 @@
       </w:pPr>
     </w:pPrDefault>
   </w:docDefaults>
-  <w:latentStyles w:defLockedState="0" w:defUIPriority="99" w:defSemiHidden="0" w:defUnhideWhenUsed="0" w:defQFormat="0" w:count="376">
+  <w:latentStyles w:defLockedState="0" w:defUIPriority="99" w:defSemiHidden="0" w:defUnhideWhenUsed="0" w:defQFormat="0" w:count="371">
     <w:lsdException w:name="Normal" w:uiPriority="0" w:qFormat="1"/>
     <w:lsdException w:name="heading 1" w:uiPriority="9" w:qFormat="1"/>
     <w:lsdException w:name="heading 2" w:semiHidden="1" w:uiPriority="9" w:unhideWhenUsed="1" w:qFormat="1"/>
@@ -15111,11 +15189,6 @@
     <w:lsdException w:name="List Table 5 Dark Accent 6" w:uiPriority="50"/>
     <w:lsdException w:name="List Table 6 Colorful Accent 6" w:uiPriority="51"/>
     <w:lsdException w:name="List Table 7 Colorful Accent 6" w:uiPriority="52"/>
-    <w:lsdException w:name="Mention" w:semiHidden="1" w:unhideWhenUsed="1"/>
-    <w:lsdException w:name="Smart Hyperlink" w:semiHidden="1" w:unhideWhenUsed="1"/>
-    <w:lsdException w:name="Hashtag" w:semiHidden="1" w:unhideWhenUsed="1"/>
-    <w:lsdException w:name="Unresolved Mention" w:semiHidden="1" w:unhideWhenUsed="1"/>
-    <w:lsdException w:name="Smart Link" w:semiHidden="1" w:unhideWhenUsed="1"/>
   </w:latentStyles>
   <w:style w:type="paragraph" w:default="1" w:styleId="Normal">
     <w:name w:val="Normal"/>
@@ -15334,7 +15407,6 @@
   <w:style w:type="character" w:default="1" w:styleId="DefaultParagraphFont">
     <w:name w:val="Default Paragraph Font"/>
     <w:uiPriority w:val="1"/>
-    <w:semiHidden/>
     <w:unhideWhenUsed/>
   </w:style>
   <w:style w:type="table" w:default="1" w:styleId="TableNormal">
@@ -15992,7 +16064,7 @@
       <w:szCs w:val="22"/>
     </w:rPr>
   </w:style>
-  <w:style w:type="character" w:styleId="UnresolvedMention">
+  <w:style w:type="character" w:customStyle="1" w:styleId="UnresolvedMention">
     <w:name w:val="Unresolved Mention"/>
     <w:basedOn w:val="DefaultParagraphFont"/>
     <w:uiPriority w:val="99"/>
@@ -16319,7 +16391,7 @@
 </file>
 
 <file path=customXml/itemProps1.xml><?xml version="1.0" encoding="utf-8"?>
-<ds:datastoreItem xmlns:ds="http://schemas.openxmlformats.org/officeDocument/2006/customXml" ds:itemID="{B3B4C38B-1893-4EC3-B064-69ADE325BBCB}">
+<ds:datastoreItem xmlns:ds="http://schemas.openxmlformats.org/officeDocument/2006/customXml" ds:itemID="{40852C82-CA47-48F4-A51F-B87C0A4D408F}">
   <ds:schemaRefs>
     <ds:schemaRef ds:uri="http://schemas.openxmlformats.org/officeDocument/2006/bibliography"/>
   </ds:schemaRefs>
